--- a/Notes/每日记录.docx
+++ b/Notes/每日记录.docx
@@ -4,16 +4,16 @@
   <w:body>
     <w:p>
       <w:pPr>
+        <w:pStyle w:val="4"/>
+        <w:bidi w:val="0"/>
         <w:jc w:val="center"/>
         <w:rPr>
-          <w:rFonts w:hint="eastAsia" w:asciiTheme="minorEastAsia" w:hAnsiTheme="minorEastAsia"/>
-          <w:sz w:val="24"/>
-        </w:rPr>
-      </w:pPr>
-      <w:r>
-        <w:rPr>
-          <w:rFonts w:hint="eastAsia" w:asciiTheme="minorEastAsia" w:hAnsiTheme="minorEastAsia"/>
-          <w:sz w:val="24"/>
+          <w:rFonts w:hint="eastAsia"/>
+        </w:rPr>
+      </w:pPr>
+      <w:r>
+        <w:rPr>
+          <w:rFonts w:hint="eastAsia"/>
         </w:rPr>
         <w:t>2026.5.20工作记录</w:t>
       </w:r>
@@ -26,8 +26,6 @@
           <w:sz w:val="24"/>
         </w:rPr>
       </w:pPr>
-      <w:bookmarkStart w:id="0" w:name="_GoBack"/>
-      <w:bookmarkEnd w:id="0"/>
     </w:p>
     <w:p>
       <w:pPr>
@@ -236,19 +234,31 @@
     </w:p>
     <w:p>
       <w:pPr>
-        <w:ind w:firstLine="480" w:firstLineChars="200"/>
+        <w:pStyle w:val="4"/>
+        <w:bidi w:val="0"/>
         <w:jc w:val="center"/>
         <w:rPr>
-          <w:rFonts w:hint="eastAsia" w:asciiTheme="minorEastAsia" w:hAnsiTheme="minorEastAsia"/>
-          <w:sz w:val="24"/>
-        </w:rPr>
-      </w:pPr>
-      <w:r>
-        <w:rPr>
-          <w:rFonts w:hint="eastAsia" w:asciiTheme="minorEastAsia" w:hAnsiTheme="minorEastAsia"/>
-          <w:sz w:val="24"/>
-        </w:rPr>
-        <w:t>2026.5.20工作记录</w:t>
+          <w:rFonts w:hint="eastAsia"/>
+        </w:rPr>
+      </w:pPr>
+      <w:r>
+        <w:rPr>
+          <w:rFonts w:hint="eastAsia"/>
+        </w:rPr>
+        <w:t>2026.5.2</w:t>
+      </w:r>
+      <w:r>
+        <w:rPr>
+          <w:rFonts w:hint="eastAsia"/>
+          <w:lang w:val="en-US" w:eastAsia="zh-CN"/>
+        </w:rPr>
+        <w:t>1</w:t>
+      </w:r>
+      <w:r>
+        <w:rPr>
+          <w:rFonts w:hint="eastAsia"/>
+        </w:rPr>
+        <w:t>工作记录</w:t>
       </w:r>
     </w:p>
     <w:p>
@@ -511,6 +521,354 @@
         <w:rPr>
           <w:rFonts w:hint="eastAsia" w:asciiTheme="minorEastAsia" w:hAnsiTheme="minorEastAsia"/>
           <w:sz w:val="24"/>
+        </w:rPr>
+        <w:sectPr>
+          <w:pgSz w:w="11906" w:h="16838"/>
+          <w:pgMar w:top="1440" w:right="1800" w:bottom="1440" w:left="1800" w:header="851" w:footer="992" w:gutter="0"/>
+          <w:cols w:space="425" w:num="1"/>
+          <w:docGrid w:type="lines" w:linePitch="312" w:charSpace="0"/>
+        </w:sectPr>
+      </w:pPr>
+    </w:p>
+    <w:p>
+      <w:pPr>
+        <w:pStyle w:val="4"/>
+        <w:bidi w:val="0"/>
+        <w:jc w:val="center"/>
+        <w:rPr>
+          <w:rFonts w:hint="eastAsia"/>
+        </w:rPr>
+      </w:pPr>
+      <w:r>
+        <w:rPr>
+          <w:rFonts w:hint="eastAsia"/>
+        </w:rPr>
+        <w:t>2026.5.2</w:t>
+      </w:r>
+      <w:r>
+        <w:rPr>
+          <w:rFonts w:hint="eastAsia"/>
+          <w:lang w:val="en-US" w:eastAsia="zh-CN"/>
+        </w:rPr>
+        <w:t>2</w:t>
+      </w:r>
+      <w:r>
+        <w:rPr>
+          <w:rFonts w:hint="eastAsia"/>
+        </w:rPr>
+        <w:t>工作记录</w:t>
+      </w:r>
+    </w:p>
+    <w:p>
+      <w:pPr>
+        <w:jc w:val="both"/>
+        <w:rPr>
+          <w:rFonts w:hint="eastAsia" w:asciiTheme="minorEastAsia" w:hAnsiTheme="minorEastAsia"/>
+          <w:sz w:val="24"/>
+          <w:lang w:val="en-US" w:eastAsia="zh-CN"/>
+        </w:rPr>
+      </w:pPr>
+      <w:r>
+        <w:rPr>
+          <w:rFonts w:hint="eastAsia" w:asciiTheme="minorEastAsia" w:hAnsiTheme="minorEastAsia"/>
+          <w:sz w:val="24"/>
+          <w:lang w:val="en-US" w:eastAsia="zh-CN"/>
+        </w:rPr>
+        <w:t>1、去了河北电机</w:t>
+      </w:r>
+    </w:p>
+    <w:p>
+      <w:pPr>
+        <w:jc w:val="both"/>
+        <w:rPr>
+          <w:rFonts w:hint="eastAsia" w:asciiTheme="minorEastAsia" w:hAnsiTheme="minorEastAsia"/>
+          <w:sz w:val="24"/>
+          <w:lang w:val="en-US" w:eastAsia="zh-CN"/>
+        </w:rPr>
+      </w:pPr>
+    </w:p>
+    <w:p>
+      <w:pPr>
+        <w:jc w:val="both"/>
+        <w:rPr>
+          <w:rFonts w:hint="eastAsia" w:asciiTheme="minorEastAsia" w:hAnsiTheme="minorEastAsia"/>
+          <w:sz w:val="24"/>
+          <w:lang w:val="en-US" w:eastAsia="zh-CN"/>
+        </w:rPr>
+      </w:pPr>
+    </w:p>
+    <w:p>
+      <w:pPr>
+        <w:jc w:val="both"/>
+        <w:rPr>
+          <w:rFonts w:hint="eastAsia" w:asciiTheme="minorEastAsia" w:hAnsiTheme="minorEastAsia"/>
+          <w:sz w:val="24"/>
+          <w:lang w:val="en-US" w:eastAsia="zh-CN"/>
+        </w:rPr>
+      </w:pPr>
+    </w:p>
+    <w:p>
+      <w:pPr>
+        <w:jc w:val="both"/>
+        <w:rPr>
+          <w:rFonts w:hint="eastAsia" w:asciiTheme="minorEastAsia" w:hAnsiTheme="minorEastAsia"/>
+          <w:sz w:val="24"/>
+          <w:lang w:val="en-US" w:eastAsia="zh-CN"/>
+        </w:rPr>
+      </w:pPr>
+    </w:p>
+    <w:p>
+      <w:pPr>
+        <w:jc w:val="both"/>
+        <w:rPr>
+          <w:rFonts w:hint="eastAsia" w:asciiTheme="minorEastAsia" w:hAnsiTheme="minorEastAsia"/>
+          <w:sz w:val="24"/>
+          <w:lang w:val="en-US" w:eastAsia="zh-CN"/>
+        </w:rPr>
+      </w:pPr>
+    </w:p>
+    <w:p>
+      <w:pPr>
+        <w:jc w:val="both"/>
+        <w:rPr>
+          <w:rFonts w:hint="eastAsia" w:asciiTheme="minorEastAsia" w:hAnsiTheme="minorEastAsia"/>
+          <w:sz w:val="24"/>
+          <w:lang w:val="en-US" w:eastAsia="zh-CN"/>
+        </w:rPr>
+      </w:pPr>
+    </w:p>
+    <w:p>
+      <w:pPr>
+        <w:bidi w:val="0"/>
+        <w:rPr>
+          <w:rFonts w:hint="default"/>
+          <w:lang w:val="en-US" w:eastAsia="zh-CN"/>
+        </w:rPr>
+      </w:pPr>
+    </w:p>
+    <w:p>
+      <w:pPr>
+        <w:bidi w:val="0"/>
+        <w:rPr>
+          <w:rFonts w:hint="default"/>
+          <w:lang w:val="en-US" w:eastAsia="zh-CN"/>
+        </w:rPr>
+        <w:sectPr>
+          <w:pgSz w:w="11906" w:h="16838"/>
+          <w:pgMar w:top="1440" w:right="1800" w:bottom="1440" w:left="1800" w:header="851" w:footer="992" w:gutter="0"/>
+          <w:cols w:space="425" w:num="1"/>
+          <w:docGrid w:type="lines" w:linePitch="312" w:charSpace="0"/>
+        </w:sectPr>
+      </w:pPr>
+    </w:p>
+    <w:p>
+      <w:pPr>
+        <w:pStyle w:val="4"/>
+        <w:bidi w:val="0"/>
+        <w:jc w:val="center"/>
+        <w:rPr>
+          <w:rFonts w:hint="eastAsia"/>
+        </w:rPr>
+      </w:pPr>
+      <w:r>
+        <w:rPr>
+          <w:rFonts w:hint="eastAsia"/>
+        </w:rPr>
+        <w:t>2026.5.2</w:t>
+      </w:r>
+      <w:r>
+        <w:rPr>
+          <w:rFonts w:hint="eastAsia"/>
+          <w:lang w:val="en-US" w:eastAsia="zh-CN"/>
+        </w:rPr>
+        <w:t>3</w:t>
+      </w:r>
+      <w:bookmarkStart w:id="0" w:name="_GoBack"/>
+      <w:bookmarkEnd w:id="0"/>
+      <w:r>
+        <w:rPr>
+          <w:rFonts w:hint="eastAsia"/>
+        </w:rPr>
+        <w:t>工作记录</w:t>
+      </w:r>
+    </w:p>
+    <w:p>
+      <w:pPr>
+        <w:bidi w:val="0"/>
+        <w:rPr>
+          <w:rFonts w:hint="default"/>
+          <w:lang w:val="en-US" w:eastAsia="zh-CN"/>
+        </w:rPr>
+      </w:pPr>
+    </w:p>
+    <w:p>
+      <w:pPr>
+        <w:bidi w:val="0"/>
+        <w:rPr>
+          <w:rFonts w:hint="default"/>
+          <w:lang w:val="en-US" w:eastAsia="zh-CN"/>
+        </w:rPr>
+      </w:pPr>
+    </w:p>
+    <w:p>
+      <w:pPr>
+        <w:bidi w:val="0"/>
+        <w:rPr>
+          <w:rFonts w:hint="default"/>
+          <w:lang w:val="en-US" w:eastAsia="zh-CN"/>
+        </w:rPr>
+      </w:pPr>
+    </w:p>
+    <w:p>
+      <w:pPr>
+        <w:bidi w:val="0"/>
+        <w:rPr>
+          <w:rFonts w:hint="default"/>
+          <w:lang w:val="en-US" w:eastAsia="zh-CN"/>
+        </w:rPr>
+      </w:pPr>
+    </w:p>
+    <w:p>
+      <w:pPr>
+        <w:bidi w:val="0"/>
+        <w:rPr>
+          <w:rFonts w:hint="default"/>
+          <w:lang w:val="en-US" w:eastAsia="zh-CN"/>
+        </w:rPr>
+      </w:pPr>
+    </w:p>
+    <w:p>
+      <w:pPr>
+        <w:bidi w:val="0"/>
+        <w:rPr>
+          <w:rFonts w:hint="default"/>
+          <w:lang w:val="en-US" w:eastAsia="zh-CN"/>
+        </w:rPr>
+      </w:pPr>
+    </w:p>
+    <w:p>
+      <w:pPr>
+        <w:bidi w:val="0"/>
+        <w:rPr>
+          <w:rFonts w:hint="default"/>
+          <w:lang w:val="en-US" w:eastAsia="zh-CN"/>
+        </w:rPr>
+      </w:pPr>
+    </w:p>
+    <w:p>
+      <w:pPr>
+        <w:bidi w:val="0"/>
+        <w:rPr>
+          <w:rFonts w:hint="default"/>
+          <w:lang w:val="en-US" w:eastAsia="zh-CN"/>
+        </w:rPr>
+      </w:pPr>
+    </w:p>
+    <w:p>
+      <w:pPr>
+        <w:bidi w:val="0"/>
+        <w:rPr>
+          <w:rFonts w:hint="default"/>
+          <w:lang w:val="en-US" w:eastAsia="zh-CN"/>
+        </w:rPr>
+      </w:pPr>
+    </w:p>
+    <w:p>
+      <w:pPr>
+        <w:bidi w:val="0"/>
+        <w:rPr>
+          <w:rFonts w:hint="default"/>
+          <w:lang w:val="en-US" w:eastAsia="zh-CN"/>
+        </w:rPr>
+      </w:pPr>
+    </w:p>
+    <w:p>
+      <w:pPr>
+        <w:bidi w:val="0"/>
+        <w:rPr>
+          <w:rFonts w:hint="default"/>
+          <w:lang w:val="en-US" w:eastAsia="zh-CN"/>
+        </w:rPr>
+      </w:pPr>
+    </w:p>
+    <w:p>
+      <w:pPr>
+        <w:bidi w:val="0"/>
+        <w:rPr>
+          <w:rFonts w:hint="default"/>
+          <w:lang w:val="en-US" w:eastAsia="zh-CN"/>
+        </w:rPr>
+      </w:pPr>
+    </w:p>
+    <w:p>
+      <w:pPr>
+        <w:bidi w:val="0"/>
+        <w:rPr>
+          <w:rFonts w:hint="default"/>
+          <w:lang w:val="en-US" w:eastAsia="zh-CN"/>
+        </w:rPr>
+      </w:pPr>
+    </w:p>
+    <w:p>
+      <w:pPr>
+        <w:bidi w:val="0"/>
+        <w:rPr>
+          <w:rFonts w:hint="default"/>
+          <w:lang w:val="en-US" w:eastAsia="zh-CN"/>
+        </w:rPr>
+      </w:pPr>
+    </w:p>
+    <w:p>
+      <w:pPr>
+        <w:bidi w:val="0"/>
+        <w:rPr>
+          <w:rFonts w:hint="default"/>
+          <w:lang w:val="en-US" w:eastAsia="zh-CN"/>
+        </w:rPr>
+      </w:pPr>
+    </w:p>
+    <w:p>
+      <w:pPr>
+        <w:bidi w:val="0"/>
+        <w:rPr>
+          <w:rFonts w:hint="default"/>
+          <w:lang w:val="en-US" w:eastAsia="zh-CN"/>
+        </w:rPr>
+      </w:pPr>
+    </w:p>
+    <w:p>
+      <w:pPr>
+        <w:bidi w:val="0"/>
+        <w:rPr>
+          <w:rFonts w:hint="default"/>
+          <w:lang w:val="en-US" w:eastAsia="zh-CN"/>
+        </w:rPr>
+      </w:pPr>
+    </w:p>
+    <w:p>
+      <w:pPr>
+        <w:bidi w:val="0"/>
+        <w:rPr>
+          <w:rFonts w:hint="default"/>
+          <w:lang w:val="en-US" w:eastAsia="zh-CN"/>
+        </w:rPr>
+      </w:pPr>
+    </w:p>
+    <w:p>
+      <w:pPr>
+        <w:bidi w:val="0"/>
+        <w:rPr>
+          <w:rFonts w:hint="default"/>
+          <w:lang w:val="en-US" w:eastAsia="zh-CN"/>
+        </w:rPr>
+      </w:pPr>
+    </w:p>
+    <w:p>
+      <w:pPr>
+        <w:bidi w:val="0"/>
+        <w:rPr>
+          <w:rFonts w:hint="default"/>
+          <w:lang w:val="en-US" w:eastAsia="zh-CN"/>
         </w:rPr>
       </w:pPr>
     </w:p>
@@ -539,9 +897,9 @@
     <w:lsdException w:qFormat="1" w:unhideWhenUsed="0" w:uiPriority="0" w:semiHidden="0" w:name="heading 1"/>
     <w:lsdException w:qFormat="1" w:uiPriority="0" w:name="heading 2"/>
     <w:lsdException w:qFormat="1" w:uiPriority="0" w:name="heading 3"/>
-    <w:lsdException w:qFormat="1" w:uiPriority="0" w:name="heading 4"/>
-    <w:lsdException w:qFormat="1" w:uiPriority="0" w:name="heading 5"/>
-    <w:lsdException w:qFormat="1" w:uiPriority="0" w:name="heading 6"/>
+    <w:lsdException w:qFormat="1" w:uiPriority="0" w:semiHidden="0" w:name="heading 4"/>
+    <w:lsdException w:qFormat="1" w:uiPriority="0" w:semiHidden="0" w:name="heading 5"/>
+    <w:lsdException w:qFormat="1" w:uiPriority="0" w:semiHidden="0" w:name="heading 6"/>
     <w:lsdException w:qFormat="1" w:uiPriority="0" w:name="heading 7"/>
     <w:lsdException w:qFormat="1" w:uiPriority="0" w:name="heading 8"/>
     <w:lsdException w:qFormat="1" w:uiPriority="0" w:name="heading 9"/>
@@ -800,13 +1158,69 @@
       <w:lang w:val="en-US" w:eastAsia="zh-CN" w:bidi="ar-SA"/>
     </w:rPr>
   </w:style>
-  <w:style w:type="character" w:default="1" w:styleId="3">
+  <w:style w:type="paragraph" w:styleId="2">
+    <w:name w:val="heading 4"/>
+    <w:basedOn w:val="1"/>
+    <w:next w:val="1"/>
+    <w:unhideWhenUsed/>
+    <w:qFormat/>
+    <w:uiPriority w:val="0"/>
+    <w:pPr>
+      <w:keepNext/>
+      <w:keepLines/>
+      <w:spacing w:before="280" w:beforeLines="0" w:beforeAutospacing="0" w:after="290" w:afterLines="0" w:afterAutospacing="0" w:line="372" w:lineRule="auto"/>
+      <w:outlineLvl w:val="3"/>
+    </w:pPr>
+    <w:rPr>
+      <w:rFonts w:ascii="Arial" w:hAnsi="Arial" w:eastAsia="黑体"/>
+      <w:b/>
+      <w:sz w:val="28"/>
+    </w:rPr>
+  </w:style>
+  <w:style w:type="paragraph" w:styleId="3">
+    <w:name w:val="heading 5"/>
+    <w:basedOn w:val="1"/>
+    <w:next w:val="1"/>
+    <w:unhideWhenUsed/>
+    <w:qFormat/>
+    <w:uiPriority w:val="0"/>
+    <w:pPr>
+      <w:keepNext/>
+      <w:keepLines/>
+      <w:spacing w:before="280" w:beforeLines="0" w:beforeAutospacing="0" w:after="290" w:afterLines="0" w:afterAutospacing="0" w:line="372" w:lineRule="auto"/>
+      <w:outlineLvl w:val="4"/>
+    </w:pPr>
+    <w:rPr>
+      <w:b/>
+      <w:sz w:val="28"/>
+    </w:rPr>
+  </w:style>
+  <w:style w:type="paragraph" w:styleId="4">
+    <w:name w:val="heading 6"/>
+    <w:basedOn w:val="1"/>
+    <w:next w:val="1"/>
+    <w:unhideWhenUsed/>
+    <w:qFormat/>
+    <w:uiPriority w:val="0"/>
+    <w:pPr>
+      <w:keepNext/>
+      <w:keepLines/>
+      <w:spacing w:before="240" w:beforeLines="0" w:beforeAutospacing="0" w:after="64" w:afterLines="0" w:afterAutospacing="0" w:line="317" w:lineRule="auto"/>
+      <w:outlineLvl w:val="5"/>
+    </w:pPr>
+    <w:rPr>
+      <w:rFonts w:ascii="Arial" w:hAnsi="Arial" w:eastAsia="黑体"/>
+      <w:b/>
+      <w:sz w:val="24"/>
+    </w:rPr>
+  </w:style>
+  <w:style w:type="character" w:default="1" w:styleId="6">
     <w:name w:val="Default Paragraph Font"/>
     <w:semiHidden/>
     <w:unhideWhenUsed/>
     <w:uiPriority w:val="1"/>
   </w:style>
-  <w:style w:type="table" w:default="1" w:styleId="2">
+  <w:style w:type="table" w:default="1" w:styleId="5">
     <w:name w:val="Normal Table"/>
     <w:semiHidden/>
     <w:unhideWhenUsed/>

--- a/Notes/每日记录.docx
+++ b/Notes/每日记录.docx
@@ -563,18 +563,18 @@
       <w:pPr>
         <w:jc w:val="both"/>
         <w:rPr>
-          <w:rFonts w:hint="eastAsia" w:asciiTheme="minorEastAsia" w:hAnsiTheme="minorEastAsia"/>
-          <w:sz w:val="24"/>
-          <w:lang w:val="en-US" w:eastAsia="zh-CN"/>
-        </w:rPr>
-      </w:pPr>
-      <w:r>
-        <w:rPr>
-          <w:rFonts w:hint="eastAsia" w:asciiTheme="minorEastAsia" w:hAnsiTheme="minorEastAsia"/>
-          <w:sz w:val="24"/>
-          <w:lang w:val="en-US" w:eastAsia="zh-CN"/>
-        </w:rPr>
-        <w:t>1、去了河北电机</w:t>
+          <w:rFonts w:hint="default" w:asciiTheme="minorEastAsia" w:hAnsiTheme="minorEastAsia"/>
+          <w:sz w:val="24"/>
+          <w:lang w:val="en-US" w:eastAsia="zh-CN"/>
+        </w:rPr>
+      </w:pPr>
+      <w:r>
+        <w:rPr>
+          <w:rFonts w:hint="eastAsia" w:asciiTheme="minorEastAsia" w:hAnsiTheme="minorEastAsia"/>
+          <w:sz w:val="24"/>
+          <w:lang w:val="en-US" w:eastAsia="zh-CN"/>
+        </w:rPr>
+        <w:t>1、去了河北电机，了解了设备相关操作及配置，查看了型式试验的客户现场。</w:t>
       </w:r>
     </w:p>
     <w:p>
@@ -683,173 +683,327 @@
         </w:rPr>
         <w:t>3</w:t>
       </w:r>
+      <w:r>
+        <w:rPr>
+          <w:rFonts w:hint="eastAsia"/>
+        </w:rPr>
+        <w:t>工作记录</w:t>
+      </w:r>
+    </w:p>
+    <w:p>
+      <w:pPr>
+        <w:bidi w:val="0"/>
+        <w:rPr>
+          <w:rFonts w:hint="eastAsia"/>
+          <w:sz w:val="24"/>
+          <w:szCs w:val="32"/>
+          <w:lang w:val="en-US" w:eastAsia="zh-CN"/>
+        </w:rPr>
+      </w:pPr>
+      <w:r>
+        <w:rPr>
+          <w:rFonts w:hint="eastAsia"/>
+          <w:sz w:val="24"/>
+          <w:szCs w:val="32"/>
+          <w:lang w:val="en-US" w:eastAsia="zh-CN"/>
+        </w:rPr>
+        <w:t>1、在UI界面设置了表格布局。</w:t>
+      </w:r>
+    </w:p>
+    <w:p>
+      <w:pPr>
+        <w:bidi w:val="0"/>
+        <w:rPr>
+          <w:rFonts w:hint="eastAsia"/>
+          <w:sz w:val="24"/>
+          <w:szCs w:val="32"/>
+          <w:lang w:val="en-US" w:eastAsia="zh-CN"/>
+        </w:rPr>
+      </w:pPr>
+      <w:r>
+        <w:rPr>
+          <w:rFonts w:hint="eastAsia"/>
+          <w:sz w:val="24"/>
+          <w:szCs w:val="32"/>
+          <w:lang w:val="en-US" w:eastAsia="zh-CN"/>
+        </w:rPr>
+        <w:t>2、编写了表格初始化逻辑。</w:t>
+      </w:r>
+    </w:p>
+    <w:p>
+      <w:pPr>
+        <w:bidi w:val="0"/>
+        <w:rPr>
+          <w:rFonts w:hint="eastAsia"/>
+          <w:sz w:val="24"/>
+          <w:szCs w:val="32"/>
+          <w:lang w:val="en-US" w:eastAsia="zh-CN"/>
+        </w:rPr>
+      </w:pPr>
+      <w:r>
+        <w:rPr>
+          <w:rFonts w:hint="eastAsia"/>
+          <w:sz w:val="24"/>
+          <w:szCs w:val="32"/>
+          <w:lang w:val="en-US" w:eastAsia="zh-CN"/>
+        </w:rPr>
+        <w:t>3、对原来由Dubug输出数据模式，换为由表格更新数据的模式。</w:t>
+      </w:r>
+    </w:p>
+    <w:p>
+      <w:pPr>
+        <w:bidi w:val="0"/>
+        <w:rPr>
+          <w:rFonts w:hint="eastAsia"/>
+          <w:sz w:val="24"/>
+          <w:szCs w:val="32"/>
+          <w:lang w:val="en-US" w:eastAsia="zh-CN"/>
+        </w:rPr>
+      </w:pPr>
+      <w:r>
+        <w:rPr>
+          <w:rFonts w:hint="eastAsia"/>
+          <w:sz w:val="24"/>
+          <w:szCs w:val="32"/>
+          <w:lang w:val="en-US" w:eastAsia="zh-CN"/>
+        </w:rPr>
+        <w:t>4、对表格更新数据逻辑代码进行了编写。</w:t>
+      </w:r>
+    </w:p>
+    <w:p>
+      <w:pPr>
+        <w:bidi w:val="0"/>
+        <w:rPr>
+          <w:rFonts w:hint="eastAsia"/>
+          <w:sz w:val="24"/>
+          <w:szCs w:val="32"/>
+          <w:lang w:val="en-US" w:eastAsia="zh-CN"/>
+        </w:rPr>
+      </w:pPr>
+      <w:r>
+        <w:rPr>
+          <w:rFonts w:hint="eastAsia"/>
+          <w:sz w:val="24"/>
+          <w:szCs w:val="32"/>
+          <w:lang w:val="en-US" w:eastAsia="zh-CN"/>
+        </w:rPr>
+        <w:t>5、添加了浮点类型微调框和复选框及其代码编写，实现了在设备运行期间可以</w:t>
+      </w:r>
       <w:bookmarkStart w:id="0" w:name="_GoBack"/>
       <w:bookmarkEnd w:id="0"/>
       <w:r>
         <w:rPr>
           <w:rFonts w:hint="eastAsia"/>
-        </w:rPr>
-        <w:t>工作记录</w:t>
-      </w:r>
-    </w:p>
-    <w:p>
-      <w:pPr>
-        <w:bidi w:val="0"/>
-        <w:rPr>
-          <w:rFonts w:hint="default"/>
-          <w:lang w:val="en-US" w:eastAsia="zh-CN"/>
-        </w:rPr>
-      </w:pPr>
-    </w:p>
-    <w:p>
-      <w:pPr>
-        <w:bidi w:val="0"/>
-        <w:rPr>
-          <w:rFonts w:hint="default"/>
-          <w:lang w:val="en-US" w:eastAsia="zh-CN"/>
-        </w:rPr>
-      </w:pPr>
-    </w:p>
-    <w:p>
-      <w:pPr>
-        <w:bidi w:val="0"/>
-        <w:rPr>
-          <w:rFonts w:hint="default"/>
-          <w:lang w:val="en-US" w:eastAsia="zh-CN"/>
-        </w:rPr>
-      </w:pPr>
-    </w:p>
-    <w:p>
-      <w:pPr>
-        <w:bidi w:val="0"/>
-        <w:rPr>
-          <w:rFonts w:hint="default"/>
-          <w:lang w:val="en-US" w:eastAsia="zh-CN"/>
-        </w:rPr>
-      </w:pPr>
-    </w:p>
-    <w:p>
-      <w:pPr>
-        <w:bidi w:val="0"/>
-        <w:rPr>
-          <w:rFonts w:hint="default"/>
-          <w:lang w:val="en-US" w:eastAsia="zh-CN"/>
-        </w:rPr>
-      </w:pPr>
-    </w:p>
-    <w:p>
-      <w:pPr>
-        <w:bidi w:val="0"/>
-        <w:rPr>
-          <w:rFonts w:hint="default"/>
-          <w:lang w:val="en-US" w:eastAsia="zh-CN"/>
-        </w:rPr>
-      </w:pPr>
-    </w:p>
-    <w:p>
-      <w:pPr>
-        <w:bidi w:val="0"/>
-        <w:rPr>
-          <w:rFonts w:hint="default"/>
-          <w:lang w:val="en-US" w:eastAsia="zh-CN"/>
-        </w:rPr>
-      </w:pPr>
-    </w:p>
-    <w:p>
-      <w:pPr>
-        <w:bidi w:val="0"/>
-        <w:rPr>
-          <w:rFonts w:hint="default"/>
-          <w:lang w:val="en-US" w:eastAsia="zh-CN"/>
-        </w:rPr>
-      </w:pPr>
-    </w:p>
-    <w:p>
-      <w:pPr>
-        <w:bidi w:val="0"/>
-        <w:rPr>
-          <w:rFonts w:hint="default"/>
-          <w:lang w:val="en-US" w:eastAsia="zh-CN"/>
-        </w:rPr>
-      </w:pPr>
-    </w:p>
-    <w:p>
-      <w:pPr>
-        <w:bidi w:val="0"/>
-        <w:rPr>
-          <w:rFonts w:hint="default"/>
-          <w:lang w:val="en-US" w:eastAsia="zh-CN"/>
-        </w:rPr>
-      </w:pPr>
-    </w:p>
-    <w:p>
-      <w:pPr>
-        <w:bidi w:val="0"/>
-        <w:rPr>
-          <w:rFonts w:hint="default"/>
-          <w:lang w:val="en-US" w:eastAsia="zh-CN"/>
-        </w:rPr>
-      </w:pPr>
-    </w:p>
-    <w:p>
-      <w:pPr>
-        <w:bidi w:val="0"/>
-        <w:rPr>
-          <w:rFonts w:hint="default"/>
-          <w:lang w:val="en-US" w:eastAsia="zh-CN"/>
-        </w:rPr>
-      </w:pPr>
-    </w:p>
-    <w:p>
-      <w:pPr>
-        <w:bidi w:val="0"/>
-        <w:rPr>
-          <w:rFonts w:hint="default"/>
-          <w:lang w:val="en-US" w:eastAsia="zh-CN"/>
-        </w:rPr>
-      </w:pPr>
-    </w:p>
-    <w:p>
-      <w:pPr>
-        <w:bidi w:val="0"/>
-        <w:rPr>
-          <w:rFonts w:hint="default"/>
-          <w:lang w:val="en-US" w:eastAsia="zh-CN"/>
-        </w:rPr>
-      </w:pPr>
-    </w:p>
-    <w:p>
-      <w:pPr>
-        <w:bidi w:val="0"/>
-        <w:rPr>
-          <w:rFonts w:hint="default"/>
-          <w:lang w:val="en-US" w:eastAsia="zh-CN"/>
-        </w:rPr>
-      </w:pPr>
-    </w:p>
-    <w:p>
-      <w:pPr>
-        <w:bidi w:val="0"/>
-        <w:rPr>
-          <w:rFonts w:hint="default"/>
-          <w:lang w:val="en-US" w:eastAsia="zh-CN"/>
-        </w:rPr>
-      </w:pPr>
-    </w:p>
-    <w:p>
-      <w:pPr>
-        <w:bidi w:val="0"/>
-        <w:rPr>
-          <w:rFonts w:hint="default"/>
-          <w:lang w:val="en-US" w:eastAsia="zh-CN"/>
-        </w:rPr>
-      </w:pPr>
-    </w:p>
-    <w:p>
-      <w:pPr>
-        <w:bidi w:val="0"/>
-        <w:rPr>
-          <w:rFonts w:hint="default"/>
+          <w:sz w:val="24"/>
+          <w:szCs w:val="32"/>
+          <w:lang w:val="en-US" w:eastAsia="zh-CN"/>
+        </w:rPr>
+        <w:t>实时调整数据的功能。</w:t>
+      </w:r>
+    </w:p>
+    <w:p>
+      <w:pPr>
+        <w:bidi w:val="0"/>
+        <w:rPr>
+          <w:rFonts w:hint="default"/>
+          <w:sz w:val="24"/>
+          <w:szCs w:val="32"/>
+          <w:lang w:val="en-US" w:eastAsia="zh-CN"/>
+        </w:rPr>
+      </w:pPr>
+      <w:r>
+        <w:rPr>
+          <w:rFonts w:hint="eastAsia"/>
+          <w:sz w:val="24"/>
+          <w:szCs w:val="32"/>
+          <w:lang w:val="en-US" w:eastAsia="zh-CN"/>
+        </w:rPr>
+        <w:t>6、增加了Line Edit文本编辑器用于显示当前修改后的转速rpm。</w:t>
+      </w:r>
+    </w:p>
+    <w:p>
+      <w:pPr>
+        <w:bidi w:val="0"/>
+        <w:rPr>
+          <w:rFonts w:hint="default"/>
+          <w:sz w:val="24"/>
+          <w:szCs w:val="32"/>
+          <w:lang w:val="en-US" w:eastAsia="zh-CN"/>
+        </w:rPr>
+      </w:pPr>
+    </w:p>
+    <w:p>
+      <w:pPr>
+        <w:bidi w:val="0"/>
+        <w:rPr>
+          <w:rFonts w:hint="default"/>
+          <w:sz w:val="24"/>
+          <w:szCs w:val="32"/>
+          <w:lang w:val="en-US" w:eastAsia="zh-CN"/>
+        </w:rPr>
+      </w:pPr>
+    </w:p>
+    <w:p>
+      <w:pPr>
+        <w:bidi w:val="0"/>
+        <w:rPr>
+          <w:rFonts w:hint="default"/>
+          <w:sz w:val="24"/>
+          <w:szCs w:val="32"/>
+          <w:lang w:val="en-US" w:eastAsia="zh-CN"/>
+        </w:rPr>
+      </w:pPr>
+    </w:p>
+    <w:p>
+      <w:pPr>
+        <w:bidi w:val="0"/>
+        <w:rPr>
+          <w:rFonts w:hint="default"/>
+          <w:sz w:val="24"/>
+          <w:szCs w:val="32"/>
+          <w:lang w:val="en-US" w:eastAsia="zh-CN"/>
+        </w:rPr>
+      </w:pPr>
+    </w:p>
+    <w:p>
+      <w:pPr>
+        <w:bidi w:val="0"/>
+        <w:rPr>
+          <w:rFonts w:hint="default"/>
+          <w:sz w:val="24"/>
+          <w:szCs w:val="32"/>
+          <w:lang w:val="en-US" w:eastAsia="zh-CN"/>
+        </w:rPr>
+      </w:pPr>
+    </w:p>
+    <w:p>
+      <w:pPr>
+        <w:bidi w:val="0"/>
+        <w:rPr>
+          <w:rFonts w:hint="default"/>
+          <w:sz w:val="24"/>
+          <w:szCs w:val="32"/>
+          <w:lang w:val="en-US" w:eastAsia="zh-CN"/>
+        </w:rPr>
+      </w:pPr>
+    </w:p>
+    <w:p>
+      <w:pPr>
+        <w:bidi w:val="0"/>
+        <w:rPr>
+          <w:rFonts w:hint="default"/>
+          <w:sz w:val="24"/>
+          <w:szCs w:val="32"/>
+          <w:lang w:val="en-US" w:eastAsia="zh-CN"/>
+        </w:rPr>
+      </w:pPr>
+    </w:p>
+    <w:p>
+      <w:pPr>
+        <w:bidi w:val="0"/>
+        <w:rPr>
+          <w:rFonts w:hint="default"/>
+          <w:sz w:val="24"/>
+          <w:szCs w:val="32"/>
+          <w:lang w:val="en-US" w:eastAsia="zh-CN"/>
+        </w:rPr>
+      </w:pPr>
+    </w:p>
+    <w:p>
+      <w:pPr>
+        <w:bidi w:val="0"/>
+        <w:rPr>
+          <w:rFonts w:hint="default"/>
+          <w:sz w:val="24"/>
+          <w:szCs w:val="32"/>
+          <w:lang w:val="en-US" w:eastAsia="zh-CN"/>
+        </w:rPr>
+      </w:pPr>
+    </w:p>
+    <w:p>
+      <w:pPr>
+        <w:bidi w:val="0"/>
+        <w:rPr>
+          <w:rFonts w:hint="default"/>
+          <w:sz w:val="24"/>
+          <w:szCs w:val="32"/>
+          <w:lang w:val="en-US" w:eastAsia="zh-CN"/>
+        </w:rPr>
+      </w:pPr>
+    </w:p>
+    <w:p>
+      <w:pPr>
+        <w:bidi w:val="0"/>
+        <w:rPr>
+          <w:rFonts w:hint="default"/>
+          <w:sz w:val="24"/>
+          <w:szCs w:val="32"/>
+          <w:lang w:val="en-US" w:eastAsia="zh-CN"/>
+        </w:rPr>
+      </w:pPr>
+    </w:p>
+    <w:p>
+      <w:pPr>
+        <w:bidi w:val="0"/>
+        <w:rPr>
+          <w:rFonts w:hint="default"/>
+          <w:sz w:val="24"/>
+          <w:szCs w:val="32"/>
+          <w:lang w:val="en-US" w:eastAsia="zh-CN"/>
+        </w:rPr>
+      </w:pPr>
+    </w:p>
+    <w:p>
+      <w:pPr>
+        <w:bidi w:val="0"/>
+        <w:rPr>
+          <w:rFonts w:hint="default"/>
+          <w:sz w:val="24"/>
+          <w:szCs w:val="32"/>
+          <w:lang w:val="en-US" w:eastAsia="zh-CN"/>
+        </w:rPr>
+      </w:pPr>
+    </w:p>
+    <w:p>
+      <w:pPr>
+        <w:bidi w:val="0"/>
+        <w:rPr>
+          <w:rFonts w:hint="default"/>
+          <w:sz w:val="24"/>
+          <w:szCs w:val="32"/>
+          <w:lang w:val="en-US" w:eastAsia="zh-CN"/>
+        </w:rPr>
+      </w:pPr>
+    </w:p>
+    <w:p>
+      <w:pPr>
+        <w:bidi w:val="0"/>
+        <w:rPr>
+          <w:rFonts w:hint="default"/>
+          <w:sz w:val="24"/>
+          <w:szCs w:val="32"/>
+          <w:lang w:val="en-US" w:eastAsia="zh-CN"/>
+        </w:rPr>
+      </w:pPr>
+    </w:p>
+    <w:p>
+      <w:pPr>
+        <w:bidi w:val="0"/>
+        <w:rPr>
+          <w:rFonts w:hint="default"/>
+          <w:sz w:val="24"/>
+          <w:szCs w:val="32"/>
+          <w:lang w:val="en-US" w:eastAsia="zh-CN"/>
+        </w:rPr>
+      </w:pPr>
+    </w:p>
+    <w:p>
+      <w:pPr>
+        <w:bidi w:val="0"/>
+        <w:rPr>
+          <w:rFonts w:hint="default"/>
+          <w:sz w:val="24"/>
+          <w:szCs w:val="32"/>
           <w:lang w:val="en-US" w:eastAsia="zh-CN"/>
         </w:rPr>
       </w:pPr>
@@ -996,7 +1150,7 @@
     <w:lsdException w:unhideWhenUsed="0" w:uiPriority="0" w:semiHidden="0" w:name="HTML Sample"/>
     <w:lsdException w:unhideWhenUsed="0" w:uiPriority="0" w:semiHidden="0" w:name="HTML Typewriter"/>
     <w:lsdException w:unhideWhenUsed="0" w:uiPriority="0" w:semiHidden="0" w:name="HTML Variable"/>
-    <w:lsdException w:uiPriority="99" w:name="Normal Table"/>
+    <w:lsdException w:qFormat="1" w:uiPriority="99" w:name="Normal Table"/>
     <w:lsdException w:unhideWhenUsed="0" w:uiPriority="0" w:semiHidden="0" w:name="annotation subject"/>
     <w:lsdException w:uiPriority="0" w:name="Table Simple 1"/>
     <w:lsdException w:uiPriority="0" w:name="Table Simple 2"/>
@@ -1224,6 +1378,7 @@
     <w:name w:val="Normal Table"/>
     <w:semiHidden/>
     <w:unhideWhenUsed/>
+    <w:qFormat/>
     <w:uiPriority w:val="99"/>
     <w:tblPr>
       <w:tblCellMar>

--- a/Notes/每日记录.docx
+++ b/Notes/每日记录.docx
@@ -774,248 +774,314 @@
       <w:pPr>
         <w:bidi w:val="0"/>
         <w:rPr>
-          <w:rFonts w:hint="eastAsia"/>
-          <w:sz w:val="24"/>
-          <w:szCs w:val="32"/>
-          <w:lang w:val="en-US" w:eastAsia="zh-CN"/>
-        </w:rPr>
-      </w:pPr>
-      <w:r>
-        <w:rPr>
-          <w:rFonts w:hint="eastAsia"/>
-          <w:sz w:val="24"/>
-          <w:szCs w:val="32"/>
-          <w:lang w:val="en-US" w:eastAsia="zh-CN"/>
-        </w:rPr>
-        <w:t>5、添加了浮点类型微调框和复选框及其代码编写，实现了在设备运行期间可以</w:t>
-      </w:r>
+          <w:rFonts w:hint="default"/>
+          <w:sz w:val="24"/>
+          <w:szCs w:val="32"/>
+          <w:lang w:val="en-US" w:eastAsia="zh-CN"/>
+        </w:rPr>
+      </w:pPr>
+    </w:p>
+    <w:p>
+      <w:pPr>
+        <w:bidi w:val="0"/>
+        <w:rPr>
+          <w:rFonts w:hint="default"/>
+          <w:sz w:val="24"/>
+          <w:szCs w:val="32"/>
+          <w:lang w:val="en-US" w:eastAsia="zh-CN"/>
+        </w:rPr>
+      </w:pPr>
+    </w:p>
+    <w:p>
+      <w:pPr>
+        <w:bidi w:val="0"/>
+        <w:rPr>
+          <w:rFonts w:hint="default"/>
+          <w:sz w:val="24"/>
+          <w:szCs w:val="32"/>
+          <w:lang w:val="en-US" w:eastAsia="zh-CN"/>
+        </w:rPr>
+      </w:pPr>
+    </w:p>
+    <w:p>
+      <w:pPr>
+        <w:bidi w:val="0"/>
+        <w:rPr>
+          <w:rFonts w:hint="default"/>
+          <w:sz w:val="24"/>
+          <w:szCs w:val="32"/>
+          <w:lang w:val="en-US" w:eastAsia="zh-CN"/>
+        </w:rPr>
+      </w:pPr>
+    </w:p>
+    <w:p>
+      <w:pPr>
+        <w:bidi w:val="0"/>
+        <w:rPr>
+          <w:rFonts w:hint="default"/>
+          <w:sz w:val="24"/>
+          <w:szCs w:val="32"/>
+          <w:lang w:val="en-US" w:eastAsia="zh-CN"/>
+        </w:rPr>
+      </w:pPr>
+    </w:p>
+    <w:p>
+      <w:pPr>
+        <w:bidi w:val="0"/>
+        <w:rPr>
+          <w:rFonts w:hint="default"/>
+          <w:sz w:val="24"/>
+          <w:szCs w:val="32"/>
+          <w:lang w:val="en-US" w:eastAsia="zh-CN"/>
+        </w:rPr>
+      </w:pPr>
+    </w:p>
+    <w:p>
+      <w:pPr>
+        <w:bidi w:val="0"/>
+        <w:rPr>
+          <w:rFonts w:hint="default"/>
+          <w:sz w:val="24"/>
+          <w:szCs w:val="32"/>
+          <w:lang w:val="en-US" w:eastAsia="zh-CN"/>
+        </w:rPr>
+      </w:pPr>
+    </w:p>
+    <w:p>
+      <w:pPr>
+        <w:bidi w:val="0"/>
+        <w:rPr>
+          <w:rFonts w:hint="default"/>
+          <w:sz w:val="24"/>
+          <w:szCs w:val="32"/>
+          <w:lang w:val="en-US" w:eastAsia="zh-CN"/>
+        </w:rPr>
+      </w:pPr>
+    </w:p>
+    <w:p>
+      <w:pPr>
+        <w:bidi w:val="0"/>
+        <w:rPr>
+          <w:rFonts w:hint="default"/>
+          <w:sz w:val="24"/>
+          <w:szCs w:val="32"/>
+          <w:lang w:val="en-US" w:eastAsia="zh-CN"/>
+        </w:rPr>
+      </w:pPr>
+    </w:p>
+    <w:p>
+      <w:pPr>
+        <w:bidi w:val="0"/>
+        <w:rPr>
+          <w:rFonts w:hint="default"/>
+          <w:sz w:val="24"/>
+          <w:szCs w:val="32"/>
+          <w:lang w:val="en-US" w:eastAsia="zh-CN"/>
+        </w:rPr>
+      </w:pPr>
+    </w:p>
+    <w:p>
+      <w:pPr>
+        <w:bidi w:val="0"/>
+        <w:rPr>
+          <w:rFonts w:hint="default"/>
+          <w:sz w:val="24"/>
+          <w:szCs w:val="32"/>
+          <w:lang w:val="en-US" w:eastAsia="zh-CN"/>
+        </w:rPr>
+      </w:pPr>
+    </w:p>
+    <w:p>
+      <w:pPr>
+        <w:bidi w:val="0"/>
+        <w:rPr>
+          <w:rFonts w:hint="default"/>
+          <w:sz w:val="24"/>
+          <w:szCs w:val="32"/>
+          <w:lang w:val="en-US" w:eastAsia="zh-CN"/>
+        </w:rPr>
+      </w:pPr>
+    </w:p>
+    <w:p>
+      <w:pPr>
+        <w:bidi w:val="0"/>
+        <w:rPr>
+          <w:rFonts w:hint="default"/>
+          <w:sz w:val="24"/>
+          <w:szCs w:val="32"/>
+          <w:lang w:val="en-US" w:eastAsia="zh-CN"/>
+        </w:rPr>
+      </w:pPr>
+    </w:p>
+    <w:p>
+      <w:pPr>
+        <w:bidi w:val="0"/>
+        <w:rPr>
+          <w:rFonts w:hint="default"/>
+          <w:sz w:val="24"/>
+          <w:szCs w:val="32"/>
+          <w:lang w:val="en-US" w:eastAsia="zh-CN"/>
+        </w:rPr>
+      </w:pPr>
+    </w:p>
+    <w:p>
+      <w:pPr>
+        <w:bidi w:val="0"/>
+        <w:rPr>
+          <w:rFonts w:hint="default"/>
+          <w:sz w:val="24"/>
+          <w:szCs w:val="32"/>
+          <w:lang w:val="en-US" w:eastAsia="zh-CN"/>
+        </w:rPr>
+      </w:pPr>
+    </w:p>
+    <w:p>
+      <w:pPr>
+        <w:bidi w:val="0"/>
+        <w:rPr>
+          <w:rFonts w:hint="default"/>
+          <w:sz w:val="24"/>
+          <w:szCs w:val="32"/>
+          <w:lang w:val="en-US" w:eastAsia="zh-CN"/>
+        </w:rPr>
+      </w:pPr>
+    </w:p>
+    <w:p>
+      <w:pPr>
+        <w:bidi w:val="0"/>
+        <w:rPr>
+          <w:rFonts w:hint="default"/>
+          <w:sz w:val="24"/>
+          <w:szCs w:val="32"/>
+          <w:lang w:val="en-US" w:eastAsia="zh-CN"/>
+        </w:rPr>
+      </w:pPr>
+    </w:p>
+    <w:p>
+      <w:pPr>
+        <w:bidi w:val="0"/>
+        <w:rPr>
+          <w:rFonts w:hint="default"/>
+          <w:lang w:val="en-US" w:eastAsia="zh-CN"/>
+        </w:rPr>
+      </w:pPr>
+    </w:p>
+    <w:p>
+      <w:pPr>
+        <w:bidi w:val="0"/>
+        <w:rPr>
+          <w:rFonts w:hint="default"/>
+          <w:lang w:val="en-US" w:eastAsia="zh-CN"/>
+        </w:rPr>
+        <w:sectPr>
+          <w:pgSz w:w="11906" w:h="16838"/>
+          <w:pgMar w:top="1440" w:right="1800" w:bottom="1440" w:left="1800" w:header="851" w:footer="992" w:gutter="0"/>
+          <w:cols w:space="425" w:num="1"/>
+          <w:docGrid w:type="lines" w:linePitch="312" w:charSpace="0"/>
+        </w:sectPr>
+      </w:pPr>
+    </w:p>
+    <w:p>
+      <w:pPr>
+        <w:pStyle w:val="4"/>
+        <w:bidi w:val="0"/>
+        <w:jc w:val="center"/>
+        <w:rPr>
+          <w:rFonts w:hint="eastAsia"/>
+        </w:rPr>
+      </w:pPr>
+      <w:r>
+        <w:rPr>
+          <w:rFonts w:hint="eastAsia"/>
+        </w:rPr>
+        <w:t>2026.5.2</w:t>
+      </w:r>
+      <w:r>
+        <w:rPr>
+          <w:rFonts w:hint="eastAsia"/>
+          <w:lang w:val="en-US" w:eastAsia="zh-CN"/>
+        </w:rPr>
+        <w:t>5</w:t>
+      </w:r>
+      <w:r>
+        <w:rPr>
+          <w:rFonts w:hint="eastAsia"/>
+        </w:rPr>
+        <w:t>工作记录</w:t>
+      </w:r>
+    </w:p>
+    <w:p>
+      <w:pPr>
+        <w:bidi w:val="0"/>
+        <w:rPr>
+          <w:rFonts w:hint="eastAsia"/>
+          <w:sz w:val="24"/>
+          <w:szCs w:val="32"/>
+          <w:lang w:val="en-US" w:eastAsia="zh-CN"/>
+        </w:rPr>
+      </w:pPr>
+      <w:r>
+        <w:rPr>
+          <w:rFonts w:hint="eastAsia"/>
+          <w:sz w:val="24"/>
+          <w:szCs w:val="32"/>
+          <w:lang w:val="en-US" w:eastAsia="zh-CN"/>
+        </w:rPr>
+        <w:t>1、添加了浮点类型微调框和复选框及其代码编写</w:t>
+      </w:r>
+    </w:p>
+    <w:p>
+      <w:pPr>
+        <w:bidi w:val="0"/>
+        <w:rPr>
+          <w:rFonts w:hint="eastAsia"/>
+          <w:sz w:val="24"/>
+          <w:szCs w:val="32"/>
+          <w:lang w:val="en-US" w:eastAsia="zh-CN"/>
+        </w:rPr>
+      </w:pPr>
+      <w:r>
+        <w:rPr>
+          <w:rFonts w:hint="eastAsia"/>
+          <w:sz w:val="24"/>
+          <w:szCs w:val="32"/>
+          <w:lang w:val="en-US" w:eastAsia="zh-CN"/>
+        </w:rPr>
+        <w:t>2、实现了在设备运行期间可以实时调整数据的功能。</w:t>
+      </w:r>
+    </w:p>
+    <w:p>
+      <w:pPr>
+        <w:bidi w:val="0"/>
+        <w:rPr>
+          <w:rFonts w:hint="eastAsia"/>
+          <w:sz w:val="24"/>
+          <w:szCs w:val="32"/>
+          <w:lang w:val="en-US" w:eastAsia="zh-CN"/>
+        </w:rPr>
+      </w:pPr>
+      <w:r>
+        <w:rPr>
+          <w:rFonts w:hint="eastAsia"/>
+          <w:sz w:val="24"/>
+          <w:szCs w:val="32"/>
+          <w:lang w:val="en-US" w:eastAsia="zh-CN"/>
+        </w:rPr>
+        <w:t>3、增加了Line Edit文本编辑器用于显示当前修改后的转速rpm。</w:t>
+      </w:r>
+    </w:p>
+    <w:p>
+      <w:pPr>
+        <w:bidi w:val="0"/>
+        <w:rPr>
+          <w:rFonts w:hint="default"/>
+          <w:sz w:val="24"/>
+          <w:szCs w:val="32"/>
+          <w:lang w:val="en-US" w:eastAsia="zh-CN"/>
+        </w:rPr>
+      </w:pPr>
       <w:bookmarkStart w:id="0" w:name="_GoBack"/>
       <w:bookmarkEnd w:id="0"/>
-      <w:r>
-        <w:rPr>
-          <w:rFonts w:hint="eastAsia"/>
-          <w:sz w:val="24"/>
-          <w:szCs w:val="32"/>
-          <w:lang w:val="en-US" w:eastAsia="zh-CN"/>
-        </w:rPr>
-        <w:t>实时调整数据的功能。</w:t>
-      </w:r>
-    </w:p>
-    <w:p>
-      <w:pPr>
-        <w:bidi w:val="0"/>
-        <w:rPr>
-          <w:rFonts w:hint="default"/>
-          <w:sz w:val="24"/>
-          <w:szCs w:val="32"/>
-          <w:lang w:val="en-US" w:eastAsia="zh-CN"/>
-        </w:rPr>
-      </w:pPr>
-      <w:r>
-        <w:rPr>
-          <w:rFonts w:hint="eastAsia"/>
-          <w:sz w:val="24"/>
-          <w:szCs w:val="32"/>
-          <w:lang w:val="en-US" w:eastAsia="zh-CN"/>
-        </w:rPr>
-        <w:t>6、增加了Line Edit文本编辑器用于显示当前修改后的转速rpm。</w:t>
-      </w:r>
-    </w:p>
-    <w:p>
-      <w:pPr>
-        <w:bidi w:val="0"/>
-        <w:rPr>
-          <w:rFonts w:hint="default"/>
-          <w:sz w:val="24"/>
-          <w:szCs w:val="32"/>
-          <w:lang w:val="en-US" w:eastAsia="zh-CN"/>
-        </w:rPr>
-      </w:pPr>
-    </w:p>
-    <w:p>
-      <w:pPr>
-        <w:bidi w:val="0"/>
-        <w:rPr>
-          <w:rFonts w:hint="default"/>
-          <w:sz w:val="24"/>
-          <w:szCs w:val="32"/>
-          <w:lang w:val="en-US" w:eastAsia="zh-CN"/>
-        </w:rPr>
-      </w:pPr>
-    </w:p>
-    <w:p>
-      <w:pPr>
-        <w:bidi w:val="0"/>
-        <w:rPr>
-          <w:rFonts w:hint="default"/>
-          <w:sz w:val="24"/>
-          <w:szCs w:val="32"/>
-          <w:lang w:val="en-US" w:eastAsia="zh-CN"/>
-        </w:rPr>
-      </w:pPr>
-    </w:p>
-    <w:p>
-      <w:pPr>
-        <w:bidi w:val="0"/>
-        <w:rPr>
-          <w:rFonts w:hint="default"/>
-          <w:sz w:val="24"/>
-          <w:szCs w:val="32"/>
-          <w:lang w:val="en-US" w:eastAsia="zh-CN"/>
-        </w:rPr>
-      </w:pPr>
-    </w:p>
-    <w:p>
-      <w:pPr>
-        <w:bidi w:val="0"/>
-        <w:rPr>
-          <w:rFonts w:hint="default"/>
-          <w:sz w:val="24"/>
-          <w:szCs w:val="32"/>
-          <w:lang w:val="en-US" w:eastAsia="zh-CN"/>
-        </w:rPr>
-      </w:pPr>
-    </w:p>
-    <w:p>
-      <w:pPr>
-        <w:bidi w:val="0"/>
-        <w:rPr>
-          <w:rFonts w:hint="default"/>
-          <w:sz w:val="24"/>
-          <w:szCs w:val="32"/>
-          <w:lang w:val="en-US" w:eastAsia="zh-CN"/>
-        </w:rPr>
-      </w:pPr>
-    </w:p>
-    <w:p>
-      <w:pPr>
-        <w:bidi w:val="0"/>
-        <w:rPr>
-          <w:rFonts w:hint="default"/>
-          <w:sz w:val="24"/>
-          <w:szCs w:val="32"/>
-          <w:lang w:val="en-US" w:eastAsia="zh-CN"/>
-        </w:rPr>
-      </w:pPr>
-    </w:p>
-    <w:p>
-      <w:pPr>
-        <w:bidi w:val="0"/>
-        <w:rPr>
-          <w:rFonts w:hint="default"/>
-          <w:sz w:val="24"/>
-          <w:szCs w:val="32"/>
-          <w:lang w:val="en-US" w:eastAsia="zh-CN"/>
-        </w:rPr>
-      </w:pPr>
-    </w:p>
-    <w:p>
-      <w:pPr>
-        <w:bidi w:val="0"/>
-        <w:rPr>
-          <w:rFonts w:hint="default"/>
-          <w:sz w:val="24"/>
-          <w:szCs w:val="32"/>
-          <w:lang w:val="en-US" w:eastAsia="zh-CN"/>
-        </w:rPr>
-      </w:pPr>
-    </w:p>
-    <w:p>
-      <w:pPr>
-        <w:bidi w:val="0"/>
-        <w:rPr>
-          <w:rFonts w:hint="default"/>
-          <w:sz w:val="24"/>
-          <w:szCs w:val="32"/>
-          <w:lang w:val="en-US" w:eastAsia="zh-CN"/>
-        </w:rPr>
-      </w:pPr>
-    </w:p>
-    <w:p>
-      <w:pPr>
-        <w:bidi w:val="0"/>
-        <w:rPr>
-          <w:rFonts w:hint="default"/>
-          <w:sz w:val="24"/>
-          <w:szCs w:val="32"/>
-          <w:lang w:val="en-US" w:eastAsia="zh-CN"/>
-        </w:rPr>
-      </w:pPr>
-    </w:p>
-    <w:p>
-      <w:pPr>
-        <w:bidi w:val="0"/>
-        <w:rPr>
-          <w:rFonts w:hint="default"/>
-          <w:sz w:val="24"/>
-          <w:szCs w:val="32"/>
-          <w:lang w:val="en-US" w:eastAsia="zh-CN"/>
-        </w:rPr>
-      </w:pPr>
-    </w:p>
-    <w:p>
-      <w:pPr>
-        <w:bidi w:val="0"/>
-        <w:rPr>
-          <w:rFonts w:hint="default"/>
-          <w:sz w:val="24"/>
-          <w:szCs w:val="32"/>
-          <w:lang w:val="en-US" w:eastAsia="zh-CN"/>
-        </w:rPr>
-      </w:pPr>
-    </w:p>
-    <w:p>
-      <w:pPr>
-        <w:bidi w:val="0"/>
-        <w:rPr>
-          <w:rFonts w:hint="default"/>
-          <w:sz w:val="24"/>
-          <w:szCs w:val="32"/>
-          <w:lang w:val="en-US" w:eastAsia="zh-CN"/>
-        </w:rPr>
-      </w:pPr>
-    </w:p>
-    <w:p>
-      <w:pPr>
-        <w:bidi w:val="0"/>
-        <w:rPr>
-          <w:rFonts w:hint="default"/>
-          <w:sz w:val="24"/>
-          <w:szCs w:val="32"/>
-          <w:lang w:val="en-US" w:eastAsia="zh-CN"/>
-        </w:rPr>
-      </w:pPr>
-    </w:p>
-    <w:p>
-      <w:pPr>
-        <w:bidi w:val="0"/>
-        <w:rPr>
-          <w:rFonts w:hint="default"/>
-          <w:sz w:val="24"/>
-          <w:szCs w:val="32"/>
-          <w:lang w:val="en-US" w:eastAsia="zh-CN"/>
-        </w:rPr>
-      </w:pPr>
-    </w:p>
-    <w:p>
-      <w:pPr>
-        <w:bidi w:val="0"/>
-        <w:rPr>
-          <w:rFonts w:hint="default"/>
-          <w:sz w:val="24"/>
-          <w:szCs w:val="32"/>
-          <w:lang w:val="en-US" w:eastAsia="zh-CN"/>
-        </w:rPr>
-      </w:pPr>
-    </w:p>
-    <w:p>
-      <w:pPr>
-        <w:bidi w:val="0"/>
-        <w:rPr>
-          <w:rFonts w:hint="default"/>
-          <w:lang w:val="en-US" w:eastAsia="zh-CN"/>
-        </w:rPr>
-      </w:pPr>
     </w:p>
     <w:p>
       <w:pPr>

--- a/Notes/每日记录.docx
+++ b/Notes/每日记录.docx
@@ -4,16 +4,20 @@
   <w:body>
     <w:p>
       <w:pPr>
-        <w:pStyle w:val="4"/>
+        <w:pStyle w:val="5"/>
         <w:bidi w:val="0"/>
         <w:jc w:val="center"/>
         <w:rPr>
-          <w:rFonts w:hint="eastAsia"/>
-        </w:rPr>
-      </w:pPr>
-      <w:r>
-        <w:rPr>
-          <w:rFonts w:hint="eastAsia"/>
+          <w:rFonts w:hint="eastAsia" w:ascii="宋体" w:hAnsi="宋体" w:eastAsia="宋体" w:cs="宋体"/>
+          <w:sz w:val="28"/>
+          <w:szCs w:val="28"/>
+        </w:rPr>
+      </w:pPr>
+      <w:r>
+        <w:rPr>
+          <w:rFonts w:hint="eastAsia" w:ascii="宋体" w:hAnsi="宋体" w:eastAsia="宋体" w:cs="宋体"/>
+          <w:sz w:val="28"/>
+          <w:szCs w:val="28"/>
         </w:rPr>
         <w:t>2026.5.20工作记录</w:t>
       </w:r>
@@ -22,23 +26,26 @@
       <w:pPr>
         <w:jc w:val="both"/>
         <w:rPr>
-          <w:rFonts w:hint="eastAsia" w:asciiTheme="minorEastAsia" w:hAnsiTheme="minorEastAsia"/>
-          <w:sz w:val="24"/>
-        </w:rPr>
-      </w:pPr>
-    </w:p>
-    <w:p>
-      <w:pPr>
-        <w:ind w:firstLine="480" w:firstLineChars="200"/>
-        <w:rPr>
-          <w:rFonts w:asciiTheme="minorEastAsia" w:hAnsiTheme="minorEastAsia"/>
-          <w:sz w:val="24"/>
-        </w:rPr>
-      </w:pPr>
-      <w:r>
-        <w:rPr>
-          <w:rFonts w:hint="eastAsia" w:asciiTheme="minorEastAsia" w:hAnsiTheme="minorEastAsia"/>
-          <w:sz w:val="24"/>
+          <w:rFonts w:hint="eastAsia" w:ascii="宋体" w:hAnsi="宋体" w:eastAsia="宋体" w:cs="宋体"/>
+          <w:sz w:val="24"/>
+          <w:szCs w:val="24"/>
+        </w:rPr>
+      </w:pPr>
+    </w:p>
+    <w:p>
+      <w:pPr>
+        <w:ind w:firstLine="480" w:firstLineChars="200"/>
+        <w:rPr>
+          <w:rFonts w:hint="eastAsia" w:ascii="宋体" w:hAnsi="宋体" w:eastAsia="宋体" w:cs="宋体"/>
+          <w:sz w:val="24"/>
+          <w:szCs w:val="24"/>
+        </w:rPr>
+      </w:pPr>
+      <w:r>
+        <w:rPr>
+          <w:rFonts w:hint="eastAsia" w:ascii="宋体" w:hAnsi="宋体" w:eastAsia="宋体" w:cs="宋体"/>
+          <w:sz w:val="24"/>
+          <w:szCs w:val="24"/>
         </w:rPr>
         <w:t>一、完成了1275FL类型电机在ZCANPRO软件的调试步骤，了解了需要编写的代码内容。</w:t>
       </w:r>
@@ -47,14 +54,16 @@
       <w:pPr>
         <w:ind w:firstLine="480" w:firstLineChars="200"/>
         <w:rPr>
-          <w:rFonts w:asciiTheme="minorEastAsia" w:hAnsiTheme="minorEastAsia"/>
-          <w:sz w:val="24"/>
-        </w:rPr>
-      </w:pPr>
-      <w:r>
-        <w:rPr>
-          <w:rFonts w:hint="eastAsia" w:asciiTheme="minorEastAsia" w:hAnsiTheme="minorEastAsia"/>
-          <w:sz w:val="24"/>
+          <w:rFonts w:hint="eastAsia" w:ascii="宋体" w:hAnsi="宋体" w:eastAsia="宋体" w:cs="宋体"/>
+          <w:sz w:val="24"/>
+          <w:szCs w:val="24"/>
+        </w:rPr>
+      </w:pPr>
+      <w:r>
+        <w:rPr>
+          <w:rFonts w:hint="eastAsia" w:ascii="宋体" w:hAnsi="宋体" w:eastAsia="宋体" w:cs="宋体"/>
+          <w:sz w:val="24"/>
+          <w:szCs w:val="24"/>
         </w:rPr>
         <w:t>二、完成了在Qt中进行DBC发送的代码编写。</w:t>
       </w:r>
@@ -63,14 +72,16 @@
       <w:pPr>
         <w:ind w:firstLine="480" w:firstLineChars="200"/>
         <w:rPr>
-          <w:rFonts w:asciiTheme="minorEastAsia" w:hAnsiTheme="minorEastAsia"/>
-          <w:sz w:val="24"/>
-        </w:rPr>
-      </w:pPr>
-      <w:r>
-        <w:rPr>
-          <w:rFonts w:hint="eastAsia" w:asciiTheme="minorEastAsia" w:hAnsiTheme="minorEastAsia"/>
-          <w:sz w:val="24"/>
+          <w:rFonts w:hint="eastAsia" w:ascii="宋体" w:hAnsi="宋体" w:eastAsia="宋体" w:cs="宋体"/>
+          <w:sz w:val="24"/>
+          <w:szCs w:val="24"/>
+        </w:rPr>
+      </w:pPr>
+      <w:r>
+        <w:rPr>
+          <w:rFonts w:hint="eastAsia" w:ascii="宋体" w:hAnsi="宋体" w:eastAsia="宋体" w:cs="宋体"/>
+          <w:sz w:val="24"/>
+          <w:szCs w:val="24"/>
         </w:rPr>
         <w:t>三、完成了DBC发送代码与USBCAN_FD_200U设备的相关调试。</w:t>
       </w:r>
@@ -79,14 +90,16 @@
       <w:pPr>
         <w:ind w:firstLine="480" w:firstLineChars="200"/>
         <w:rPr>
-          <w:rFonts w:hint="eastAsia" w:asciiTheme="minorEastAsia" w:hAnsiTheme="minorEastAsia"/>
-          <w:sz w:val="24"/>
-        </w:rPr>
-      </w:pPr>
-      <w:r>
-        <w:rPr>
-          <w:rFonts w:hint="eastAsia" w:asciiTheme="minorEastAsia" w:hAnsiTheme="minorEastAsia"/>
-          <w:sz w:val="24"/>
+          <w:rFonts w:hint="eastAsia" w:ascii="宋体" w:hAnsi="宋体" w:eastAsia="宋体" w:cs="宋体"/>
+          <w:sz w:val="24"/>
+          <w:szCs w:val="24"/>
+        </w:rPr>
+      </w:pPr>
+      <w:r>
+        <w:rPr>
+          <w:rFonts w:hint="eastAsia" w:ascii="宋体" w:hAnsi="宋体" w:eastAsia="宋体" w:cs="宋体"/>
+          <w:sz w:val="24"/>
+          <w:szCs w:val="24"/>
         </w:rPr>
         <w:t>四、完善了CAN函数笔记。</w:t>
       </w:r>
@@ -95,134 +108,149 @@
       <w:pPr>
         <w:ind w:firstLine="480" w:firstLineChars="200"/>
         <w:rPr>
-          <w:rFonts w:asciiTheme="minorEastAsia" w:hAnsiTheme="minorEastAsia"/>
-          <w:sz w:val="24"/>
-        </w:rPr>
-      </w:pPr>
-    </w:p>
-    <w:p>
-      <w:pPr>
-        <w:ind w:firstLine="480" w:firstLineChars="200"/>
-        <w:rPr>
-          <w:rFonts w:asciiTheme="minorEastAsia" w:hAnsiTheme="minorEastAsia"/>
-          <w:sz w:val="24"/>
-        </w:rPr>
-      </w:pPr>
-    </w:p>
-    <w:p>
-      <w:pPr>
-        <w:ind w:firstLine="480" w:firstLineChars="200"/>
-        <w:rPr>
-          <w:rFonts w:asciiTheme="minorEastAsia" w:hAnsiTheme="minorEastAsia"/>
-          <w:sz w:val="24"/>
-        </w:rPr>
-      </w:pPr>
-    </w:p>
-    <w:p>
-      <w:pPr>
-        <w:ind w:firstLine="480" w:firstLineChars="200"/>
-        <w:rPr>
-          <w:rFonts w:asciiTheme="minorEastAsia" w:hAnsiTheme="minorEastAsia"/>
-          <w:sz w:val="24"/>
-        </w:rPr>
-      </w:pPr>
-    </w:p>
-    <w:p>
-      <w:pPr>
-        <w:ind w:firstLine="480" w:firstLineChars="200"/>
-        <w:rPr>
-          <w:rFonts w:asciiTheme="minorEastAsia" w:hAnsiTheme="minorEastAsia"/>
-          <w:sz w:val="24"/>
-        </w:rPr>
-      </w:pPr>
-    </w:p>
-    <w:p>
-      <w:pPr>
-        <w:ind w:firstLine="480" w:firstLineChars="200"/>
-        <w:rPr>
-          <w:rFonts w:asciiTheme="minorEastAsia" w:hAnsiTheme="minorEastAsia"/>
-          <w:sz w:val="24"/>
-        </w:rPr>
-      </w:pPr>
-    </w:p>
-    <w:p>
-      <w:pPr>
-        <w:ind w:firstLine="480" w:firstLineChars="200"/>
-        <w:rPr>
-          <w:rFonts w:asciiTheme="minorEastAsia" w:hAnsiTheme="minorEastAsia"/>
-          <w:sz w:val="24"/>
-        </w:rPr>
-      </w:pPr>
-    </w:p>
-    <w:p>
-      <w:pPr>
-        <w:ind w:firstLine="480" w:firstLineChars="200"/>
-        <w:rPr>
-          <w:rFonts w:asciiTheme="minorEastAsia" w:hAnsiTheme="minorEastAsia"/>
-          <w:sz w:val="24"/>
-        </w:rPr>
-      </w:pPr>
-    </w:p>
-    <w:p>
-      <w:pPr>
-        <w:ind w:firstLine="480" w:firstLineChars="200"/>
-        <w:rPr>
-          <w:rFonts w:asciiTheme="minorEastAsia" w:hAnsiTheme="minorEastAsia"/>
-          <w:sz w:val="24"/>
-        </w:rPr>
-      </w:pPr>
-    </w:p>
-    <w:p>
-      <w:pPr>
-        <w:ind w:firstLine="480" w:firstLineChars="200"/>
-        <w:rPr>
-          <w:rFonts w:asciiTheme="minorEastAsia" w:hAnsiTheme="minorEastAsia"/>
-          <w:sz w:val="24"/>
-        </w:rPr>
-      </w:pPr>
-    </w:p>
-    <w:p>
-      <w:pPr>
-        <w:ind w:firstLine="480" w:firstLineChars="200"/>
-        <w:rPr>
-          <w:rFonts w:asciiTheme="minorEastAsia" w:hAnsiTheme="minorEastAsia"/>
-          <w:sz w:val="24"/>
-        </w:rPr>
-      </w:pPr>
-    </w:p>
-    <w:p>
-      <w:pPr>
-        <w:ind w:firstLine="480" w:firstLineChars="200"/>
-        <w:rPr>
-          <w:rFonts w:asciiTheme="minorEastAsia" w:hAnsiTheme="minorEastAsia"/>
-          <w:sz w:val="24"/>
-        </w:rPr>
-      </w:pPr>
-    </w:p>
-    <w:p>
-      <w:pPr>
-        <w:ind w:firstLine="480" w:firstLineChars="200"/>
-        <w:rPr>
-          <w:rFonts w:asciiTheme="minorEastAsia" w:hAnsiTheme="minorEastAsia"/>
-          <w:sz w:val="24"/>
-        </w:rPr>
-      </w:pPr>
-    </w:p>
-    <w:p>
-      <w:pPr>
-        <w:ind w:firstLine="480" w:firstLineChars="200"/>
-        <w:rPr>
-          <w:rFonts w:asciiTheme="minorEastAsia" w:hAnsiTheme="minorEastAsia"/>
-          <w:sz w:val="24"/>
-        </w:rPr>
-      </w:pPr>
-    </w:p>
-    <w:p>
-      <w:pPr>
-        <w:ind w:firstLine="480" w:firstLineChars="200"/>
-        <w:rPr>
-          <w:rFonts w:asciiTheme="minorEastAsia" w:hAnsiTheme="minorEastAsia"/>
-          <w:sz w:val="24"/>
+          <w:rFonts w:hint="eastAsia" w:ascii="宋体" w:hAnsi="宋体" w:eastAsia="宋体" w:cs="宋体"/>
+          <w:sz w:val="24"/>
+          <w:szCs w:val="24"/>
+        </w:rPr>
+      </w:pPr>
+    </w:p>
+    <w:p>
+      <w:pPr>
+        <w:ind w:firstLine="480" w:firstLineChars="200"/>
+        <w:rPr>
+          <w:rFonts w:hint="eastAsia" w:ascii="宋体" w:hAnsi="宋体" w:eastAsia="宋体" w:cs="宋体"/>
+          <w:sz w:val="24"/>
+          <w:szCs w:val="24"/>
+        </w:rPr>
+      </w:pPr>
+    </w:p>
+    <w:p>
+      <w:pPr>
+        <w:ind w:firstLine="480" w:firstLineChars="200"/>
+        <w:rPr>
+          <w:rFonts w:hint="eastAsia" w:ascii="宋体" w:hAnsi="宋体" w:eastAsia="宋体" w:cs="宋体"/>
+          <w:sz w:val="24"/>
+          <w:szCs w:val="24"/>
+        </w:rPr>
+      </w:pPr>
+    </w:p>
+    <w:p>
+      <w:pPr>
+        <w:ind w:firstLine="480" w:firstLineChars="200"/>
+        <w:rPr>
+          <w:rFonts w:hint="eastAsia" w:ascii="宋体" w:hAnsi="宋体" w:eastAsia="宋体" w:cs="宋体"/>
+          <w:sz w:val="24"/>
+          <w:szCs w:val="24"/>
+        </w:rPr>
+      </w:pPr>
+    </w:p>
+    <w:p>
+      <w:pPr>
+        <w:ind w:firstLine="480" w:firstLineChars="200"/>
+        <w:rPr>
+          <w:rFonts w:hint="eastAsia" w:ascii="宋体" w:hAnsi="宋体" w:eastAsia="宋体" w:cs="宋体"/>
+          <w:sz w:val="24"/>
+          <w:szCs w:val="24"/>
+        </w:rPr>
+      </w:pPr>
+    </w:p>
+    <w:p>
+      <w:pPr>
+        <w:ind w:firstLine="480" w:firstLineChars="200"/>
+        <w:rPr>
+          <w:rFonts w:hint="eastAsia" w:ascii="宋体" w:hAnsi="宋体" w:eastAsia="宋体" w:cs="宋体"/>
+          <w:sz w:val="24"/>
+          <w:szCs w:val="24"/>
+        </w:rPr>
+      </w:pPr>
+    </w:p>
+    <w:p>
+      <w:pPr>
+        <w:ind w:firstLine="480" w:firstLineChars="200"/>
+        <w:rPr>
+          <w:rFonts w:hint="eastAsia" w:ascii="宋体" w:hAnsi="宋体" w:eastAsia="宋体" w:cs="宋体"/>
+          <w:sz w:val="24"/>
+          <w:szCs w:val="24"/>
+        </w:rPr>
+      </w:pPr>
+    </w:p>
+    <w:p>
+      <w:pPr>
+        <w:ind w:firstLine="480" w:firstLineChars="200"/>
+        <w:rPr>
+          <w:rFonts w:hint="eastAsia" w:ascii="宋体" w:hAnsi="宋体" w:eastAsia="宋体" w:cs="宋体"/>
+          <w:sz w:val="24"/>
+          <w:szCs w:val="24"/>
+        </w:rPr>
+      </w:pPr>
+    </w:p>
+    <w:p>
+      <w:pPr>
+        <w:ind w:firstLine="480" w:firstLineChars="200"/>
+        <w:rPr>
+          <w:rFonts w:hint="eastAsia" w:ascii="宋体" w:hAnsi="宋体" w:eastAsia="宋体" w:cs="宋体"/>
+          <w:sz w:val="24"/>
+          <w:szCs w:val="24"/>
+        </w:rPr>
+      </w:pPr>
+    </w:p>
+    <w:p>
+      <w:pPr>
+        <w:ind w:firstLine="480" w:firstLineChars="200"/>
+        <w:rPr>
+          <w:rFonts w:hint="eastAsia" w:ascii="宋体" w:hAnsi="宋体" w:eastAsia="宋体" w:cs="宋体"/>
+          <w:sz w:val="24"/>
+          <w:szCs w:val="24"/>
+        </w:rPr>
+      </w:pPr>
+    </w:p>
+    <w:p>
+      <w:pPr>
+        <w:ind w:firstLine="480" w:firstLineChars="200"/>
+        <w:rPr>
+          <w:rFonts w:hint="eastAsia" w:ascii="宋体" w:hAnsi="宋体" w:eastAsia="宋体" w:cs="宋体"/>
+          <w:sz w:val="24"/>
+          <w:szCs w:val="24"/>
+        </w:rPr>
+      </w:pPr>
+    </w:p>
+    <w:p>
+      <w:pPr>
+        <w:ind w:firstLine="480" w:firstLineChars="200"/>
+        <w:rPr>
+          <w:rFonts w:hint="eastAsia" w:ascii="宋体" w:hAnsi="宋体" w:eastAsia="宋体" w:cs="宋体"/>
+          <w:sz w:val="24"/>
+          <w:szCs w:val="24"/>
+        </w:rPr>
+      </w:pPr>
+    </w:p>
+    <w:p>
+      <w:pPr>
+        <w:ind w:firstLine="480" w:firstLineChars="200"/>
+        <w:rPr>
+          <w:rFonts w:hint="eastAsia" w:ascii="宋体" w:hAnsi="宋体" w:eastAsia="宋体" w:cs="宋体"/>
+          <w:sz w:val="24"/>
+          <w:szCs w:val="24"/>
+        </w:rPr>
+      </w:pPr>
+    </w:p>
+    <w:p>
+      <w:pPr>
+        <w:ind w:firstLine="480" w:firstLineChars="200"/>
+        <w:rPr>
+          <w:rFonts w:hint="eastAsia" w:ascii="宋体" w:hAnsi="宋体" w:eastAsia="宋体" w:cs="宋体"/>
+          <w:sz w:val="24"/>
+          <w:szCs w:val="24"/>
+        </w:rPr>
+      </w:pPr>
+    </w:p>
+    <w:p>
+      <w:pPr>
+        <w:ind w:firstLine="480" w:firstLineChars="200"/>
+        <w:rPr>
+          <w:rFonts w:hint="eastAsia" w:ascii="宋体" w:hAnsi="宋体" w:eastAsia="宋体" w:cs="宋体"/>
+          <w:sz w:val="24"/>
+          <w:szCs w:val="24"/>
         </w:rPr>
         <w:sectPr>
           <w:pgSz w:w="11906" w:h="16838"/>
@@ -234,29 +262,37 @@
     </w:p>
     <w:p>
       <w:pPr>
-        <w:pStyle w:val="4"/>
+        <w:pStyle w:val="5"/>
         <w:bidi w:val="0"/>
         <w:jc w:val="center"/>
         <w:rPr>
-          <w:rFonts w:hint="eastAsia"/>
-        </w:rPr>
-      </w:pPr>
-      <w:r>
-        <w:rPr>
-          <w:rFonts w:hint="eastAsia"/>
+          <w:rFonts w:hint="eastAsia" w:ascii="宋体" w:hAnsi="宋体" w:eastAsia="宋体" w:cs="宋体"/>
+          <w:sz w:val="28"/>
+          <w:szCs w:val="28"/>
+        </w:rPr>
+      </w:pPr>
+      <w:r>
+        <w:rPr>
+          <w:rFonts w:hint="eastAsia" w:ascii="宋体" w:hAnsi="宋体" w:eastAsia="宋体" w:cs="宋体"/>
+          <w:sz w:val="28"/>
+          <w:szCs w:val="28"/>
         </w:rPr>
         <w:t>2026.5.2</w:t>
       </w:r>
       <w:r>
         <w:rPr>
-          <w:rFonts w:hint="eastAsia"/>
+          <w:rFonts w:hint="eastAsia" w:ascii="宋体" w:hAnsi="宋体" w:eastAsia="宋体" w:cs="宋体"/>
+          <w:sz w:val="28"/>
+          <w:szCs w:val="28"/>
           <w:lang w:val="en-US" w:eastAsia="zh-CN"/>
         </w:rPr>
         <w:t>1</w:t>
       </w:r>
       <w:r>
         <w:rPr>
-          <w:rFonts w:hint="eastAsia"/>
+          <w:rFonts w:hint="eastAsia" w:ascii="宋体" w:hAnsi="宋体" w:eastAsia="宋体" w:cs="宋体"/>
+          <w:sz w:val="28"/>
+          <w:szCs w:val="28"/>
         </w:rPr>
         <w:t>工作记录</w:t>
       </w:r>
@@ -279,8 +315,9 @@
         <w:jc w:val="both"/>
         <w:textAlignment w:val="auto"/>
         <w:rPr>
-          <w:rFonts w:hint="eastAsia" w:asciiTheme="minorEastAsia" w:hAnsiTheme="minorEastAsia"/>
-          <w:sz w:val="24"/>
+          <w:rFonts w:hint="eastAsia" w:ascii="宋体" w:hAnsi="宋体" w:eastAsia="宋体" w:cs="宋体"/>
+          <w:sz w:val="24"/>
+          <w:szCs w:val="24"/>
         </w:rPr>
       </w:pPr>
     </w:p>
@@ -303,15 +340,17 @@
         <w:jc w:val="both"/>
         <w:textAlignment w:val="auto"/>
         <w:rPr>
-          <w:rFonts w:hint="eastAsia" w:asciiTheme="minorEastAsia" w:hAnsiTheme="minorEastAsia"/>
-          <w:sz w:val="24"/>
-          <w:lang w:val="en-US" w:eastAsia="zh-CN"/>
-        </w:rPr>
-      </w:pPr>
-      <w:r>
-        <w:rPr>
-          <w:rFonts w:hint="eastAsia" w:asciiTheme="minorEastAsia" w:hAnsiTheme="minorEastAsia"/>
-          <w:sz w:val="24"/>
+          <w:rFonts w:hint="eastAsia" w:ascii="宋体" w:hAnsi="宋体" w:eastAsia="宋体" w:cs="宋体"/>
+          <w:sz w:val="24"/>
+          <w:szCs w:val="24"/>
+          <w:lang w:val="en-US" w:eastAsia="zh-CN"/>
+        </w:rPr>
+      </w:pPr>
+      <w:r>
+        <w:rPr>
+          <w:rFonts w:hint="eastAsia" w:ascii="宋体" w:hAnsi="宋体" w:eastAsia="宋体" w:cs="宋体"/>
+          <w:sz w:val="24"/>
+          <w:szCs w:val="24"/>
           <w:lang w:val="en-US" w:eastAsia="zh-CN"/>
         </w:rPr>
         <w:t>一、完成了在Qt中DBC发送（信号控制）的代码编写。</w:t>
@@ -336,15 +375,17 @@
         <w:jc w:val="both"/>
         <w:textAlignment w:val="auto"/>
         <w:rPr>
-          <w:rFonts w:hint="eastAsia" w:asciiTheme="minorEastAsia" w:hAnsiTheme="minorEastAsia"/>
-          <w:sz w:val="24"/>
-          <w:lang w:val="en-US" w:eastAsia="zh-CN"/>
-        </w:rPr>
-      </w:pPr>
-      <w:r>
-        <w:rPr>
-          <w:rFonts w:hint="eastAsia" w:asciiTheme="minorEastAsia" w:hAnsiTheme="minorEastAsia"/>
-          <w:sz w:val="24"/>
+          <w:rFonts w:hint="eastAsia" w:ascii="宋体" w:hAnsi="宋体" w:eastAsia="宋体" w:cs="宋体"/>
+          <w:sz w:val="24"/>
+          <w:szCs w:val="24"/>
+          <w:lang w:val="en-US" w:eastAsia="zh-CN"/>
+        </w:rPr>
+      </w:pPr>
+      <w:r>
+        <w:rPr>
+          <w:rFonts w:hint="eastAsia" w:ascii="宋体" w:hAnsi="宋体" w:eastAsia="宋体" w:cs="宋体"/>
+          <w:sz w:val="24"/>
+          <w:szCs w:val="24"/>
           <w:lang w:val="en-US" w:eastAsia="zh-CN"/>
         </w:rPr>
         <w:t>二、完成了DBC发送（信号控制）与设备间的通讯与调试。</w:t>
@@ -369,15 +410,17 @@
         <w:jc w:val="both"/>
         <w:textAlignment w:val="auto"/>
         <w:rPr>
-          <w:rFonts w:hint="eastAsia" w:asciiTheme="minorEastAsia" w:hAnsiTheme="minorEastAsia"/>
-          <w:sz w:val="24"/>
-          <w:lang w:val="en-US" w:eastAsia="zh-CN"/>
-        </w:rPr>
-      </w:pPr>
-      <w:r>
-        <w:rPr>
-          <w:rFonts w:hint="eastAsia" w:asciiTheme="minorEastAsia" w:hAnsiTheme="minorEastAsia"/>
-          <w:sz w:val="24"/>
+          <w:rFonts w:hint="eastAsia" w:ascii="宋体" w:hAnsi="宋体" w:eastAsia="宋体" w:cs="宋体"/>
+          <w:sz w:val="24"/>
+          <w:szCs w:val="24"/>
+          <w:lang w:val="en-US" w:eastAsia="zh-CN"/>
+        </w:rPr>
+      </w:pPr>
+      <w:r>
+        <w:rPr>
+          <w:rFonts w:hint="eastAsia" w:ascii="宋体" w:hAnsi="宋体" w:eastAsia="宋体" w:cs="宋体"/>
+          <w:sz w:val="24"/>
+          <w:szCs w:val="24"/>
           <w:lang w:val="en-US" w:eastAsia="zh-CN"/>
         </w:rPr>
         <w:t>三、将UI界面修改为“表格-控制-修改”的布局。</w:t>
@@ -402,15 +445,17 @@
         <w:jc w:val="both"/>
         <w:textAlignment w:val="auto"/>
         <w:rPr>
-          <w:rFonts w:hint="default" w:asciiTheme="minorEastAsia" w:hAnsiTheme="minorEastAsia"/>
-          <w:sz w:val="24"/>
-          <w:lang w:val="en-US" w:eastAsia="zh-CN"/>
-        </w:rPr>
-      </w:pPr>
-      <w:r>
-        <w:rPr>
-          <w:rFonts w:hint="eastAsia" w:asciiTheme="minorEastAsia" w:hAnsiTheme="minorEastAsia"/>
-          <w:sz w:val="24"/>
+          <w:rFonts w:hint="eastAsia" w:ascii="宋体" w:hAnsi="宋体" w:eastAsia="宋体" w:cs="宋体"/>
+          <w:sz w:val="24"/>
+          <w:szCs w:val="24"/>
+          <w:lang w:val="en-US" w:eastAsia="zh-CN"/>
+        </w:rPr>
+      </w:pPr>
+      <w:r>
+        <w:rPr>
+          <w:rFonts w:hint="eastAsia" w:ascii="宋体" w:hAnsi="宋体" w:eastAsia="宋体" w:cs="宋体"/>
+          <w:sz w:val="24"/>
+          <w:szCs w:val="24"/>
           <w:lang w:val="en-US" w:eastAsia="zh-CN"/>
         </w:rPr>
         <w:t>四、完善了CAN函数笔记</w:t>
@@ -420,107 +465,119 @@
       <w:pPr>
         <w:jc w:val="both"/>
         <w:rPr>
-          <w:rFonts w:hint="eastAsia" w:asciiTheme="minorEastAsia" w:hAnsiTheme="minorEastAsia"/>
-          <w:sz w:val="24"/>
-        </w:rPr>
-      </w:pPr>
-    </w:p>
-    <w:p>
-      <w:pPr>
-        <w:jc w:val="both"/>
-        <w:rPr>
-          <w:rFonts w:hint="eastAsia" w:asciiTheme="minorEastAsia" w:hAnsiTheme="minorEastAsia"/>
-          <w:sz w:val="24"/>
-        </w:rPr>
-      </w:pPr>
-    </w:p>
-    <w:p>
-      <w:pPr>
-        <w:jc w:val="both"/>
-        <w:rPr>
-          <w:rFonts w:hint="eastAsia" w:asciiTheme="minorEastAsia" w:hAnsiTheme="minorEastAsia"/>
-          <w:sz w:val="24"/>
-        </w:rPr>
-      </w:pPr>
-    </w:p>
-    <w:p>
-      <w:pPr>
-        <w:jc w:val="both"/>
-        <w:rPr>
-          <w:rFonts w:hint="eastAsia" w:asciiTheme="minorEastAsia" w:hAnsiTheme="minorEastAsia"/>
-          <w:sz w:val="24"/>
-        </w:rPr>
-      </w:pPr>
-    </w:p>
-    <w:p>
-      <w:pPr>
-        <w:jc w:val="both"/>
-        <w:rPr>
-          <w:rFonts w:hint="eastAsia" w:asciiTheme="minorEastAsia" w:hAnsiTheme="minorEastAsia"/>
-          <w:sz w:val="24"/>
-        </w:rPr>
-      </w:pPr>
-    </w:p>
-    <w:p>
-      <w:pPr>
-        <w:jc w:val="both"/>
-        <w:rPr>
-          <w:rFonts w:hint="eastAsia" w:asciiTheme="minorEastAsia" w:hAnsiTheme="minorEastAsia"/>
-          <w:sz w:val="24"/>
-        </w:rPr>
-      </w:pPr>
-    </w:p>
-    <w:p>
-      <w:pPr>
-        <w:jc w:val="both"/>
-        <w:rPr>
-          <w:rFonts w:hint="eastAsia" w:asciiTheme="minorEastAsia" w:hAnsiTheme="minorEastAsia"/>
-          <w:sz w:val="24"/>
-        </w:rPr>
-      </w:pPr>
-    </w:p>
-    <w:p>
-      <w:pPr>
-        <w:jc w:val="both"/>
-        <w:rPr>
-          <w:rFonts w:hint="eastAsia" w:asciiTheme="minorEastAsia" w:hAnsiTheme="minorEastAsia"/>
-          <w:sz w:val="24"/>
-        </w:rPr>
-      </w:pPr>
-    </w:p>
-    <w:p>
-      <w:pPr>
-        <w:jc w:val="both"/>
-        <w:rPr>
-          <w:rFonts w:hint="eastAsia" w:asciiTheme="minorEastAsia" w:hAnsiTheme="minorEastAsia"/>
-          <w:sz w:val="24"/>
-        </w:rPr>
-      </w:pPr>
-    </w:p>
-    <w:p>
-      <w:pPr>
-        <w:jc w:val="both"/>
-        <w:rPr>
-          <w:rFonts w:hint="eastAsia" w:asciiTheme="minorEastAsia" w:hAnsiTheme="minorEastAsia"/>
-          <w:sz w:val="24"/>
-        </w:rPr>
-      </w:pPr>
-    </w:p>
-    <w:p>
-      <w:pPr>
-        <w:jc w:val="both"/>
-        <w:rPr>
-          <w:rFonts w:hint="eastAsia" w:asciiTheme="minorEastAsia" w:hAnsiTheme="minorEastAsia"/>
-          <w:sz w:val="24"/>
-        </w:rPr>
-      </w:pPr>
-    </w:p>
-    <w:p>
-      <w:pPr>
-        <w:jc w:val="both"/>
-        <w:rPr>
-          <w:rFonts w:hint="eastAsia" w:asciiTheme="minorEastAsia" w:hAnsiTheme="minorEastAsia"/>
-          <w:sz w:val="24"/>
+          <w:rFonts w:hint="eastAsia" w:ascii="宋体" w:hAnsi="宋体" w:eastAsia="宋体" w:cs="宋体"/>
+          <w:sz w:val="24"/>
+          <w:szCs w:val="24"/>
+        </w:rPr>
+      </w:pPr>
+    </w:p>
+    <w:p>
+      <w:pPr>
+        <w:jc w:val="both"/>
+        <w:rPr>
+          <w:rFonts w:hint="eastAsia" w:ascii="宋体" w:hAnsi="宋体" w:eastAsia="宋体" w:cs="宋体"/>
+          <w:sz w:val="24"/>
+          <w:szCs w:val="24"/>
+        </w:rPr>
+      </w:pPr>
+    </w:p>
+    <w:p>
+      <w:pPr>
+        <w:jc w:val="both"/>
+        <w:rPr>
+          <w:rFonts w:hint="eastAsia" w:ascii="宋体" w:hAnsi="宋体" w:eastAsia="宋体" w:cs="宋体"/>
+          <w:sz w:val="24"/>
+          <w:szCs w:val="24"/>
+        </w:rPr>
+      </w:pPr>
+    </w:p>
+    <w:p>
+      <w:pPr>
+        <w:jc w:val="both"/>
+        <w:rPr>
+          <w:rFonts w:hint="eastAsia" w:ascii="宋体" w:hAnsi="宋体" w:eastAsia="宋体" w:cs="宋体"/>
+          <w:sz w:val="24"/>
+          <w:szCs w:val="24"/>
+        </w:rPr>
+      </w:pPr>
+    </w:p>
+    <w:p>
+      <w:pPr>
+        <w:jc w:val="both"/>
+        <w:rPr>
+          <w:rFonts w:hint="eastAsia" w:ascii="宋体" w:hAnsi="宋体" w:eastAsia="宋体" w:cs="宋体"/>
+          <w:sz w:val="24"/>
+          <w:szCs w:val="24"/>
+        </w:rPr>
+      </w:pPr>
+    </w:p>
+    <w:p>
+      <w:pPr>
+        <w:jc w:val="both"/>
+        <w:rPr>
+          <w:rFonts w:hint="eastAsia" w:ascii="宋体" w:hAnsi="宋体" w:eastAsia="宋体" w:cs="宋体"/>
+          <w:sz w:val="24"/>
+          <w:szCs w:val="24"/>
+        </w:rPr>
+      </w:pPr>
+    </w:p>
+    <w:p>
+      <w:pPr>
+        <w:jc w:val="both"/>
+        <w:rPr>
+          <w:rFonts w:hint="eastAsia" w:ascii="宋体" w:hAnsi="宋体" w:eastAsia="宋体" w:cs="宋体"/>
+          <w:sz w:val="24"/>
+          <w:szCs w:val="24"/>
+        </w:rPr>
+      </w:pPr>
+    </w:p>
+    <w:p>
+      <w:pPr>
+        <w:jc w:val="both"/>
+        <w:rPr>
+          <w:rFonts w:hint="eastAsia" w:ascii="宋体" w:hAnsi="宋体" w:eastAsia="宋体" w:cs="宋体"/>
+          <w:sz w:val="24"/>
+          <w:szCs w:val="24"/>
+        </w:rPr>
+      </w:pPr>
+    </w:p>
+    <w:p>
+      <w:pPr>
+        <w:jc w:val="both"/>
+        <w:rPr>
+          <w:rFonts w:hint="eastAsia" w:ascii="宋体" w:hAnsi="宋体" w:eastAsia="宋体" w:cs="宋体"/>
+          <w:sz w:val="24"/>
+          <w:szCs w:val="24"/>
+        </w:rPr>
+      </w:pPr>
+    </w:p>
+    <w:p>
+      <w:pPr>
+        <w:jc w:val="both"/>
+        <w:rPr>
+          <w:rFonts w:hint="eastAsia" w:ascii="宋体" w:hAnsi="宋体" w:eastAsia="宋体" w:cs="宋体"/>
+          <w:sz w:val="24"/>
+          <w:szCs w:val="24"/>
+        </w:rPr>
+      </w:pPr>
+    </w:p>
+    <w:p>
+      <w:pPr>
+        <w:jc w:val="both"/>
+        <w:rPr>
+          <w:rFonts w:hint="eastAsia" w:ascii="宋体" w:hAnsi="宋体" w:eastAsia="宋体" w:cs="宋体"/>
+          <w:sz w:val="24"/>
+          <w:szCs w:val="24"/>
+        </w:rPr>
+      </w:pPr>
+    </w:p>
+    <w:p>
+      <w:pPr>
+        <w:jc w:val="both"/>
+        <w:rPr>
+          <w:rFonts w:hint="eastAsia" w:ascii="宋体" w:hAnsi="宋体" w:eastAsia="宋体" w:cs="宋体"/>
+          <w:sz w:val="24"/>
+          <w:szCs w:val="24"/>
         </w:rPr>
         <w:sectPr>
           <w:pgSz w:w="11906" w:h="16838"/>
@@ -532,29 +589,37 @@
     </w:p>
     <w:p>
       <w:pPr>
-        <w:pStyle w:val="4"/>
+        <w:pStyle w:val="5"/>
         <w:bidi w:val="0"/>
         <w:jc w:val="center"/>
         <w:rPr>
-          <w:rFonts w:hint="eastAsia"/>
-        </w:rPr>
-      </w:pPr>
-      <w:r>
-        <w:rPr>
-          <w:rFonts w:hint="eastAsia"/>
+          <w:rFonts w:hint="eastAsia" w:ascii="宋体" w:hAnsi="宋体" w:eastAsia="宋体" w:cs="宋体"/>
+          <w:sz w:val="28"/>
+          <w:szCs w:val="28"/>
+        </w:rPr>
+      </w:pPr>
+      <w:r>
+        <w:rPr>
+          <w:rFonts w:hint="eastAsia" w:ascii="宋体" w:hAnsi="宋体" w:eastAsia="宋体" w:cs="宋体"/>
+          <w:sz w:val="28"/>
+          <w:szCs w:val="28"/>
         </w:rPr>
         <w:t>2026.5.2</w:t>
       </w:r>
       <w:r>
         <w:rPr>
-          <w:rFonts w:hint="eastAsia"/>
+          <w:rFonts w:hint="eastAsia" w:ascii="宋体" w:hAnsi="宋体" w:eastAsia="宋体" w:cs="宋体"/>
+          <w:sz w:val="28"/>
+          <w:szCs w:val="28"/>
           <w:lang w:val="en-US" w:eastAsia="zh-CN"/>
         </w:rPr>
         <w:t>2</w:t>
       </w:r>
       <w:r>
         <w:rPr>
-          <w:rFonts w:hint="eastAsia"/>
+          <w:rFonts w:hint="eastAsia" w:ascii="宋体" w:hAnsi="宋体" w:eastAsia="宋体" w:cs="宋体"/>
+          <w:sz w:val="28"/>
+          <w:szCs w:val="28"/>
         </w:rPr>
         <w:t>工作记录</w:t>
       </w:r>
@@ -563,15 +628,17 @@
       <w:pPr>
         <w:jc w:val="both"/>
         <w:rPr>
-          <w:rFonts w:hint="default" w:asciiTheme="minorEastAsia" w:hAnsiTheme="minorEastAsia"/>
-          <w:sz w:val="24"/>
-          <w:lang w:val="en-US" w:eastAsia="zh-CN"/>
-        </w:rPr>
-      </w:pPr>
-      <w:r>
-        <w:rPr>
-          <w:rFonts w:hint="eastAsia" w:asciiTheme="minorEastAsia" w:hAnsiTheme="minorEastAsia"/>
-          <w:sz w:val="24"/>
+          <w:rFonts w:hint="eastAsia" w:ascii="宋体" w:hAnsi="宋体" w:eastAsia="宋体" w:cs="宋体"/>
+          <w:sz w:val="24"/>
+          <w:szCs w:val="24"/>
+          <w:lang w:val="en-US" w:eastAsia="zh-CN"/>
+        </w:rPr>
+      </w:pPr>
+      <w:r>
+        <w:rPr>
+          <w:rFonts w:hint="eastAsia" w:ascii="宋体" w:hAnsi="宋体" w:eastAsia="宋体" w:cs="宋体"/>
+          <w:sz w:val="24"/>
+          <w:szCs w:val="24"/>
           <w:lang w:val="en-US" w:eastAsia="zh-CN"/>
         </w:rPr>
         <w:t>1、去了河北电机，了解了设备相关操作及配置，查看了型式试验的客户现场。</w:t>
@@ -581,76 +648,86 @@
       <w:pPr>
         <w:jc w:val="both"/>
         <w:rPr>
-          <w:rFonts w:hint="eastAsia" w:asciiTheme="minorEastAsia" w:hAnsiTheme="minorEastAsia"/>
-          <w:sz w:val="24"/>
-          <w:lang w:val="en-US" w:eastAsia="zh-CN"/>
-        </w:rPr>
-      </w:pPr>
-    </w:p>
-    <w:p>
-      <w:pPr>
-        <w:jc w:val="both"/>
-        <w:rPr>
-          <w:rFonts w:hint="eastAsia" w:asciiTheme="minorEastAsia" w:hAnsiTheme="minorEastAsia"/>
-          <w:sz w:val="24"/>
-          <w:lang w:val="en-US" w:eastAsia="zh-CN"/>
-        </w:rPr>
-      </w:pPr>
-    </w:p>
-    <w:p>
-      <w:pPr>
-        <w:jc w:val="both"/>
-        <w:rPr>
-          <w:rFonts w:hint="eastAsia" w:asciiTheme="minorEastAsia" w:hAnsiTheme="minorEastAsia"/>
-          <w:sz w:val="24"/>
-          <w:lang w:val="en-US" w:eastAsia="zh-CN"/>
-        </w:rPr>
-      </w:pPr>
-    </w:p>
-    <w:p>
-      <w:pPr>
-        <w:jc w:val="both"/>
-        <w:rPr>
-          <w:rFonts w:hint="eastAsia" w:asciiTheme="minorEastAsia" w:hAnsiTheme="minorEastAsia"/>
-          <w:sz w:val="24"/>
-          <w:lang w:val="en-US" w:eastAsia="zh-CN"/>
-        </w:rPr>
-      </w:pPr>
-    </w:p>
-    <w:p>
-      <w:pPr>
-        <w:jc w:val="both"/>
-        <w:rPr>
-          <w:rFonts w:hint="eastAsia" w:asciiTheme="minorEastAsia" w:hAnsiTheme="minorEastAsia"/>
-          <w:sz w:val="24"/>
-          <w:lang w:val="en-US" w:eastAsia="zh-CN"/>
-        </w:rPr>
-      </w:pPr>
-    </w:p>
-    <w:p>
-      <w:pPr>
-        <w:jc w:val="both"/>
-        <w:rPr>
-          <w:rFonts w:hint="eastAsia" w:asciiTheme="minorEastAsia" w:hAnsiTheme="minorEastAsia"/>
-          <w:sz w:val="24"/>
-          <w:lang w:val="en-US" w:eastAsia="zh-CN"/>
-        </w:rPr>
-      </w:pPr>
-    </w:p>
-    <w:p>
-      <w:pPr>
-        <w:bidi w:val="0"/>
-        <w:rPr>
-          <w:rFonts w:hint="default"/>
-          <w:lang w:val="en-US" w:eastAsia="zh-CN"/>
-        </w:rPr>
-      </w:pPr>
-    </w:p>
-    <w:p>
-      <w:pPr>
-        <w:bidi w:val="0"/>
-        <w:rPr>
-          <w:rFonts w:hint="default"/>
+          <w:rFonts w:hint="eastAsia" w:ascii="宋体" w:hAnsi="宋体" w:eastAsia="宋体" w:cs="宋体"/>
+          <w:sz w:val="24"/>
+          <w:szCs w:val="24"/>
+          <w:lang w:val="en-US" w:eastAsia="zh-CN"/>
+        </w:rPr>
+      </w:pPr>
+    </w:p>
+    <w:p>
+      <w:pPr>
+        <w:jc w:val="both"/>
+        <w:rPr>
+          <w:rFonts w:hint="eastAsia" w:ascii="宋体" w:hAnsi="宋体" w:eastAsia="宋体" w:cs="宋体"/>
+          <w:sz w:val="24"/>
+          <w:szCs w:val="24"/>
+          <w:lang w:val="en-US" w:eastAsia="zh-CN"/>
+        </w:rPr>
+      </w:pPr>
+    </w:p>
+    <w:p>
+      <w:pPr>
+        <w:jc w:val="both"/>
+        <w:rPr>
+          <w:rFonts w:hint="eastAsia" w:ascii="宋体" w:hAnsi="宋体" w:eastAsia="宋体" w:cs="宋体"/>
+          <w:sz w:val="24"/>
+          <w:szCs w:val="24"/>
+          <w:lang w:val="en-US" w:eastAsia="zh-CN"/>
+        </w:rPr>
+      </w:pPr>
+    </w:p>
+    <w:p>
+      <w:pPr>
+        <w:jc w:val="both"/>
+        <w:rPr>
+          <w:rFonts w:hint="eastAsia" w:ascii="宋体" w:hAnsi="宋体" w:eastAsia="宋体" w:cs="宋体"/>
+          <w:sz w:val="24"/>
+          <w:szCs w:val="24"/>
+          <w:lang w:val="en-US" w:eastAsia="zh-CN"/>
+        </w:rPr>
+      </w:pPr>
+    </w:p>
+    <w:p>
+      <w:pPr>
+        <w:jc w:val="both"/>
+        <w:rPr>
+          <w:rFonts w:hint="eastAsia" w:ascii="宋体" w:hAnsi="宋体" w:eastAsia="宋体" w:cs="宋体"/>
+          <w:sz w:val="24"/>
+          <w:szCs w:val="24"/>
+          <w:lang w:val="en-US" w:eastAsia="zh-CN"/>
+        </w:rPr>
+      </w:pPr>
+    </w:p>
+    <w:p>
+      <w:pPr>
+        <w:jc w:val="both"/>
+        <w:rPr>
+          <w:rFonts w:hint="eastAsia" w:ascii="宋体" w:hAnsi="宋体" w:eastAsia="宋体" w:cs="宋体"/>
+          <w:sz w:val="24"/>
+          <w:szCs w:val="24"/>
+          <w:lang w:val="en-US" w:eastAsia="zh-CN"/>
+        </w:rPr>
+      </w:pPr>
+    </w:p>
+    <w:p>
+      <w:pPr>
+        <w:bidi w:val="0"/>
+        <w:rPr>
+          <w:rFonts w:hint="eastAsia" w:ascii="宋体" w:hAnsi="宋体" w:eastAsia="宋体" w:cs="宋体"/>
+          <w:sz w:val="24"/>
+          <w:szCs w:val="24"/>
+          <w:lang w:val="en-US" w:eastAsia="zh-CN"/>
+        </w:rPr>
+      </w:pPr>
+    </w:p>
+    <w:p>
+      <w:pPr>
+        <w:bidi w:val="0"/>
+        <w:rPr>
+          <w:rFonts w:hint="eastAsia" w:ascii="宋体" w:hAnsi="宋体" w:eastAsia="宋体" w:cs="宋体"/>
+          <w:sz w:val="24"/>
+          <w:szCs w:val="24"/>
           <w:lang w:val="en-US" w:eastAsia="zh-CN"/>
         </w:rPr>
         <w:sectPr>
@@ -663,29 +740,37 @@
     </w:p>
     <w:p>
       <w:pPr>
-        <w:pStyle w:val="4"/>
+        <w:pStyle w:val="5"/>
         <w:bidi w:val="0"/>
         <w:jc w:val="center"/>
         <w:rPr>
-          <w:rFonts w:hint="eastAsia"/>
-        </w:rPr>
-      </w:pPr>
-      <w:r>
-        <w:rPr>
-          <w:rFonts w:hint="eastAsia"/>
+          <w:rFonts w:hint="eastAsia" w:ascii="宋体" w:hAnsi="宋体" w:eastAsia="宋体" w:cs="宋体"/>
+          <w:sz w:val="28"/>
+          <w:szCs w:val="28"/>
+        </w:rPr>
+      </w:pPr>
+      <w:r>
+        <w:rPr>
+          <w:rFonts w:hint="eastAsia" w:ascii="宋体" w:hAnsi="宋体" w:eastAsia="宋体" w:cs="宋体"/>
+          <w:sz w:val="28"/>
+          <w:szCs w:val="28"/>
         </w:rPr>
         <w:t>2026.5.2</w:t>
       </w:r>
       <w:r>
         <w:rPr>
-          <w:rFonts w:hint="eastAsia"/>
+          <w:rFonts w:hint="eastAsia" w:ascii="宋体" w:hAnsi="宋体" w:eastAsia="宋体" w:cs="宋体"/>
+          <w:sz w:val="28"/>
+          <w:szCs w:val="28"/>
           <w:lang w:val="en-US" w:eastAsia="zh-CN"/>
         </w:rPr>
         <w:t>3</w:t>
       </w:r>
       <w:r>
         <w:rPr>
-          <w:rFonts w:hint="eastAsia"/>
+          <w:rFonts w:hint="eastAsia" w:ascii="宋体" w:hAnsi="宋体" w:eastAsia="宋体" w:cs="宋体"/>
+          <w:sz w:val="28"/>
+          <w:szCs w:val="28"/>
         </w:rPr>
         <w:t>工作记录</w:t>
       </w:r>
@@ -694,17 +779,17 @@
       <w:pPr>
         <w:bidi w:val="0"/>
         <w:rPr>
-          <w:rFonts w:hint="eastAsia"/>
-          <w:sz w:val="24"/>
-          <w:szCs w:val="32"/>
-          <w:lang w:val="en-US" w:eastAsia="zh-CN"/>
-        </w:rPr>
-      </w:pPr>
-      <w:r>
-        <w:rPr>
-          <w:rFonts w:hint="eastAsia"/>
-          <w:sz w:val="24"/>
-          <w:szCs w:val="32"/>
+          <w:rFonts w:hint="eastAsia" w:ascii="宋体" w:hAnsi="宋体" w:eastAsia="宋体" w:cs="宋体"/>
+          <w:sz w:val="24"/>
+          <w:szCs w:val="24"/>
+          <w:lang w:val="en-US" w:eastAsia="zh-CN"/>
+        </w:rPr>
+      </w:pPr>
+      <w:r>
+        <w:rPr>
+          <w:rFonts w:hint="eastAsia" w:ascii="宋体" w:hAnsi="宋体" w:eastAsia="宋体" w:cs="宋体"/>
+          <w:sz w:val="24"/>
+          <w:szCs w:val="24"/>
           <w:lang w:val="en-US" w:eastAsia="zh-CN"/>
         </w:rPr>
         <w:t>1、在UI界面设置了表格布局。</w:t>
@@ -714,17 +799,17 @@
       <w:pPr>
         <w:bidi w:val="0"/>
         <w:rPr>
-          <w:rFonts w:hint="eastAsia"/>
-          <w:sz w:val="24"/>
-          <w:szCs w:val="32"/>
-          <w:lang w:val="en-US" w:eastAsia="zh-CN"/>
-        </w:rPr>
-      </w:pPr>
-      <w:r>
-        <w:rPr>
-          <w:rFonts w:hint="eastAsia"/>
-          <w:sz w:val="24"/>
-          <w:szCs w:val="32"/>
+          <w:rFonts w:hint="eastAsia" w:ascii="宋体" w:hAnsi="宋体" w:eastAsia="宋体" w:cs="宋体"/>
+          <w:sz w:val="24"/>
+          <w:szCs w:val="24"/>
+          <w:lang w:val="en-US" w:eastAsia="zh-CN"/>
+        </w:rPr>
+      </w:pPr>
+      <w:r>
+        <w:rPr>
+          <w:rFonts w:hint="eastAsia" w:ascii="宋体" w:hAnsi="宋体" w:eastAsia="宋体" w:cs="宋体"/>
+          <w:sz w:val="24"/>
+          <w:szCs w:val="24"/>
           <w:lang w:val="en-US" w:eastAsia="zh-CN"/>
         </w:rPr>
         <w:t>2、编写了表格初始化逻辑。</w:t>
@@ -734,17 +819,17 @@
       <w:pPr>
         <w:bidi w:val="0"/>
         <w:rPr>
-          <w:rFonts w:hint="eastAsia"/>
-          <w:sz w:val="24"/>
-          <w:szCs w:val="32"/>
-          <w:lang w:val="en-US" w:eastAsia="zh-CN"/>
-        </w:rPr>
-      </w:pPr>
-      <w:r>
-        <w:rPr>
-          <w:rFonts w:hint="eastAsia"/>
-          <w:sz w:val="24"/>
-          <w:szCs w:val="32"/>
+          <w:rFonts w:hint="eastAsia" w:ascii="宋体" w:hAnsi="宋体" w:eastAsia="宋体" w:cs="宋体"/>
+          <w:sz w:val="24"/>
+          <w:szCs w:val="24"/>
+          <w:lang w:val="en-US" w:eastAsia="zh-CN"/>
+        </w:rPr>
+      </w:pPr>
+      <w:r>
+        <w:rPr>
+          <w:rFonts w:hint="eastAsia" w:ascii="宋体" w:hAnsi="宋体" w:eastAsia="宋体" w:cs="宋体"/>
+          <w:sz w:val="24"/>
+          <w:szCs w:val="24"/>
           <w:lang w:val="en-US" w:eastAsia="zh-CN"/>
         </w:rPr>
         <w:t>3、对原来由Dubug输出数据模式，换为由表格更新数据的模式。</w:t>
@@ -754,17 +839,17 @@
       <w:pPr>
         <w:bidi w:val="0"/>
         <w:rPr>
-          <w:rFonts w:hint="eastAsia"/>
-          <w:sz w:val="24"/>
-          <w:szCs w:val="32"/>
-          <w:lang w:val="en-US" w:eastAsia="zh-CN"/>
-        </w:rPr>
-      </w:pPr>
-      <w:r>
-        <w:rPr>
-          <w:rFonts w:hint="eastAsia"/>
-          <w:sz w:val="24"/>
-          <w:szCs w:val="32"/>
+          <w:rFonts w:hint="eastAsia" w:ascii="宋体" w:hAnsi="宋体" w:eastAsia="宋体" w:cs="宋体"/>
+          <w:sz w:val="24"/>
+          <w:szCs w:val="24"/>
+          <w:lang w:val="en-US" w:eastAsia="zh-CN"/>
+        </w:rPr>
+      </w:pPr>
+      <w:r>
+        <w:rPr>
+          <w:rFonts w:hint="eastAsia" w:ascii="宋体" w:hAnsi="宋体" w:eastAsia="宋体" w:cs="宋体"/>
+          <w:sz w:val="24"/>
+          <w:szCs w:val="24"/>
           <w:lang w:val="en-US" w:eastAsia="zh-CN"/>
         </w:rPr>
         <w:t>4、对表格更新数据逻辑代码进行了编写。</w:t>
@@ -774,203 +859,207 @@
       <w:pPr>
         <w:bidi w:val="0"/>
         <w:rPr>
-          <w:rFonts w:hint="default"/>
-          <w:sz w:val="24"/>
-          <w:szCs w:val="32"/>
-          <w:lang w:val="en-US" w:eastAsia="zh-CN"/>
-        </w:rPr>
-      </w:pPr>
-    </w:p>
-    <w:p>
-      <w:pPr>
-        <w:bidi w:val="0"/>
-        <w:rPr>
-          <w:rFonts w:hint="default"/>
-          <w:sz w:val="24"/>
-          <w:szCs w:val="32"/>
-          <w:lang w:val="en-US" w:eastAsia="zh-CN"/>
-        </w:rPr>
-      </w:pPr>
-    </w:p>
-    <w:p>
-      <w:pPr>
-        <w:bidi w:val="0"/>
-        <w:rPr>
-          <w:rFonts w:hint="default"/>
-          <w:sz w:val="24"/>
-          <w:szCs w:val="32"/>
-          <w:lang w:val="en-US" w:eastAsia="zh-CN"/>
-        </w:rPr>
-      </w:pPr>
-    </w:p>
-    <w:p>
-      <w:pPr>
-        <w:bidi w:val="0"/>
-        <w:rPr>
-          <w:rFonts w:hint="default"/>
-          <w:sz w:val="24"/>
-          <w:szCs w:val="32"/>
-          <w:lang w:val="en-US" w:eastAsia="zh-CN"/>
-        </w:rPr>
-      </w:pPr>
-    </w:p>
-    <w:p>
-      <w:pPr>
-        <w:bidi w:val="0"/>
-        <w:rPr>
-          <w:rFonts w:hint="default"/>
-          <w:sz w:val="24"/>
-          <w:szCs w:val="32"/>
-          <w:lang w:val="en-US" w:eastAsia="zh-CN"/>
-        </w:rPr>
-      </w:pPr>
-    </w:p>
-    <w:p>
-      <w:pPr>
-        <w:bidi w:val="0"/>
-        <w:rPr>
-          <w:rFonts w:hint="default"/>
-          <w:sz w:val="24"/>
-          <w:szCs w:val="32"/>
-          <w:lang w:val="en-US" w:eastAsia="zh-CN"/>
-        </w:rPr>
-      </w:pPr>
-    </w:p>
-    <w:p>
-      <w:pPr>
-        <w:bidi w:val="0"/>
-        <w:rPr>
-          <w:rFonts w:hint="default"/>
-          <w:sz w:val="24"/>
-          <w:szCs w:val="32"/>
-          <w:lang w:val="en-US" w:eastAsia="zh-CN"/>
-        </w:rPr>
-      </w:pPr>
-    </w:p>
-    <w:p>
-      <w:pPr>
-        <w:bidi w:val="0"/>
-        <w:rPr>
-          <w:rFonts w:hint="default"/>
-          <w:sz w:val="24"/>
-          <w:szCs w:val="32"/>
-          <w:lang w:val="en-US" w:eastAsia="zh-CN"/>
-        </w:rPr>
-      </w:pPr>
-    </w:p>
-    <w:p>
-      <w:pPr>
-        <w:bidi w:val="0"/>
-        <w:rPr>
-          <w:rFonts w:hint="default"/>
-          <w:sz w:val="24"/>
-          <w:szCs w:val="32"/>
-          <w:lang w:val="en-US" w:eastAsia="zh-CN"/>
-        </w:rPr>
-      </w:pPr>
-    </w:p>
-    <w:p>
-      <w:pPr>
-        <w:bidi w:val="0"/>
-        <w:rPr>
-          <w:rFonts w:hint="default"/>
-          <w:sz w:val="24"/>
-          <w:szCs w:val="32"/>
-          <w:lang w:val="en-US" w:eastAsia="zh-CN"/>
-        </w:rPr>
-      </w:pPr>
-    </w:p>
-    <w:p>
-      <w:pPr>
-        <w:bidi w:val="0"/>
-        <w:rPr>
-          <w:rFonts w:hint="default"/>
-          <w:sz w:val="24"/>
-          <w:szCs w:val="32"/>
-          <w:lang w:val="en-US" w:eastAsia="zh-CN"/>
-        </w:rPr>
-      </w:pPr>
-    </w:p>
-    <w:p>
-      <w:pPr>
-        <w:bidi w:val="0"/>
-        <w:rPr>
-          <w:rFonts w:hint="default"/>
-          <w:sz w:val="24"/>
-          <w:szCs w:val="32"/>
-          <w:lang w:val="en-US" w:eastAsia="zh-CN"/>
-        </w:rPr>
-      </w:pPr>
-    </w:p>
-    <w:p>
-      <w:pPr>
-        <w:bidi w:val="0"/>
-        <w:rPr>
-          <w:rFonts w:hint="default"/>
-          <w:sz w:val="24"/>
-          <w:szCs w:val="32"/>
-          <w:lang w:val="en-US" w:eastAsia="zh-CN"/>
-        </w:rPr>
-      </w:pPr>
-    </w:p>
-    <w:p>
-      <w:pPr>
-        <w:bidi w:val="0"/>
-        <w:rPr>
-          <w:rFonts w:hint="default"/>
-          <w:sz w:val="24"/>
-          <w:szCs w:val="32"/>
-          <w:lang w:val="en-US" w:eastAsia="zh-CN"/>
-        </w:rPr>
-      </w:pPr>
-    </w:p>
-    <w:p>
-      <w:pPr>
-        <w:bidi w:val="0"/>
-        <w:rPr>
-          <w:rFonts w:hint="default"/>
-          <w:sz w:val="24"/>
-          <w:szCs w:val="32"/>
-          <w:lang w:val="en-US" w:eastAsia="zh-CN"/>
-        </w:rPr>
-      </w:pPr>
-    </w:p>
-    <w:p>
-      <w:pPr>
-        <w:bidi w:val="0"/>
-        <w:rPr>
-          <w:rFonts w:hint="default"/>
-          <w:sz w:val="24"/>
-          <w:szCs w:val="32"/>
-          <w:lang w:val="en-US" w:eastAsia="zh-CN"/>
-        </w:rPr>
-      </w:pPr>
-    </w:p>
-    <w:p>
-      <w:pPr>
-        <w:bidi w:val="0"/>
-        <w:rPr>
-          <w:rFonts w:hint="default"/>
-          <w:sz w:val="24"/>
-          <w:szCs w:val="32"/>
-          <w:lang w:val="en-US" w:eastAsia="zh-CN"/>
-        </w:rPr>
-      </w:pPr>
-    </w:p>
-    <w:p>
-      <w:pPr>
-        <w:bidi w:val="0"/>
-        <w:rPr>
-          <w:rFonts w:hint="default"/>
-          <w:lang w:val="en-US" w:eastAsia="zh-CN"/>
-        </w:rPr>
-      </w:pPr>
-    </w:p>
-    <w:p>
-      <w:pPr>
-        <w:bidi w:val="0"/>
-        <w:rPr>
-          <w:rFonts w:hint="default"/>
+          <w:rFonts w:hint="eastAsia" w:ascii="宋体" w:hAnsi="宋体" w:eastAsia="宋体" w:cs="宋体"/>
+          <w:sz w:val="24"/>
+          <w:szCs w:val="24"/>
+          <w:lang w:val="en-US" w:eastAsia="zh-CN"/>
+        </w:rPr>
+      </w:pPr>
+    </w:p>
+    <w:p>
+      <w:pPr>
+        <w:bidi w:val="0"/>
+        <w:rPr>
+          <w:rFonts w:hint="eastAsia" w:ascii="宋体" w:hAnsi="宋体" w:eastAsia="宋体" w:cs="宋体"/>
+          <w:sz w:val="24"/>
+          <w:szCs w:val="24"/>
+          <w:lang w:val="en-US" w:eastAsia="zh-CN"/>
+        </w:rPr>
+      </w:pPr>
+    </w:p>
+    <w:p>
+      <w:pPr>
+        <w:bidi w:val="0"/>
+        <w:rPr>
+          <w:rFonts w:hint="eastAsia" w:ascii="宋体" w:hAnsi="宋体" w:eastAsia="宋体" w:cs="宋体"/>
+          <w:sz w:val="24"/>
+          <w:szCs w:val="24"/>
+          <w:lang w:val="en-US" w:eastAsia="zh-CN"/>
+        </w:rPr>
+      </w:pPr>
+    </w:p>
+    <w:p>
+      <w:pPr>
+        <w:bidi w:val="0"/>
+        <w:rPr>
+          <w:rFonts w:hint="eastAsia" w:ascii="宋体" w:hAnsi="宋体" w:eastAsia="宋体" w:cs="宋体"/>
+          <w:sz w:val="24"/>
+          <w:szCs w:val="24"/>
+          <w:lang w:val="en-US" w:eastAsia="zh-CN"/>
+        </w:rPr>
+      </w:pPr>
+    </w:p>
+    <w:p>
+      <w:pPr>
+        <w:bidi w:val="0"/>
+        <w:rPr>
+          <w:rFonts w:hint="eastAsia" w:ascii="宋体" w:hAnsi="宋体" w:eastAsia="宋体" w:cs="宋体"/>
+          <w:sz w:val="24"/>
+          <w:szCs w:val="24"/>
+          <w:lang w:val="en-US" w:eastAsia="zh-CN"/>
+        </w:rPr>
+      </w:pPr>
+    </w:p>
+    <w:p>
+      <w:pPr>
+        <w:bidi w:val="0"/>
+        <w:rPr>
+          <w:rFonts w:hint="eastAsia" w:ascii="宋体" w:hAnsi="宋体" w:eastAsia="宋体" w:cs="宋体"/>
+          <w:sz w:val="24"/>
+          <w:szCs w:val="24"/>
+          <w:lang w:val="en-US" w:eastAsia="zh-CN"/>
+        </w:rPr>
+      </w:pPr>
+    </w:p>
+    <w:p>
+      <w:pPr>
+        <w:bidi w:val="0"/>
+        <w:rPr>
+          <w:rFonts w:hint="eastAsia" w:ascii="宋体" w:hAnsi="宋体" w:eastAsia="宋体" w:cs="宋体"/>
+          <w:sz w:val="24"/>
+          <w:szCs w:val="24"/>
+          <w:lang w:val="en-US" w:eastAsia="zh-CN"/>
+        </w:rPr>
+      </w:pPr>
+    </w:p>
+    <w:p>
+      <w:pPr>
+        <w:bidi w:val="0"/>
+        <w:rPr>
+          <w:rFonts w:hint="eastAsia" w:ascii="宋体" w:hAnsi="宋体" w:eastAsia="宋体" w:cs="宋体"/>
+          <w:sz w:val="24"/>
+          <w:szCs w:val="24"/>
+          <w:lang w:val="en-US" w:eastAsia="zh-CN"/>
+        </w:rPr>
+      </w:pPr>
+    </w:p>
+    <w:p>
+      <w:pPr>
+        <w:bidi w:val="0"/>
+        <w:rPr>
+          <w:rFonts w:hint="eastAsia" w:ascii="宋体" w:hAnsi="宋体" w:eastAsia="宋体" w:cs="宋体"/>
+          <w:sz w:val="24"/>
+          <w:szCs w:val="24"/>
+          <w:lang w:val="en-US" w:eastAsia="zh-CN"/>
+        </w:rPr>
+      </w:pPr>
+    </w:p>
+    <w:p>
+      <w:pPr>
+        <w:bidi w:val="0"/>
+        <w:rPr>
+          <w:rFonts w:hint="eastAsia" w:ascii="宋体" w:hAnsi="宋体" w:eastAsia="宋体" w:cs="宋体"/>
+          <w:sz w:val="24"/>
+          <w:szCs w:val="24"/>
+          <w:lang w:val="en-US" w:eastAsia="zh-CN"/>
+        </w:rPr>
+      </w:pPr>
+    </w:p>
+    <w:p>
+      <w:pPr>
+        <w:bidi w:val="0"/>
+        <w:rPr>
+          <w:rFonts w:hint="eastAsia" w:ascii="宋体" w:hAnsi="宋体" w:eastAsia="宋体" w:cs="宋体"/>
+          <w:sz w:val="24"/>
+          <w:szCs w:val="24"/>
+          <w:lang w:val="en-US" w:eastAsia="zh-CN"/>
+        </w:rPr>
+      </w:pPr>
+    </w:p>
+    <w:p>
+      <w:pPr>
+        <w:bidi w:val="0"/>
+        <w:rPr>
+          <w:rFonts w:hint="eastAsia" w:ascii="宋体" w:hAnsi="宋体" w:eastAsia="宋体" w:cs="宋体"/>
+          <w:sz w:val="24"/>
+          <w:szCs w:val="24"/>
+          <w:lang w:val="en-US" w:eastAsia="zh-CN"/>
+        </w:rPr>
+      </w:pPr>
+    </w:p>
+    <w:p>
+      <w:pPr>
+        <w:bidi w:val="0"/>
+        <w:rPr>
+          <w:rFonts w:hint="eastAsia" w:ascii="宋体" w:hAnsi="宋体" w:eastAsia="宋体" w:cs="宋体"/>
+          <w:sz w:val="24"/>
+          <w:szCs w:val="24"/>
+          <w:lang w:val="en-US" w:eastAsia="zh-CN"/>
+        </w:rPr>
+      </w:pPr>
+    </w:p>
+    <w:p>
+      <w:pPr>
+        <w:bidi w:val="0"/>
+        <w:rPr>
+          <w:rFonts w:hint="eastAsia" w:ascii="宋体" w:hAnsi="宋体" w:eastAsia="宋体" w:cs="宋体"/>
+          <w:sz w:val="24"/>
+          <w:szCs w:val="24"/>
+          <w:lang w:val="en-US" w:eastAsia="zh-CN"/>
+        </w:rPr>
+      </w:pPr>
+    </w:p>
+    <w:p>
+      <w:pPr>
+        <w:bidi w:val="0"/>
+        <w:rPr>
+          <w:rFonts w:hint="eastAsia" w:ascii="宋体" w:hAnsi="宋体" w:eastAsia="宋体" w:cs="宋体"/>
+          <w:sz w:val="24"/>
+          <w:szCs w:val="24"/>
+          <w:lang w:val="en-US" w:eastAsia="zh-CN"/>
+        </w:rPr>
+      </w:pPr>
+    </w:p>
+    <w:p>
+      <w:pPr>
+        <w:bidi w:val="0"/>
+        <w:rPr>
+          <w:rFonts w:hint="eastAsia" w:ascii="宋体" w:hAnsi="宋体" w:eastAsia="宋体" w:cs="宋体"/>
+          <w:sz w:val="24"/>
+          <w:szCs w:val="24"/>
+          <w:lang w:val="en-US" w:eastAsia="zh-CN"/>
+        </w:rPr>
+      </w:pPr>
+    </w:p>
+    <w:p>
+      <w:pPr>
+        <w:bidi w:val="0"/>
+        <w:rPr>
+          <w:rFonts w:hint="eastAsia" w:ascii="宋体" w:hAnsi="宋体" w:eastAsia="宋体" w:cs="宋体"/>
+          <w:sz w:val="24"/>
+          <w:szCs w:val="24"/>
+          <w:lang w:val="en-US" w:eastAsia="zh-CN"/>
+        </w:rPr>
+      </w:pPr>
+    </w:p>
+    <w:p>
+      <w:pPr>
+        <w:bidi w:val="0"/>
+        <w:rPr>
+          <w:rFonts w:hint="eastAsia" w:ascii="宋体" w:hAnsi="宋体" w:eastAsia="宋体" w:cs="宋体"/>
+          <w:sz w:val="24"/>
+          <w:szCs w:val="24"/>
+          <w:lang w:val="en-US" w:eastAsia="zh-CN"/>
+        </w:rPr>
+      </w:pPr>
+    </w:p>
+    <w:p>
+      <w:pPr>
+        <w:bidi w:val="0"/>
+        <w:rPr>
+          <w:rFonts w:hint="eastAsia" w:ascii="宋体" w:hAnsi="宋体" w:eastAsia="宋体" w:cs="宋体"/>
+          <w:sz w:val="24"/>
+          <w:szCs w:val="24"/>
           <w:lang w:val="en-US" w:eastAsia="zh-CN"/>
         </w:rPr>
         <w:sectPr>
@@ -983,29 +1072,37 @@
     </w:p>
     <w:p>
       <w:pPr>
-        <w:pStyle w:val="4"/>
+        <w:pStyle w:val="5"/>
         <w:bidi w:val="0"/>
         <w:jc w:val="center"/>
         <w:rPr>
-          <w:rFonts w:hint="eastAsia"/>
-        </w:rPr>
-      </w:pPr>
-      <w:r>
-        <w:rPr>
-          <w:rFonts w:hint="eastAsia"/>
+          <w:rFonts w:hint="eastAsia" w:ascii="宋体" w:hAnsi="宋体" w:eastAsia="宋体" w:cs="宋体"/>
+          <w:sz w:val="28"/>
+          <w:szCs w:val="28"/>
+        </w:rPr>
+      </w:pPr>
+      <w:r>
+        <w:rPr>
+          <w:rFonts w:hint="eastAsia" w:ascii="宋体" w:hAnsi="宋体" w:eastAsia="宋体" w:cs="宋体"/>
+          <w:sz w:val="28"/>
+          <w:szCs w:val="28"/>
         </w:rPr>
         <w:t>2026.5.2</w:t>
       </w:r>
       <w:r>
         <w:rPr>
-          <w:rFonts w:hint="eastAsia"/>
+          <w:rFonts w:hint="eastAsia" w:ascii="宋体" w:hAnsi="宋体" w:eastAsia="宋体" w:cs="宋体"/>
+          <w:sz w:val="28"/>
+          <w:szCs w:val="28"/>
           <w:lang w:val="en-US" w:eastAsia="zh-CN"/>
         </w:rPr>
         <w:t>5</w:t>
       </w:r>
       <w:r>
         <w:rPr>
-          <w:rFonts w:hint="eastAsia"/>
+          <w:rFonts w:hint="eastAsia" w:ascii="宋体" w:hAnsi="宋体" w:eastAsia="宋体" w:cs="宋体"/>
+          <w:sz w:val="28"/>
+          <w:szCs w:val="28"/>
         </w:rPr>
         <w:t>工作记录</w:t>
       </w:r>
@@ -1014,17 +1111,17 @@
       <w:pPr>
         <w:bidi w:val="0"/>
         <w:rPr>
-          <w:rFonts w:hint="eastAsia"/>
-          <w:sz w:val="24"/>
-          <w:szCs w:val="32"/>
-          <w:lang w:val="en-US" w:eastAsia="zh-CN"/>
-        </w:rPr>
-      </w:pPr>
-      <w:r>
-        <w:rPr>
-          <w:rFonts w:hint="eastAsia"/>
-          <w:sz w:val="24"/>
-          <w:szCs w:val="32"/>
+          <w:rFonts w:hint="eastAsia" w:ascii="宋体" w:hAnsi="宋体" w:eastAsia="宋体" w:cs="宋体"/>
+          <w:sz w:val="24"/>
+          <w:szCs w:val="24"/>
+          <w:lang w:val="en-US" w:eastAsia="zh-CN"/>
+        </w:rPr>
+      </w:pPr>
+      <w:r>
+        <w:rPr>
+          <w:rFonts w:hint="eastAsia" w:ascii="宋体" w:hAnsi="宋体" w:eastAsia="宋体" w:cs="宋体"/>
+          <w:sz w:val="24"/>
+          <w:szCs w:val="24"/>
           <w:lang w:val="en-US" w:eastAsia="zh-CN"/>
         </w:rPr>
         <w:t>1、添加了浮点类型微调框和复选框及其代码编写</w:t>
@@ -1034,17 +1131,17 @@
       <w:pPr>
         <w:bidi w:val="0"/>
         <w:rPr>
-          <w:rFonts w:hint="eastAsia"/>
-          <w:sz w:val="24"/>
-          <w:szCs w:val="32"/>
-          <w:lang w:val="en-US" w:eastAsia="zh-CN"/>
-        </w:rPr>
-      </w:pPr>
-      <w:r>
-        <w:rPr>
-          <w:rFonts w:hint="eastAsia"/>
-          <w:sz w:val="24"/>
-          <w:szCs w:val="32"/>
+          <w:rFonts w:hint="eastAsia" w:ascii="宋体" w:hAnsi="宋体" w:eastAsia="宋体" w:cs="宋体"/>
+          <w:sz w:val="24"/>
+          <w:szCs w:val="24"/>
+          <w:lang w:val="en-US" w:eastAsia="zh-CN"/>
+        </w:rPr>
+      </w:pPr>
+      <w:r>
+        <w:rPr>
+          <w:rFonts w:hint="eastAsia" w:ascii="宋体" w:hAnsi="宋体" w:eastAsia="宋体" w:cs="宋体"/>
+          <w:sz w:val="24"/>
+          <w:szCs w:val="24"/>
           <w:lang w:val="en-US" w:eastAsia="zh-CN"/>
         </w:rPr>
         <w:t>2、实现了在设备运行期间可以实时调整数据的功能。</w:t>
@@ -1054,17 +1151,17 @@
       <w:pPr>
         <w:bidi w:val="0"/>
         <w:rPr>
-          <w:rFonts w:hint="eastAsia"/>
-          <w:sz w:val="24"/>
-          <w:szCs w:val="32"/>
-          <w:lang w:val="en-US" w:eastAsia="zh-CN"/>
-        </w:rPr>
-      </w:pPr>
-      <w:r>
-        <w:rPr>
-          <w:rFonts w:hint="eastAsia"/>
-          <w:sz w:val="24"/>
-          <w:szCs w:val="32"/>
+          <w:rFonts w:hint="eastAsia" w:ascii="宋体" w:hAnsi="宋体" w:eastAsia="宋体" w:cs="宋体"/>
+          <w:sz w:val="24"/>
+          <w:szCs w:val="24"/>
+          <w:lang w:val="en-US" w:eastAsia="zh-CN"/>
+        </w:rPr>
+      </w:pPr>
+      <w:r>
+        <w:rPr>
+          <w:rFonts w:hint="eastAsia" w:ascii="宋体" w:hAnsi="宋体" w:eastAsia="宋体" w:cs="宋体"/>
+          <w:sz w:val="24"/>
+          <w:szCs w:val="24"/>
           <w:lang w:val="en-US" w:eastAsia="zh-CN"/>
         </w:rPr>
         <w:t>3、增加了Line Edit文本编辑器用于显示当前修改后的转速rpm。</w:t>
@@ -1074,20 +1171,292 @@
       <w:pPr>
         <w:bidi w:val="0"/>
         <w:rPr>
-          <w:rFonts w:hint="default"/>
-          <w:sz w:val="24"/>
-          <w:szCs w:val="32"/>
-          <w:lang w:val="en-US" w:eastAsia="zh-CN"/>
-        </w:rPr>
-      </w:pPr>
+          <w:rFonts w:hint="eastAsia" w:ascii="宋体" w:hAnsi="宋体" w:eastAsia="宋体" w:cs="宋体"/>
+          <w:sz w:val="24"/>
+          <w:szCs w:val="24"/>
+          <w:lang w:val="en-US" w:eastAsia="zh-CN"/>
+        </w:rPr>
+      </w:pPr>
+    </w:p>
+    <w:p>
+      <w:pPr>
+        <w:bidi w:val="0"/>
+        <w:rPr>
+          <w:rFonts w:hint="eastAsia" w:ascii="宋体" w:hAnsi="宋体" w:eastAsia="宋体" w:cs="宋体"/>
+          <w:sz w:val="24"/>
+          <w:szCs w:val="24"/>
+          <w:lang w:val="en-US" w:eastAsia="zh-CN"/>
+        </w:rPr>
+        <w:sectPr>
+          <w:pgSz w:w="11906" w:h="16838"/>
+          <w:pgMar w:top="1440" w:right="1800" w:bottom="1440" w:left="1800" w:header="851" w:footer="992" w:gutter="0"/>
+          <w:cols w:space="425" w:num="1"/>
+          <w:docGrid w:type="lines" w:linePitch="312" w:charSpace="0"/>
+        </w:sectPr>
+      </w:pPr>
+    </w:p>
+    <w:p>
+      <w:pPr>
+        <w:pStyle w:val="5"/>
+        <w:bidi w:val="0"/>
+        <w:jc w:val="center"/>
+        <w:rPr>
+          <w:rFonts w:hint="eastAsia" w:ascii="宋体" w:hAnsi="宋体" w:eastAsia="宋体" w:cs="宋体"/>
+          <w:sz w:val="28"/>
+          <w:szCs w:val="28"/>
+        </w:rPr>
+      </w:pPr>
+      <w:r>
+        <w:rPr>
+          <w:rFonts w:hint="eastAsia" w:ascii="宋体" w:hAnsi="宋体" w:eastAsia="宋体" w:cs="宋体"/>
+          <w:sz w:val="28"/>
+          <w:szCs w:val="28"/>
+        </w:rPr>
+        <w:t>2026.5.2</w:t>
+      </w:r>
+      <w:r>
+        <w:rPr>
+          <w:rFonts w:hint="eastAsia" w:ascii="宋体" w:hAnsi="宋体" w:eastAsia="宋体" w:cs="宋体"/>
+          <w:sz w:val="28"/>
+          <w:szCs w:val="28"/>
+          <w:lang w:val="en-US" w:eastAsia="zh-CN"/>
+        </w:rPr>
+        <w:t>6</w:t>
+      </w:r>
+      <w:r>
+        <w:rPr>
+          <w:rFonts w:hint="eastAsia" w:ascii="宋体" w:hAnsi="宋体" w:eastAsia="宋体" w:cs="宋体"/>
+          <w:sz w:val="28"/>
+          <w:szCs w:val="28"/>
+        </w:rPr>
+        <w:t>工作记录</w:t>
+      </w:r>
+    </w:p>
+    <w:p>
+      <w:pPr>
+        <w:bidi w:val="0"/>
+        <w:rPr>
+          <w:rFonts w:hint="eastAsia" w:ascii="宋体" w:hAnsi="宋体" w:eastAsia="宋体" w:cs="宋体"/>
+          <w:sz w:val="24"/>
+          <w:szCs w:val="24"/>
+          <w:lang w:val="en-US" w:eastAsia="zh-CN"/>
+        </w:rPr>
+        <w:sectPr>
+          <w:pgSz w:w="11906" w:h="16838"/>
+          <w:pgMar w:top="1440" w:right="1800" w:bottom="1440" w:left="1800" w:header="851" w:footer="992" w:gutter="0"/>
+          <w:cols w:space="425" w:num="1"/>
+          <w:docGrid w:type="lines" w:linePitch="312" w:charSpace="0"/>
+        </w:sectPr>
+      </w:pPr>
+    </w:p>
+    <w:p>
+      <w:pPr>
+        <w:pStyle w:val="5"/>
+        <w:bidi w:val="0"/>
+        <w:jc w:val="center"/>
+        <w:rPr>
+          <w:rFonts w:hint="eastAsia" w:ascii="宋体" w:hAnsi="宋体" w:eastAsia="宋体" w:cs="宋体"/>
+          <w:sz w:val="28"/>
+          <w:szCs w:val="28"/>
+        </w:rPr>
+      </w:pPr>
+      <w:r>
+        <w:rPr>
+          <w:rFonts w:hint="eastAsia" w:ascii="宋体" w:hAnsi="宋体" w:eastAsia="宋体" w:cs="宋体"/>
+          <w:sz w:val="28"/>
+          <w:szCs w:val="28"/>
+        </w:rPr>
+        <w:t>2026.5.2</w:t>
+      </w:r>
+      <w:r>
+        <w:rPr>
+          <w:rFonts w:hint="eastAsia" w:ascii="宋体" w:hAnsi="宋体" w:eastAsia="宋体" w:cs="宋体"/>
+          <w:sz w:val="28"/>
+          <w:szCs w:val="28"/>
+          <w:lang w:val="en-US" w:eastAsia="zh-CN"/>
+        </w:rPr>
+        <w:t>7</w:t>
+      </w:r>
+      <w:r>
+        <w:rPr>
+          <w:rFonts w:hint="eastAsia" w:ascii="宋体" w:hAnsi="宋体" w:eastAsia="宋体" w:cs="宋体"/>
+          <w:sz w:val="28"/>
+          <w:szCs w:val="28"/>
+        </w:rPr>
+        <w:t>工作记录</w:t>
+      </w:r>
+    </w:p>
+    <w:p>
+      <w:pPr>
+        <w:bidi w:val="0"/>
+        <w:rPr>
+          <w:rFonts w:hint="eastAsia" w:ascii="宋体" w:hAnsi="宋体" w:eastAsia="宋体" w:cs="宋体"/>
+          <w:sz w:val="24"/>
+          <w:szCs w:val="24"/>
+          <w:lang w:val="en-US" w:eastAsia="zh-CN"/>
+        </w:rPr>
+        <w:sectPr>
+          <w:pgSz w:w="11906" w:h="16838"/>
+          <w:pgMar w:top="1440" w:right="1800" w:bottom="1440" w:left="1800" w:header="851" w:footer="992" w:gutter="0"/>
+          <w:cols w:space="425" w:num="1"/>
+          <w:docGrid w:type="lines" w:linePitch="312" w:charSpace="0"/>
+        </w:sectPr>
+      </w:pPr>
+    </w:p>
+    <w:p>
+      <w:pPr>
+        <w:pStyle w:val="5"/>
+        <w:bidi w:val="0"/>
+        <w:jc w:val="center"/>
+        <w:rPr>
+          <w:rFonts w:hint="eastAsia" w:ascii="宋体" w:hAnsi="宋体" w:eastAsia="宋体" w:cs="宋体"/>
+          <w:sz w:val="28"/>
+          <w:szCs w:val="28"/>
+        </w:rPr>
+      </w:pPr>
+      <w:r>
+        <w:rPr>
+          <w:rFonts w:hint="eastAsia" w:ascii="宋体" w:hAnsi="宋体" w:eastAsia="宋体" w:cs="宋体"/>
+          <w:sz w:val="28"/>
+          <w:szCs w:val="28"/>
+        </w:rPr>
+        <w:t>2026.5.2</w:t>
+      </w:r>
+      <w:r>
+        <w:rPr>
+          <w:rFonts w:hint="eastAsia" w:ascii="宋体" w:hAnsi="宋体" w:eastAsia="宋体" w:cs="宋体"/>
+          <w:sz w:val="28"/>
+          <w:szCs w:val="28"/>
+          <w:lang w:val="en-US" w:eastAsia="zh-CN"/>
+        </w:rPr>
+        <w:t>8</w:t>
+      </w:r>
+      <w:r>
+        <w:rPr>
+          <w:rFonts w:hint="eastAsia" w:ascii="宋体" w:hAnsi="宋体" w:eastAsia="宋体" w:cs="宋体"/>
+          <w:sz w:val="28"/>
+          <w:szCs w:val="28"/>
+        </w:rPr>
+        <w:t>工作记录</w:t>
+      </w:r>
+    </w:p>
+    <w:p>
+      <w:pPr>
+        <w:bidi w:val="0"/>
+        <w:rPr>
+          <w:rFonts w:hint="eastAsia" w:ascii="宋体" w:hAnsi="宋体" w:eastAsia="宋体" w:cs="宋体"/>
+          <w:sz w:val="24"/>
+          <w:szCs w:val="24"/>
+          <w:lang w:val="en-US" w:eastAsia="zh-CN"/>
+        </w:rPr>
+        <w:sectPr>
+          <w:pgSz w:w="11906" w:h="16838"/>
+          <w:pgMar w:top="1440" w:right="1800" w:bottom="1440" w:left="1800" w:header="851" w:footer="992" w:gutter="0"/>
+          <w:cols w:space="425" w:num="1"/>
+          <w:docGrid w:type="lines" w:linePitch="312" w:charSpace="0"/>
+        </w:sectPr>
+      </w:pPr>
+    </w:p>
+    <w:p>
+      <w:pPr>
+        <w:pStyle w:val="5"/>
+        <w:bidi w:val="0"/>
+        <w:jc w:val="center"/>
+        <w:rPr>
+          <w:rFonts w:hint="eastAsia" w:ascii="宋体" w:hAnsi="宋体" w:eastAsia="宋体" w:cs="宋体"/>
+          <w:sz w:val="28"/>
+          <w:szCs w:val="28"/>
+        </w:rPr>
+      </w:pPr>
+      <w:r>
+        <w:rPr>
+          <w:rFonts w:hint="eastAsia" w:ascii="宋体" w:hAnsi="宋体" w:eastAsia="宋体" w:cs="宋体"/>
+          <w:sz w:val="28"/>
+          <w:szCs w:val="28"/>
+        </w:rPr>
+        <w:t>2026.5.2</w:t>
+      </w:r>
+      <w:r>
+        <w:rPr>
+          <w:rFonts w:hint="eastAsia" w:ascii="宋体" w:hAnsi="宋体" w:eastAsia="宋体" w:cs="宋体"/>
+          <w:sz w:val="28"/>
+          <w:szCs w:val="28"/>
+          <w:lang w:val="en-US" w:eastAsia="zh-CN"/>
+        </w:rPr>
+        <w:t>9</w:t>
+      </w:r>
+      <w:r>
+        <w:rPr>
+          <w:rFonts w:hint="eastAsia" w:ascii="宋体" w:hAnsi="宋体" w:eastAsia="宋体" w:cs="宋体"/>
+          <w:sz w:val="28"/>
+          <w:szCs w:val="28"/>
+        </w:rPr>
+        <w:t>工作记录</w:t>
+      </w:r>
+    </w:p>
+    <w:p>
+      <w:pPr>
+        <w:bidi w:val="0"/>
+        <w:rPr>
+          <w:rFonts w:hint="eastAsia" w:ascii="宋体" w:hAnsi="宋体" w:eastAsia="宋体" w:cs="宋体"/>
+          <w:sz w:val="24"/>
+          <w:szCs w:val="24"/>
+          <w:lang w:val="en-US" w:eastAsia="zh-CN"/>
+        </w:rPr>
+        <w:sectPr>
+          <w:pgSz w:w="11906" w:h="16838"/>
+          <w:pgMar w:top="1440" w:right="1800" w:bottom="1440" w:left="1800" w:header="851" w:footer="992" w:gutter="0"/>
+          <w:cols w:space="425" w:num="1"/>
+          <w:docGrid w:type="lines" w:linePitch="312" w:charSpace="0"/>
+        </w:sectPr>
+      </w:pPr>
+    </w:p>
+    <w:p>
+      <w:pPr>
+        <w:pStyle w:val="5"/>
+        <w:bidi w:val="0"/>
+        <w:jc w:val="center"/>
+        <w:rPr>
+          <w:rFonts w:hint="eastAsia" w:ascii="宋体" w:hAnsi="宋体" w:eastAsia="宋体" w:cs="宋体"/>
+          <w:sz w:val="28"/>
+          <w:szCs w:val="28"/>
+        </w:rPr>
+      </w:pPr>
+      <w:r>
+        <w:rPr>
+          <w:rFonts w:hint="eastAsia" w:ascii="宋体" w:hAnsi="宋体" w:eastAsia="宋体" w:cs="宋体"/>
+          <w:sz w:val="28"/>
+          <w:szCs w:val="28"/>
+        </w:rPr>
+        <w:t>2026.5.</w:t>
+      </w:r>
+      <w:r>
+        <w:rPr>
+          <w:rFonts w:hint="eastAsia" w:ascii="宋体" w:hAnsi="宋体" w:eastAsia="宋体" w:cs="宋体"/>
+          <w:sz w:val="28"/>
+          <w:szCs w:val="28"/>
+          <w:lang w:val="en-US" w:eastAsia="zh-CN"/>
+        </w:rPr>
+        <w:t>30</w:t>
+      </w:r>
       <w:bookmarkStart w:id="0" w:name="_GoBack"/>
       <w:bookmarkEnd w:id="0"/>
-    </w:p>
-    <w:p>
-      <w:pPr>
-        <w:bidi w:val="0"/>
-        <w:rPr>
-          <w:rFonts w:hint="default"/>
+      <w:r>
+        <w:rPr>
+          <w:rFonts w:hint="eastAsia" w:ascii="宋体" w:hAnsi="宋体" w:eastAsia="宋体" w:cs="宋体"/>
+          <w:sz w:val="28"/>
+          <w:szCs w:val="28"/>
+        </w:rPr>
+        <w:t>工作记录</w:t>
+      </w:r>
+    </w:p>
+    <w:p>
+      <w:pPr>
+        <w:bidi w:val="0"/>
+        <w:rPr>
+          <w:rFonts w:hint="eastAsia" w:ascii="宋体" w:hAnsi="宋体" w:eastAsia="宋体" w:cs="宋体"/>
+          <w:sz w:val="24"/>
+          <w:szCs w:val="24"/>
           <w:lang w:val="en-US" w:eastAsia="zh-CN"/>
         </w:rPr>
       </w:pPr>
@@ -1379,6 +1748,34 @@
     </w:rPr>
   </w:style>
   <w:style w:type="paragraph" w:styleId="2">
+    <w:name w:val="heading 1"/>
+    <w:basedOn w:val="1"/>
+    <w:next w:val="1"/>
+    <w:qFormat/>
+    <w:uiPriority w:val="0"/>
+    <w:pPr>
+      <w:keepNext/>
+      <w:keepLines/>
+      <w:spacing w:before="240" w:after="360" w:line="240" w:lineRule="auto"/>
+      <w:jc w:val="center"/>
+      <w:outlineLvl w:val="0"/>
+    </w:pPr>
+    <w:rPr>
+      <w:rFonts w:ascii="Times New Roman" w:hAnsi="Times New Roman" w:eastAsia="宋体" w:cs="Times New Roman"/>
+      <w:b/>
+      <w:bCs/>
+      <w:color w:val="000000" w:themeColor="text1"/>
+      <w:sz w:val="32"/>
+      <w:szCs w:val="28"/>
+      <w:lang w:eastAsia="en-US"/>
+      <w14:textFill>
+        <w14:solidFill>
+          <w14:schemeClr w14:val="tx1"/>
+        </w14:solidFill>
+      </w14:textFill>
+    </w:rPr>
+  </w:style>
+  <w:style w:type="paragraph" w:styleId="3">
     <w:name w:val="heading 4"/>
     <w:basedOn w:val="1"/>
     <w:next w:val="1"/>
@@ -1397,7 +1794,7 @@
       <w:sz w:val="28"/>
     </w:rPr>
   </w:style>
-  <w:style w:type="paragraph" w:styleId="3">
+  <w:style w:type="paragraph" w:styleId="4">
     <w:name w:val="heading 5"/>
     <w:basedOn w:val="1"/>
     <w:next w:val="1"/>
@@ -1415,7 +1812,7 @@
       <w:sz w:val="28"/>
     </w:rPr>
   </w:style>
-  <w:style w:type="paragraph" w:styleId="4">
+  <w:style w:type="paragraph" w:styleId="5">
     <w:name w:val="heading 6"/>
     <w:basedOn w:val="1"/>
     <w:next w:val="1"/>
@@ -1431,16 +1828,16 @@
     <w:rPr>
       <w:rFonts w:ascii="Arial" w:hAnsi="Arial" w:eastAsia="黑体"/>
       <w:b/>
-      <w:sz w:val="24"/>
+      <w:sz w:val="28"/>
     </w:rPr>
   </w:style>
-  <w:style w:type="character" w:default="1" w:styleId="6">
+  <w:style w:type="character" w:default="1" w:styleId="7">
     <w:name w:val="Default Paragraph Font"/>
     <w:semiHidden/>
     <w:unhideWhenUsed/>
     <w:uiPriority w:val="1"/>
   </w:style>
-  <w:style w:type="table" w:default="1" w:styleId="5">
+  <w:style w:type="table" w:default="1" w:styleId="6">
     <w:name w:val="Normal Table"/>
     <w:semiHidden/>
     <w:unhideWhenUsed/>

--- a/Notes/每日记录.docx
+++ b/Notes/每日记录.docx
@@ -4,22 +4,40 @@
   <w:body>
     <w:p>
       <w:pPr>
-        <w:pStyle w:val="5"/>
+        <w:pStyle w:val="3"/>
         <w:bidi w:val="0"/>
         <w:jc w:val="center"/>
         <w:rPr>
-          <w:rFonts w:hint="eastAsia" w:ascii="宋体" w:hAnsi="宋体" w:eastAsia="宋体" w:cs="宋体"/>
-          <w:sz w:val="28"/>
-          <w:szCs w:val="28"/>
-        </w:rPr>
-      </w:pPr>
-      <w:r>
-        <w:rPr>
-          <w:rFonts w:hint="eastAsia" w:ascii="宋体" w:hAnsi="宋体" w:eastAsia="宋体" w:cs="宋体"/>
-          <w:sz w:val="28"/>
-          <w:szCs w:val="28"/>
+          <w:rFonts w:hint="eastAsia"/>
+          <w:lang w:eastAsia="zh-CN"/>
+        </w:rPr>
+      </w:pPr>
+      <w:r>
+        <w:rPr>
+          <w:rFonts w:hint="eastAsia"/>
         </w:rPr>
         <w:t>2026.5.20工作记录</w:t>
+      </w:r>
+      <w:r>
+        <w:rPr>
+          <w:rFonts w:hint="eastAsia"/>
+          <w:lang w:eastAsia="zh-CN"/>
+        </w:rPr>
+        <w:t>（</w:t>
+      </w:r>
+      <w:r>
+        <w:rPr>
+          <w:rFonts w:hint="eastAsia"/>
+          <w:lang w:val="en-US" w:eastAsia="zh-CN"/>
+        </w:rPr>
+        <w:t>周三</w:t>
+      </w:r>
+      <w:r>
+        <w:rPr>
+          <w:rFonts w:hint="eastAsia"/>
+          <w:lang w:eastAsia="zh-CN"/>
+        </w:rPr>
+        <w:t>）</w:t>
       </w:r>
     </w:p>
     <w:p>
@@ -262,39 +280,59 @@
     </w:p>
     <w:p>
       <w:pPr>
-        <w:pStyle w:val="5"/>
+        <w:pStyle w:val="3"/>
         <w:bidi w:val="0"/>
         <w:jc w:val="center"/>
         <w:rPr>
-          <w:rFonts w:hint="eastAsia" w:ascii="宋体" w:hAnsi="宋体" w:eastAsia="宋体" w:cs="宋体"/>
-          <w:sz w:val="28"/>
-          <w:szCs w:val="28"/>
-        </w:rPr>
-      </w:pPr>
-      <w:r>
-        <w:rPr>
-          <w:rFonts w:hint="eastAsia" w:ascii="宋体" w:hAnsi="宋体" w:eastAsia="宋体" w:cs="宋体"/>
-          <w:sz w:val="28"/>
-          <w:szCs w:val="28"/>
+          <w:rFonts w:hint="eastAsia"/>
+          <w:b/>
+        </w:rPr>
+      </w:pPr>
+      <w:r>
+        <w:rPr>
+          <w:rFonts w:hint="eastAsia"/>
+          <w:b/>
         </w:rPr>
         <w:t>2026.5.2</w:t>
       </w:r>
       <w:r>
         <w:rPr>
-          <w:rFonts w:hint="eastAsia" w:ascii="宋体" w:hAnsi="宋体" w:eastAsia="宋体" w:cs="宋体"/>
-          <w:sz w:val="28"/>
-          <w:szCs w:val="28"/>
+          <w:rFonts w:hint="eastAsia"/>
+          <w:b/>
           <w:lang w:val="en-US" w:eastAsia="zh-CN"/>
         </w:rPr>
         <w:t>1</w:t>
       </w:r>
       <w:r>
         <w:rPr>
-          <w:rFonts w:hint="eastAsia" w:ascii="宋体" w:hAnsi="宋体" w:eastAsia="宋体" w:cs="宋体"/>
-          <w:sz w:val="28"/>
-          <w:szCs w:val="28"/>
+          <w:rFonts w:hint="eastAsia"/>
+          <w:b/>
         </w:rPr>
         <w:t>工作记录</w:t>
+      </w:r>
+      <w:r>
+        <w:rPr>
+          <w:rFonts w:hint="eastAsia"/>
+          <w:b/>
+          <w:lang w:eastAsia="zh-CN"/>
+        </w:rPr>
+        <w:t>（</w:t>
+      </w:r>
+      <w:r>
+        <w:rPr>
+          <w:rFonts w:hint="eastAsia"/>
+          <w:b/>
+          <w:lang w:val="en-US" w:eastAsia="zh-CN"/>
+        </w:rPr>
+        <w:t>周四</w:t>
+      </w:r>
+      <w:r>
+        <w:rPr>
+          <w:rFonts w:hint="eastAsia"/>
+          <w:b/>
+          <w:lang w:eastAsia="zh-CN"/>
+        </w:rPr>
+        <w:t>）</w:t>
       </w:r>
     </w:p>
     <w:p>
@@ -589,39 +627,59 @@
     </w:p>
     <w:p>
       <w:pPr>
-        <w:pStyle w:val="5"/>
+        <w:pStyle w:val="3"/>
         <w:bidi w:val="0"/>
         <w:jc w:val="center"/>
         <w:rPr>
-          <w:rFonts w:hint="eastAsia" w:ascii="宋体" w:hAnsi="宋体" w:eastAsia="宋体" w:cs="宋体"/>
-          <w:sz w:val="28"/>
-          <w:szCs w:val="28"/>
-        </w:rPr>
-      </w:pPr>
-      <w:r>
-        <w:rPr>
-          <w:rFonts w:hint="eastAsia" w:ascii="宋体" w:hAnsi="宋体" w:eastAsia="宋体" w:cs="宋体"/>
-          <w:sz w:val="28"/>
-          <w:szCs w:val="28"/>
+          <w:rFonts w:hint="eastAsia"/>
+          <w:b/>
+        </w:rPr>
+      </w:pPr>
+      <w:r>
+        <w:rPr>
+          <w:rFonts w:hint="eastAsia"/>
+          <w:b/>
         </w:rPr>
         <w:t>2026.5.2</w:t>
       </w:r>
       <w:r>
         <w:rPr>
-          <w:rFonts w:hint="eastAsia" w:ascii="宋体" w:hAnsi="宋体" w:eastAsia="宋体" w:cs="宋体"/>
-          <w:sz w:val="28"/>
-          <w:szCs w:val="28"/>
+          <w:rFonts w:hint="eastAsia"/>
+          <w:b/>
           <w:lang w:val="en-US" w:eastAsia="zh-CN"/>
         </w:rPr>
         <w:t>2</w:t>
       </w:r>
       <w:r>
         <w:rPr>
-          <w:rFonts w:hint="eastAsia" w:ascii="宋体" w:hAnsi="宋体" w:eastAsia="宋体" w:cs="宋体"/>
-          <w:sz w:val="28"/>
-          <w:szCs w:val="28"/>
+          <w:rFonts w:hint="eastAsia"/>
+          <w:b/>
         </w:rPr>
         <w:t>工作记录</w:t>
+      </w:r>
+      <w:r>
+        <w:rPr>
+          <w:rFonts w:hint="eastAsia"/>
+          <w:b/>
+          <w:lang w:eastAsia="zh-CN"/>
+        </w:rPr>
+        <w:t>（</w:t>
+      </w:r>
+      <w:r>
+        <w:rPr>
+          <w:rFonts w:hint="eastAsia"/>
+          <w:b/>
+          <w:lang w:val="en-US" w:eastAsia="zh-CN"/>
+        </w:rPr>
+        <w:t>周五</w:t>
+      </w:r>
+      <w:r>
+        <w:rPr>
+          <w:rFonts w:hint="eastAsia"/>
+          <w:b/>
+          <w:lang w:eastAsia="zh-CN"/>
+        </w:rPr>
+        <w:t>）</w:t>
       </w:r>
     </w:p>
     <w:p>
@@ -740,39 +798,59 @@
     </w:p>
     <w:p>
       <w:pPr>
-        <w:pStyle w:val="5"/>
+        <w:pStyle w:val="3"/>
         <w:bidi w:val="0"/>
         <w:jc w:val="center"/>
         <w:rPr>
-          <w:rFonts w:hint="eastAsia" w:ascii="宋体" w:hAnsi="宋体" w:eastAsia="宋体" w:cs="宋体"/>
-          <w:sz w:val="28"/>
-          <w:szCs w:val="28"/>
-        </w:rPr>
-      </w:pPr>
-      <w:r>
-        <w:rPr>
-          <w:rFonts w:hint="eastAsia" w:ascii="宋体" w:hAnsi="宋体" w:eastAsia="宋体" w:cs="宋体"/>
-          <w:sz w:val="28"/>
-          <w:szCs w:val="28"/>
+          <w:rFonts w:hint="eastAsia"/>
+          <w:b/>
+        </w:rPr>
+      </w:pPr>
+      <w:r>
+        <w:rPr>
+          <w:rFonts w:hint="eastAsia"/>
+          <w:b/>
         </w:rPr>
         <w:t>2026.5.2</w:t>
       </w:r>
       <w:r>
         <w:rPr>
-          <w:rFonts w:hint="eastAsia" w:ascii="宋体" w:hAnsi="宋体" w:eastAsia="宋体" w:cs="宋体"/>
-          <w:sz w:val="28"/>
-          <w:szCs w:val="28"/>
+          <w:rFonts w:hint="eastAsia"/>
+          <w:b/>
           <w:lang w:val="en-US" w:eastAsia="zh-CN"/>
         </w:rPr>
         <w:t>3</w:t>
       </w:r>
       <w:r>
         <w:rPr>
-          <w:rFonts w:hint="eastAsia" w:ascii="宋体" w:hAnsi="宋体" w:eastAsia="宋体" w:cs="宋体"/>
-          <w:sz w:val="28"/>
-          <w:szCs w:val="28"/>
+          <w:rFonts w:hint="eastAsia"/>
+          <w:b/>
         </w:rPr>
         <w:t>工作记录</w:t>
+      </w:r>
+      <w:r>
+        <w:rPr>
+          <w:rFonts w:hint="eastAsia"/>
+          <w:b/>
+          <w:lang w:eastAsia="zh-CN"/>
+        </w:rPr>
+        <w:t>（</w:t>
+      </w:r>
+      <w:r>
+        <w:rPr>
+          <w:rFonts w:hint="eastAsia"/>
+          <w:b/>
+          <w:lang w:val="en-US" w:eastAsia="zh-CN"/>
+        </w:rPr>
+        <w:t>周六</w:t>
+      </w:r>
+      <w:r>
+        <w:rPr>
+          <w:rFonts w:hint="eastAsia"/>
+          <w:b/>
+          <w:lang w:eastAsia="zh-CN"/>
+        </w:rPr>
+        <w:t>）</w:t>
       </w:r>
     </w:p>
     <w:p>
@@ -1072,40 +1150,68 @@
     </w:p>
     <w:p>
       <w:pPr>
-        <w:pStyle w:val="5"/>
+        <w:pStyle w:val="3"/>
         <w:bidi w:val="0"/>
         <w:jc w:val="center"/>
         <w:rPr>
-          <w:rFonts w:hint="eastAsia" w:ascii="宋体" w:hAnsi="宋体" w:eastAsia="宋体" w:cs="宋体"/>
-          <w:sz w:val="28"/>
-          <w:szCs w:val="28"/>
-        </w:rPr>
-      </w:pPr>
-      <w:r>
-        <w:rPr>
-          <w:rFonts w:hint="eastAsia" w:ascii="宋体" w:hAnsi="宋体" w:eastAsia="宋体" w:cs="宋体"/>
-          <w:sz w:val="28"/>
-          <w:szCs w:val="28"/>
+          <w:rFonts w:hint="eastAsia"/>
+          <w:b/>
+        </w:rPr>
+      </w:pPr>
+      <w:r>
+        <w:rPr>
+          <w:rFonts w:hint="eastAsia"/>
+          <w:b/>
+          <w:lang w:val="en-US" w:eastAsia="zh-CN"/>
+        </w:rPr>
+        <w:t>***</w:t>
+      </w:r>
+      <w:r>
+        <w:rPr>
+          <w:rFonts w:hint="eastAsia"/>
+          <w:b/>
         </w:rPr>
         <w:t>2026.5.2</w:t>
       </w:r>
       <w:r>
         <w:rPr>
-          <w:rFonts w:hint="eastAsia" w:ascii="宋体" w:hAnsi="宋体" w:eastAsia="宋体" w:cs="宋体"/>
-          <w:sz w:val="28"/>
-          <w:szCs w:val="28"/>
+          <w:rFonts w:hint="eastAsia"/>
+          <w:b/>
           <w:lang w:val="en-US" w:eastAsia="zh-CN"/>
         </w:rPr>
         <w:t>5</w:t>
       </w:r>
       <w:r>
         <w:rPr>
-          <w:rFonts w:hint="eastAsia" w:ascii="宋体" w:hAnsi="宋体" w:eastAsia="宋体" w:cs="宋体"/>
-          <w:sz w:val="28"/>
-          <w:szCs w:val="28"/>
+          <w:rFonts w:hint="eastAsia"/>
+          <w:b/>
         </w:rPr>
         <w:t>工作记录</w:t>
       </w:r>
+      <w:r>
+        <w:rPr>
+          <w:rFonts w:hint="eastAsia"/>
+          <w:b/>
+          <w:lang w:eastAsia="zh-CN"/>
+        </w:rPr>
+        <w:t>（</w:t>
+      </w:r>
+      <w:r>
+        <w:rPr>
+          <w:rFonts w:hint="eastAsia"/>
+          <w:b/>
+          <w:lang w:val="en-US" w:eastAsia="zh-CN"/>
+        </w:rPr>
+        <w:t>周一</w:t>
+      </w:r>
+      <w:r>
+        <w:rPr>
+          <w:rFonts w:hint="eastAsia"/>
+          <w:b/>
+          <w:lang w:eastAsia="zh-CN"/>
+        </w:rPr>
+        <w:t>）</w:t>
+      </w:r>
     </w:p>
     <w:p>
       <w:pPr>
@@ -1165,6 +1271,45 @@
           <w:lang w:val="en-US" w:eastAsia="zh-CN"/>
         </w:rPr>
         <w:t>3、增加了Line Edit文本编辑器用于显示当前修改后的转速rpm。</w:t>
+      </w:r>
+    </w:p>
+    <w:p>
+      <w:pPr>
+        <w:bidi w:val="0"/>
+        <w:rPr>
+          <w:rFonts w:hint="default" w:ascii="宋体" w:hAnsi="宋体" w:eastAsia="宋体" w:cs="宋体"/>
+          <w:sz w:val="24"/>
+          <w:szCs w:val="24"/>
+          <w:lang w:val="en-US" w:eastAsia="zh-CN"/>
+        </w:rPr>
+      </w:pPr>
+      <w:r>
+        <w:rPr>
+          <w:rFonts w:hint="eastAsia" w:ascii="宋体" w:hAnsi="宋体" w:eastAsia="宋体" w:cs="宋体"/>
+          <w:sz w:val="24"/>
+          <w:szCs w:val="24"/>
+          <w:lang w:val="en-US" w:eastAsia="zh-CN"/>
+        </w:rPr>
+        <w:t>4、此工作完结（</w:t>
+      </w:r>
+      <w:r>
+        <w:rPr>
+          <w:rFonts w:hint="eastAsia" w:ascii="宋体" w:hAnsi="宋体" w:eastAsia="宋体" w:cs="宋体"/>
+          <w:sz w:val="24"/>
+          <w:szCs w:val="24"/>
+          <w:highlight w:val="yellow"/>
+          <w:lang w:val="en-US" w:eastAsia="zh-CN"/>
+        </w:rPr>
+        <w:t>有时间完善一下使用DBC文件解析的方法</w:t>
+      </w:r>
+      <w:r>
+        <w:rPr>
+          <w:rFonts w:hint="eastAsia" w:ascii="宋体" w:hAnsi="宋体" w:eastAsia="宋体" w:cs="宋体"/>
+          <w:sz w:val="24"/>
+          <w:szCs w:val="24"/>
+          <w:lang w:val="en-US" w:eastAsia="zh-CN"/>
+        </w:rPr>
+        <w:t>）</w:t>
       </w:r>
     </w:p>
     <w:p>
@@ -1197,46 +1342,875 @@
     </w:p>
     <w:p>
       <w:pPr>
-        <w:pStyle w:val="5"/>
+        <w:pStyle w:val="3"/>
         <w:bidi w:val="0"/>
         <w:jc w:val="center"/>
         <w:rPr>
-          <w:rFonts w:hint="eastAsia" w:ascii="宋体" w:hAnsi="宋体" w:eastAsia="宋体" w:cs="宋体"/>
-          <w:sz w:val="28"/>
-          <w:szCs w:val="28"/>
-        </w:rPr>
-      </w:pPr>
-      <w:r>
-        <w:rPr>
-          <w:rFonts w:hint="eastAsia" w:ascii="宋体" w:hAnsi="宋体" w:eastAsia="宋体" w:cs="宋体"/>
-          <w:sz w:val="28"/>
-          <w:szCs w:val="28"/>
+          <w:rFonts w:hint="eastAsia"/>
+          <w:b/>
+          <w:lang w:val="en-US" w:eastAsia="zh-CN"/>
+        </w:rPr>
+      </w:pPr>
+      <w:r>
+        <w:rPr>
+          <w:rFonts w:hint="eastAsia"/>
+          <w:b/>
         </w:rPr>
         <w:t>2026.5.2</w:t>
       </w:r>
       <w:r>
         <w:rPr>
-          <w:rFonts w:hint="eastAsia" w:ascii="宋体" w:hAnsi="宋体" w:eastAsia="宋体" w:cs="宋体"/>
-          <w:sz w:val="28"/>
-          <w:szCs w:val="28"/>
+          <w:rFonts w:hint="eastAsia"/>
+          <w:b/>
           <w:lang w:val="en-US" w:eastAsia="zh-CN"/>
         </w:rPr>
         <w:t>6</w:t>
       </w:r>
       <w:r>
         <w:rPr>
-          <w:rFonts w:hint="eastAsia" w:ascii="宋体" w:hAnsi="宋体" w:eastAsia="宋体" w:cs="宋体"/>
-          <w:sz w:val="28"/>
-          <w:szCs w:val="28"/>
+          <w:rFonts w:hint="eastAsia"/>
+          <w:b/>
         </w:rPr>
         <w:t>工作记录</w:t>
       </w:r>
-    </w:p>
-    <w:p>
-      <w:pPr>
-        <w:bidi w:val="0"/>
-        <w:rPr>
-          <w:rFonts w:hint="eastAsia" w:ascii="宋体" w:hAnsi="宋体" w:eastAsia="宋体" w:cs="宋体"/>
+      <w:r>
+        <w:rPr>
+          <w:rFonts w:hint="eastAsia"/>
+          <w:b/>
+          <w:lang w:eastAsia="zh-CN"/>
+        </w:rPr>
+        <w:t>（</w:t>
+      </w:r>
+      <w:r>
+        <w:rPr>
+          <w:rFonts w:hint="eastAsia"/>
+          <w:b/>
+          <w:lang w:val="en-US" w:eastAsia="zh-CN"/>
+        </w:rPr>
+        <w:t>周二</w:t>
+      </w:r>
+      <w:r>
+        <w:rPr>
+          <w:rFonts w:hint="eastAsia"/>
+          <w:b/>
+          <w:lang w:eastAsia="zh-CN"/>
+        </w:rPr>
+        <w:t>）</w:t>
+      </w:r>
+    </w:p>
+    <w:p>
+      <w:pPr>
+        <w:bidi w:val="0"/>
+        <w:rPr>
+          <w:rFonts w:hint="eastAsia" w:ascii="宋体" w:hAnsi="宋体" w:eastAsia="宋体" w:cs="宋体"/>
+          <w:sz w:val="24"/>
+          <w:szCs w:val="24"/>
+          <w:lang w:val="en-US" w:eastAsia="zh-CN"/>
+        </w:rPr>
+      </w:pPr>
+    </w:p>
+    <w:p>
+      <w:pPr>
+        <w:keepNext w:val="0"/>
+        <w:keepLines w:val="0"/>
+        <w:pageBreakBefore w:val="0"/>
+        <w:widowControl w:val="0"/>
+        <w:kinsoku/>
+        <w:wordWrap/>
+        <w:overflowPunct/>
+        <w:topLinePunct w:val="0"/>
+        <w:autoSpaceDE/>
+        <w:autoSpaceDN/>
+        <w:bidi w:val="0"/>
+        <w:adjustRightInd/>
+        <w:snapToGrid/>
+        <w:jc w:val="left"/>
+        <w:textAlignment w:val="auto"/>
+        <w:rPr>
+          <w:rFonts w:hint="eastAsia" w:ascii="宋体" w:hAnsi="宋体" w:eastAsia="宋体" w:cs="宋体"/>
+          <w:sz w:val="24"/>
+          <w:szCs w:val="24"/>
+          <w:lang w:val="en-US" w:eastAsia="zh-CN"/>
+        </w:rPr>
+      </w:pPr>
+      <w:r>
+        <w:rPr>
+          <w:rFonts w:hint="eastAsia" w:ascii="宋体" w:hAnsi="宋体" w:eastAsia="宋体" w:cs="宋体"/>
+          <w:sz w:val="24"/>
+          <w:szCs w:val="24"/>
+          <w:lang w:val="en-US" w:eastAsia="zh-CN"/>
+        </w:rPr>
+        <w:t>新增任务：</w:t>
+      </w:r>
+    </w:p>
+    <w:p>
+      <w:pPr>
+        <w:keepNext w:val="0"/>
+        <w:keepLines w:val="0"/>
+        <w:pageBreakBefore w:val="0"/>
+        <w:widowControl w:val="0"/>
+        <w:kinsoku/>
+        <w:wordWrap/>
+        <w:overflowPunct/>
+        <w:topLinePunct w:val="0"/>
+        <w:autoSpaceDE/>
+        <w:autoSpaceDN/>
+        <w:bidi w:val="0"/>
+        <w:adjustRightInd/>
+        <w:snapToGrid/>
+        <w:ind w:firstLine="480" w:firstLineChars="200"/>
+        <w:jc w:val="left"/>
+        <w:textAlignment w:val="auto"/>
+        <w:rPr>
+          <w:rFonts w:hint="eastAsia" w:ascii="宋体" w:hAnsi="宋体" w:eastAsia="宋体" w:cs="宋体"/>
+          <w:sz w:val="24"/>
+          <w:szCs w:val="24"/>
+          <w:lang w:val="en-US" w:eastAsia="zh-CN"/>
+        </w:rPr>
+      </w:pPr>
+      <w:r>
+        <w:rPr>
+          <w:rFonts w:hint="eastAsia" w:ascii="宋体" w:hAnsi="宋体" w:eastAsia="宋体" w:cs="宋体"/>
+          <w:sz w:val="24"/>
+          <w:szCs w:val="24"/>
+          <w:lang w:val="en-US" w:eastAsia="zh-CN"/>
+        </w:rPr>
+        <w:t>增加人员管理功能。</w:t>
+      </w:r>
+    </w:p>
+    <w:p>
+      <w:pPr>
+        <w:keepNext w:val="0"/>
+        <w:keepLines w:val="0"/>
+        <w:pageBreakBefore w:val="0"/>
+        <w:widowControl w:val="0"/>
+        <w:kinsoku/>
+        <w:wordWrap/>
+        <w:overflowPunct/>
+        <w:topLinePunct w:val="0"/>
+        <w:autoSpaceDE/>
+        <w:autoSpaceDN/>
+        <w:bidi w:val="0"/>
+        <w:adjustRightInd/>
+        <w:snapToGrid/>
+        <w:ind w:firstLine="480" w:firstLineChars="200"/>
+        <w:jc w:val="left"/>
+        <w:textAlignment w:val="auto"/>
+        <w:rPr>
+          <w:rFonts w:hint="eastAsia" w:ascii="宋体" w:hAnsi="宋体" w:eastAsia="宋体" w:cs="宋体"/>
+          <w:sz w:val="24"/>
+          <w:szCs w:val="24"/>
+          <w:lang w:val="en-US" w:eastAsia="zh-CN"/>
+        </w:rPr>
+      </w:pPr>
+    </w:p>
+    <w:p>
+      <w:pPr>
+        <w:keepNext w:val="0"/>
+        <w:keepLines w:val="0"/>
+        <w:pageBreakBefore w:val="0"/>
+        <w:widowControl w:val="0"/>
+        <w:kinsoku/>
+        <w:wordWrap/>
+        <w:overflowPunct/>
+        <w:topLinePunct w:val="0"/>
+        <w:autoSpaceDE/>
+        <w:autoSpaceDN/>
+        <w:bidi w:val="0"/>
+        <w:adjustRightInd/>
+        <w:snapToGrid/>
+        <w:jc w:val="left"/>
+        <w:textAlignment w:val="auto"/>
+        <w:rPr>
+          <w:rFonts w:hint="default" w:ascii="宋体" w:hAnsi="宋体" w:eastAsia="宋体" w:cs="宋体"/>
+          <w:sz w:val="24"/>
+          <w:szCs w:val="24"/>
+          <w:lang w:val="en-US" w:eastAsia="zh-CN"/>
+        </w:rPr>
+      </w:pPr>
+      <w:r>
+        <w:rPr>
+          <w:rFonts w:hint="eastAsia" w:ascii="宋体" w:hAnsi="宋体" w:eastAsia="宋体" w:cs="宋体"/>
+          <w:sz w:val="24"/>
+          <w:szCs w:val="24"/>
+          <w:lang w:val="en-US" w:eastAsia="zh-CN"/>
+        </w:rPr>
+        <w:t>任务需求：</w:t>
+      </w:r>
+    </w:p>
+    <w:p>
+      <w:pPr>
+        <w:keepNext w:val="0"/>
+        <w:keepLines w:val="0"/>
+        <w:pageBreakBefore w:val="0"/>
+        <w:widowControl w:val="0"/>
+        <w:kinsoku/>
+        <w:wordWrap/>
+        <w:overflowPunct/>
+        <w:topLinePunct w:val="0"/>
+        <w:autoSpaceDE/>
+        <w:autoSpaceDN/>
+        <w:bidi w:val="0"/>
+        <w:adjustRightInd/>
+        <w:snapToGrid/>
+        <w:ind w:firstLine="480" w:firstLineChars="200"/>
+        <w:jc w:val="left"/>
+        <w:textAlignment w:val="auto"/>
+        <w:rPr>
+          <w:rFonts w:hint="eastAsia" w:ascii="宋体" w:hAnsi="宋体" w:eastAsia="宋体" w:cs="宋体"/>
+          <w:sz w:val="24"/>
+          <w:szCs w:val="24"/>
+          <w:lang w:val="en-US" w:eastAsia="zh-CN"/>
+        </w:rPr>
+      </w:pPr>
+      <w:r>
+        <w:rPr>
+          <w:rFonts w:hint="eastAsia" w:ascii="宋体" w:hAnsi="宋体" w:eastAsia="宋体" w:cs="宋体"/>
+          <w:sz w:val="24"/>
+          <w:szCs w:val="24"/>
+          <w:lang w:val="en-US" w:eastAsia="zh-CN"/>
+        </w:rPr>
+        <w:t>当登录人员为管理员或者超级管理员时显示”人员管理按钮“，并且在进入功能页后，显示登录的人员和权限，并实现具体功能。</w:t>
+      </w:r>
+    </w:p>
+    <w:p>
+      <w:pPr>
+        <w:keepNext w:val="0"/>
+        <w:keepLines w:val="0"/>
+        <w:pageBreakBefore w:val="0"/>
+        <w:widowControl w:val="0"/>
+        <w:kinsoku/>
+        <w:wordWrap/>
+        <w:overflowPunct/>
+        <w:topLinePunct w:val="0"/>
+        <w:autoSpaceDE/>
+        <w:autoSpaceDN/>
+        <w:bidi w:val="0"/>
+        <w:adjustRightInd/>
+        <w:snapToGrid/>
+        <w:ind w:firstLine="480" w:firstLineChars="200"/>
+        <w:jc w:val="left"/>
+        <w:textAlignment w:val="auto"/>
+        <w:rPr>
+          <w:rFonts w:hint="eastAsia" w:ascii="宋体" w:hAnsi="宋体" w:eastAsia="宋体" w:cs="宋体"/>
+          <w:sz w:val="24"/>
+          <w:szCs w:val="24"/>
+          <w:lang w:val="en-US" w:eastAsia="zh-CN"/>
+        </w:rPr>
+      </w:pPr>
+    </w:p>
+    <w:p>
+      <w:pPr>
+        <w:keepNext w:val="0"/>
+        <w:keepLines w:val="0"/>
+        <w:pageBreakBefore w:val="0"/>
+        <w:widowControl w:val="0"/>
+        <w:kinsoku/>
+        <w:wordWrap/>
+        <w:overflowPunct/>
+        <w:topLinePunct w:val="0"/>
+        <w:autoSpaceDE/>
+        <w:autoSpaceDN/>
+        <w:bidi w:val="0"/>
+        <w:adjustRightInd/>
+        <w:snapToGrid/>
+        <w:jc w:val="left"/>
+        <w:textAlignment w:val="auto"/>
+        <w:rPr>
+          <w:rFonts w:hint="eastAsia" w:ascii="宋体" w:hAnsi="宋体" w:eastAsia="宋体" w:cs="宋体"/>
+          <w:sz w:val="24"/>
+          <w:szCs w:val="24"/>
+          <w:lang w:val="en-US" w:eastAsia="zh-CN"/>
+        </w:rPr>
+      </w:pPr>
+      <w:r>
+        <w:rPr>
+          <w:rFonts w:hint="eastAsia" w:ascii="宋体" w:hAnsi="宋体" w:eastAsia="宋体" w:cs="宋体"/>
+          <w:sz w:val="24"/>
+          <w:szCs w:val="24"/>
+          <w:lang w:val="en-US" w:eastAsia="zh-CN"/>
+        </w:rPr>
+        <w:t>需求分析：</w:t>
+      </w:r>
+    </w:p>
+    <w:p>
+      <w:pPr>
+        <w:keepNext w:val="0"/>
+        <w:keepLines w:val="0"/>
+        <w:pageBreakBefore w:val="0"/>
+        <w:widowControl w:val="0"/>
+        <w:kinsoku/>
+        <w:wordWrap/>
+        <w:overflowPunct/>
+        <w:topLinePunct w:val="0"/>
+        <w:autoSpaceDE/>
+        <w:autoSpaceDN/>
+        <w:bidi w:val="0"/>
+        <w:adjustRightInd/>
+        <w:snapToGrid/>
+        <w:ind w:firstLine="420" w:firstLineChars="0"/>
+        <w:jc w:val="left"/>
+        <w:textAlignment w:val="auto"/>
+        <w:rPr>
+          <w:rFonts w:hint="default" w:ascii="宋体" w:hAnsi="宋体" w:eastAsia="宋体" w:cs="宋体"/>
+          <w:sz w:val="24"/>
+          <w:szCs w:val="24"/>
+          <w:lang w:val="en-US" w:eastAsia="zh-CN"/>
+        </w:rPr>
+      </w:pPr>
+      <w:r>
+        <w:rPr>
+          <w:rFonts w:hint="eastAsia" w:ascii="宋体" w:hAnsi="宋体" w:eastAsia="宋体" w:cs="宋体"/>
+          <w:sz w:val="24"/>
+          <w:szCs w:val="24"/>
+          <w:lang w:val="en-US" w:eastAsia="zh-CN"/>
+        </w:rPr>
+        <w:t>实现数据库操作中</w:t>
+      </w:r>
+      <w:r>
+        <w:rPr>
+          <w:rFonts w:hint="default" w:ascii="宋体" w:hAnsi="宋体" w:eastAsia="宋体" w:cs="宋体"/>
+          <w:sz w:val="24"/>
+          <w:szCs w:val="24"/>
+          <w:lang w:val="en-US" w:eastAsia="zh-CN"/>
+        </w:rPr>
+        <w:t>”</w:t>
+      </w:r>
+      <w:r>
+        <w:rPr>
+          <w:rFonts w:hint="eastAsia" w:ascii="宋体" w:hAnsi="宋体" w:eastAsia="宋体" w:cs="宋体"/>
+          <w:sz w:val="24"/>
+          <w:szCs w:val="24"/>
+          <w:lang w:val="en-US" w:eastAsia="zh-CN"/>
+        </w:rPr>
+        <w:t>CRUD</w:t>
+      </w:r>
+      <w:r>
+        <w:rPr>
+          <w:rFonts w:hint="default" w:ascii="宋体" w:hAnsi="宋体" w:eastAsia="宋体" w:cs="宋体"/>
+          <w:sz w:val="24"/>
+          <w:szCs w:val="24"/>
+          <w:lang w:val="en-US" w:eastAsia="zh-CN"/>
+        </w:rPr>
+        <w:t>”</w:t>
+      </w:r>
+      <w:r>
+        <w:rPr>
+          <w:rFonts w:hint="eastAsia" w:ascii="宋体" w:hAnsi="宋体" w:eastAsia="宋体" w:cs="宋体"/>
+          <w:sz w:val="24"/>
+          <w:szCs w:val="24"/>
+          <w:lang w:val="en-US" w:eastAsia="zh-CN"/>
+        </w:rPr>
+        <w:t>等功能，通过表格显示出来。需要考虑传入的用户名和权限的实现方法。以及当为“管理员”登录时，无法查看身份为”超级管理员“的人员信息。</w:t>
+      </w:r>
+    </w:p>
+    <w:p>
+      <w:pPr>
+        <w:keepNext w:val="0"/>
+        <w:keepLines w:val="0"/>
+        <w:pageBreakBefore w:val="0"/>
+        <w:widowControl w:val="0"/>
+        <w:kinsoku/>
+        <w:wordWrap/>
+        <w:overflowPunct/>
+        <w:topLinePunct w:val="0"/>
+        <w:autoSpaceDE/>
+        <w:autoSpaceDN/>
+        <w:bidi w:val="0"/>
+        <w:adjustRightInd/>
+        <w:snapToGrid/>
+        <w:jc w:val="left"/>
+        <w:textAlignment w:val="auto"/>
+        <w:rPr>
+          <w:rFonts w:hint="eastAsia" w:ascii="宋体" w:hAnsi="宋体" w:eastAsia="宋体" w:cs="宋体"/>
+          <w:sz w:val="24"/>
+          <w:szCs w:val="24"/>
+          <w:lang w:val="en-US" w:eastAsia="zh-CN"/>
+        </w:rPr>
+      </w:pPr>
+    </w:p>
+    <w:p>
+      <w:pPr>
+        <w:keepNext w:val="0"/>
+        <w:keepLines w:val="0"/>
+        <w:pageBreakBefore w:val="0"/>
+        <w:widowControl w:val="0"/>
+        <w:kinsoku/>
+        <w:wordWrap/>
+        <w:overflowPunct/>
+        <w:topLinePunct w:val="0"/>
+        <w:autoSpaceDE/>
+        <w:autoSpaceDN/>
+        <w:bidi w:val="0"/>
+        <w:adjustRightInd/>
+        <w:snapToGrid/>
+        <w:jc w:val="left"/>
+        <w:textAlignment w:val="auto"/>
+        <w:rPr>
+          <w:rFonts w:hint="eastAsia" w:ascii="宋体" w:hAnsi="宋体" w:eastAsia="宋体" w:cs="宋体"/>
+          <w:sz w:val="24"/>
+          <w:szCs w:val="24"/>
+          <w:lang w:val="en-US" w:eastAsia="zh-CN"/>
+        </w:rPr>
+      </w:pPr>
+      <w:r>
+        <w:rPr>
+          <w:rFonts w:hint="eastAsia" w:ascii="宋体" w:hAnsi="宋体" w:eastAsia="宋体" w:cs="宋体"/>
+          <w:sz w:val="24"/>
+          <w:szCs w:val="24"/>
+          <w:lang w:val="en-US" w:eastAsia="zh-CN"/>
+        </w:rPr>
+        <w:t>1、阅读源程序代码，查看项目整体构造。</w:t>
+      </w:r>
+    </w:p>
+    <w:p>
+      <w:pPr>
+        <w:keepNext w:val="0"/>
+        <w:keepLines w:val="0"/>
+        <w:pageBreakBefore w:val="0"/>
+        <w:widowControl w:val="0"/>
+        <w:kinsoku/>
+        <w:wordWrap/>
+        <w:overflowPunct/>
+        <w:topLinePunct w:val="0"/>
+        <w:autoSpaceDE/>
+        <w:autoSpaceDN/>
+        <w:bidi w:val="0"/>
+        <w:adjustRightInd/>
+        <w:snapToGrid/>
+        <w:jc w:val="left"/>
+        <w:textAlignment w:val="auto"/>
+        <w:rPr>
+          <w:rFonts w:hint="default" w:ascii="宋体" w:hAnsi="宋体" w:eastAsia="宋体" w:cs="宋体"/>
+          <w:sz w:val="24"/>
+          <w:szCs w:val="24"/>
+          <w:lang w:val="en-US" w:eastAsia="zh-CN"/>
+        </w:rPr>
+      </w:pPr>
+      <w:r>
+        <w:rPr>
+          <w:rFonts w:hint="eastAsia" w:ascii="宋体" w:hAnsi="宋体" w:eastAsia="宋体" w:cs="宋体"/>
+          <w:sz w:val="24"/>
+          <w:szCs w:val="24"/>
+          <w:lang w:val="en-US" w:eastAsia="zh-CN"/>
+        </w:rPr>
+        <w:t>2、查看代码中数据库存储位置及方式，是否可直接使用。</w:t>
+      </w:r>
+    </w:p>
+    <w:p>
+      <w:pPr>
+        <w:keepNext w:val="0"/>
+        <w:keepLines w:val="0"/>
+        <w:pageBreakBefore w:val="0"/>
+        <w:widowControl w:val="0"/>
+        <w:kinsoku/>
+        <w:wordWrap/>
+        <w:overflowPunct/>
+        <w:topLinePunct w:val="0"/>
+        <w:autoSpaceDE/>
+        <w:autoSpaceDN/>
+        <w:bidi w:val="0"/>
+        <w:adjustRightInd/>
+        <w:snapToGrid/>
+        <w:jc w:val="left"/>
+        <w:textAlignment w:val="auto"/>
+        <w:rPr>
+          <w:rFonts w:hint="eastAsia" w:ascii="宋体" w:hAnsi="宋体" w:eastAsia="宋体" w:cs="宋体"/>
+          <w:sz w:val="24"/>
+          <w:szCs w:val="24"/>
+          <w:lang w:val="en-US" w:eastAsia="zh-CN"/>
+        </w:rPr>
+      </w:pPr>
+      <w:r>
+        <w:rPr>
+          <w:rFonts w:hint="eastAsia" w:ascii="宋体" w:hAnsi="宋体" w:eastAsia="宋体" w:cs="宋体"/>
+          <w:sz w:val="24"/>
+          <w:szCs w:val="24"/>
+          <w:lang w:val="en-US" w:eastAsia="zh-CN"/>
+        </w:rPr>
+        <w:t>3、在主ui界面进行添加”人员管理”功能按钮。</w:t>
+      </w:r>
+    </w:p>
+    <w:p>
+      <w:pPr>
+        <w:keepNext w:val="0"/>
+        <w:keepLines w:val="0"/>
+        <w:pageBreakBefore w:val="0"/>
+        <w:widowControl w:val="0"/>
+        <w:kinsoku/>
+        <w:wordWrap/>
+        <w:overflowPunct/>
+        <w:topLinePunct w:val="0"/>
+        <w:autoSpaceDE/>
+        <w:autoSpaceDN/>
+        <w:bidi w:val="0"/>
+        <w:adjustRightInd/>
+        <w:snapToGrid/>
+        <w:jc w:val="left"/>
+        <w:textAlignment w:val="auto"/>
+        <w:rPr>
+          <w:rFonts w:hint="eastAsia" w:ascii="宋体" w:hAnsi="宋体" w:eastAsia="宋体" w:cs="宋体"/>
+          <w:sz w:val="24"/>
+          <w:szCs w:val="24"/>
+          <w:lang w:val="en-US" w:eastAsia="zh-CN"/>
+        </w:rPr>
+      </w:pPr>
+      <w:r>
+        <w:rPr>
+          <w:rFonts w:hint="eastAsia" w:ascii="宋体" w:hAnsi="宋体" w:eastAsia="宋体" w:cs="宋体"/>
+          <w:sz w:val="24"/>
+          <w:szCs w:val="24"/>
+          <w:lang w:val="en-US" w:eastAsia="zh-CN"/>
+        </w:rPr>
+        <w:t>4、对界面功能进行分析，整理需要有哪功能</w:t>
+      </w:r>
+    </w:p>
+    <w:p>
+      <w:pPr>
+        <w:keepNext w:val="0"/>
+        <w:keepLines w:val="0"/>
+        <w:pageBreakBefore w:val="0"/>
+        <w:widowControl w:val="0"/>
+        <w:kinsoku/>
+        <w:wordWrap/>
+        <w:overflowPunct/>
+        <w:topLinePunct w:val="0"/>
+        <w:autoSpaceDE/>
+        <w:autoSpaceDN/>
+        <w:bidi w:val="0"/>
+        <w:adjustRightInd/>
+        <w:snapToGrid/>
+        <w:jc w:val="left"/>
+        <w:textAlignment w:val="auto"/>
+        <w:rPr>
+          <w:rFonts w:hint="eastAsia" w:ascii="宋体" w:hAnsi="宋体" w:eastAsia="宋体" w:cs="宋体"/>
+          <w:sz w:val="24"/>
+          <w:szCs w:val="24"/>
+          <w:lang w:val="en-US" w:eastAsia="zh-CN"/>
+        </w:rPr>
+      </w:pPr>
+      <w:r>
+        <w:rPr>
+          <w:rFonts w:hint="eastAsia" w:ascii="宋体" w:hAnsi="宋体" w:eastAsia="宋体" w:cs="宋体"/>
+          <w:sz w:val="24"/>
+          <w:szCs w:val="24"/>
+          <w:lang w:val="en-US" w:eastAsia="zh-CN"/>
+        </w:rPr>
+        <w:t>5、根据分析的功能，对UI界面进行绘制</w:t>
+      </w:r>
+    </w:p>
+    <w:p>
+      <w:pPr>
+        <w:keepNext w:val="0"/>
+        <w:keepLines w:val="0"/>
+        <w:pageBreakBefore w:val="0"/>
+        <w:widowControl w:val="0"/>
+        <w:kinsoku/>
+        <w:wordWrap/>
+        <w:overflowPunct/>
+        <w:topLinePunct w:val="0"/>
+        <w:autoSpaceDE/>
+        <w:autoSpaceDN/>
+        <w:bidi w:val="0"/>
+        <w:adjustRightInd/>
+        <w:snapToGrid/>
+        <w:jc w:val="left"/>
+        <w:textAlignment w:val="auto"/>
+        <w:rPr>
+          <w:rFonts w:hint="default" w:ascii="宋体" w:hAnsi="宋体" w:eastAsia="宋体" w:cs="宋体"/>
+          <w:sz w:val="24"/>
+          <w:szCs w:val="24"/>
+          <w:lang w:val="en-US" w:eastAsia="zh-CN"/>
+        </w:rPr>
+      </w:pPr>
+      <w:r>
+        <w:drawing>
+          <wp:inline distT="0" distB="0" distL="114300" distR="114300">
+            <wp:extent cx="5272405" cy="2588895"/>
+            <wp:effectExtent l="0" t="0" r="635" b="1905"/>
+            <wp:docPr id="1" name="图片 1"/>
+            <wp:cNvGraphicFramePr>
+              <a:graphicFrameLocks xmlns:a="http://schemas.openxmlformats.org/drawingml/2006/main" noChangeAspect="1"/>
+            </wp:cNvGraphicFramePr>
+            <a:graphic xmlns:a="http://schemas.openxmlformats.org/drawingml/2006/main">
+              <a:graphicData uri="http://schemas.openxmlformats.org/drawingml/2006/picture">
+                <pic:pic xmlns:pic="http://schemas.openxmlformats.org/drawingml/2006/picture">
+                  <pic:nvPicPr>
+                    <pic:cNvPr id="1" name="图片 1"/>
+                    <pic:cNvPicPr>
+                      <a:picLocks noChangeAspect="1"/>
+                    </pic:cNvPicPr>
+                  </pic:nvPicPr>
+                  <pic:blipFill>
+                    <a:blip r:embed="rId4"/>
+                    <a:stretch>
+                      <a:fillRect/>
+                    </a:stretch>
+                  </pic:blipFill>
+                  <pic:spPr>
+                    <a:xfrm>
+                      <a:off x="0" y="0"/>
+                      <a:ext cx="5272405" cy="2588895"/>
+                    </a:xfrm>
+                    <a:prstGeom prst="rect">
+                      <a:avLst/>
+                    </a:prstGeom>
+                    <a:noFill/>
+                    <a:ln>
+                      <a:noFill/>
+                    </a:ln>
+                  </pic:spPr>
+                </pic:pic>
+              </a:graphicData>
+            </a:graphic>
+          </wp:inline>
+        </w:drawing>
+      </w:r>
+    </w:p>
+    <w:p>
+      <w:pPr>
+        <w:keepNext w:val="0"/>
+        <w:keepLines w:val="0"/>
+        <w:pageBreakBefore w:val="0"/>
+        <w:widowControl w:val="0"/>
+        <w:kinsoku/>
+        <w:wordWrap/>
+        <w:overflowPunct/>
+        <w:topLinePunct w:val="0"/>
+        <w:autoSpaceDE/>
+        <w:autoSpaceDN/>
+        <w:bidi w:val="0"/>
+        <w:adjustRightInd/>
+        <w:snapToGrid/>
+        <w:jc w:val="left"/>
+        <w:textAlignment w:val="auto"/>
+        <w:rPr>
+          <w:rFonts w:hint="eastAsia" w:ascii="宋体" w:hAnsi="宋体" w:eastAsia="宋体" w:cs="宋体"/>
+          <w:sz w:val="24"/>
+          <w:szCs w:val="24"/>
+          <w:lang w:val="en-US" w:eastAsia="zh-CN"/>
+        </w:rPr>
+      </w:pPr>
+    </w:p>
+    <w:p>
+      <w:pPr>
+        <w:keepNext w:val="0"/>
+        <w:keepLines w:val="0"/>
+        <w:pageBreakBefore w:val="0"/>
+        <w:widowControl w:val="0"/>
+        <w:kinsoku/>
+        <w:wordWrap/>
+        <w:overflowPunct/>
+        <w:topLinePunct w:val="0"/>
+        <w:autoSpaceDE/>
+        <w:autoSpaceDN/>
+        <w:bidi w:val="0"/>
+        <w:adjustRightInd/>
+        <w:snapToGrid/>
+        <w:jc w:val="left"/>
+        <w:textAlignment w:val="auto"/>
+        <w:rPr>
+          <w:rFonts w:hint="eastAsia" w:ascii="宋体" w:hAnsi="宋体" w:eastAsia="宋体" w:cs="宋体"/>
+          <w:sz w:val="24"/>
+          <w:szCs w:val="24"/>
+          <w:lang w:val="en-US" w:eastAsia="zh-CN"/>
+        </w:rPr>
+      </w:pPr>
+    </w:p>
+    <w:p>
+      <w:pPr>
+        <w:keepNext w:val="0"/>
+        <w:keepLines w:val="0"/>
+        <w:pageBreakBefore w:val="0"/>
+        <w:widowControl w:val="0"/>
+        <w:kinsoku/>
+        <w:wordWrap/>
+        <w:overflowPunct/>
+        <w:topLinePunct w:val="0"/>
+        <w:autoSpaceDE/>
+        <w:autoSpaceDN/>
+        <w:bidi w:val="0"/>
+        <w:adjustRightInd/>
+        <w:snapToGrid/>
+        <w:jc w:val="left"/>
+        <w:textAlignment w:val="auto"/>
+        <w:rPr>
+          <w:rFonts w:hint="eastAsia" w:ascii="宋体" w:hAnsi="宋体" w:eastAsia="宋体" w:cs="宋体"/>
+          <w:sz w:val="24"/>
+          <w:szCs w:val="24"/>
+          <w:lang w:val="en-US" w:eastAsia="zh-CN"/>
+        </w:rPr>
+      </w:pPr>
+    </w:p>
+    <w:p>
+      <w:pPr>
+        <w:keepNext w:val="0"/>
+        <w:keepLines w:val="0"/>
+        <w:pageBreakBefore w:val="0"/>
+        <w:widowControl w:val="0"/>
+        <w:kinsoku/>
+        <w:wordWrap/>
+        <w:overflowPunct/>
+        <w:topLinePunct w:val="0"/>
+        <w:autoSpaceDE/>
+        <w:autoSpaceDN/>
+        <w:bidi w:val="0"/>
+        <w:adjustRightInd/>
+        <w:snapToGrid/>
+        <w:jc w:val="left"/>
+        <w:textAlignment w:val="auto"/>
+        <w:rPr>
+          <w:rFonts w:hint="eastAsia" w:ascii="宋体" w:hAnsi="宋体" w:eastAsia="宋体" w:cs="宋体"/>
+          <w:sz w:val="24"/>
+          <w:szCs w:val="24"/>
+          <w:lang w:val="en-US" w:eastAsia="zh-CN"/>
+        </w:rPr>
+      </w:pPr>
+    </w:p>
+    <w:p>
+      <w:pPr>
+        <w:keepNext w:val="0"/>
+        <w:keepLines w:val="0"/>
+        <w:pageBreakBefore w:val="0"/>
+        <w:widowControl w:val="0"/>
+        <w:kinsoku/>
+        <w:wordWrap/>
+        <w:overflowPunct/>
+        <w:topLinePunct w:val="0"/>
+        <w:autoSpaceDE/>
+        <w:autoSpaceDN/>
+        <w:bidi w:val="0"/>
+        <w:adjustRightInd/>
+        <w:snapToGrid/>
+        <w:jc w:val="left"/>
+        <w:textAlignment w:val="auto"/>
+        <w:rPr>
+          <w:rFonts w:hint="eastAsia" w:ascii="宋体" w:hAnsi="宋体" w:eastAsia="宋体" w:cs="宋体"/>
+          <w:sz w:val="24"/>
+          <w:szCs w:val="24"/>
+          <w:lang w:val="en-US" w:eastAsia="zh-CN"/>
+        </w:rPr>
+      </w:pPr>
+    </w:p>
+    <w:p>
+      <w:pPr>
+        <w:keepNext w:val="0"/>
+        <w:keepLines w:val="0"/>
+        <w:pageBreakBefore w:val="0"/>
+        <w:widowControl w:val="0"/>
+        <w:kinsoku/>
+        <w:wordWrap/>
+        <w:overflowPunct/>
+        <w:topLinePunct w:val="0"/>
+        <w:autoSpaceDE/>
+        <w:autoSpaceDN/>
+        <w:bidi w:val="0"/>
+        <w:adjustRightInd/>
+        <w:snapToGrid/>
+        <w:jc w:val="left"/>
+        <w:textAlignment w:val="auto"/>
+        <w:rPr>
+          <w:rFonts w:hint="eastAsia" w:ascii="宋体" w:hAnsi="宋体" w:eastAsia="宋体" w:cs="宋体"/>
+          <w:sz w:val="24"/>
+          <w:szCs w:val="24"/>
+          <w:lang w:val="en-US" w:eastAsia="zh-CN"/>
+        </w:rPr>
+      </w:pPr>
+    </w:p>
+    <w:p>
+      <w:pPr>
+        <w:keepNext w:val="0"/>
+        <w:keepLines w:val="0"/>
+        <w:pageBreakBefore w:val="0"/>
+        <w:widowControl w:val="0"/>
+        <w:kinsoku/>
+        <w:wordWrap/>
+        <w:overflowPunct/>
+        <w:topLinePunct w:val="0"/>
+        <w:autoSpaceDE/>
+        <w:autoSpaceDN/>
+        <w:bidi w:val="0"/>
+        <w:adjustRightInd/>
+        <w:snapToGrid/>
+        <w:jc w:val="left"/>
+        <w:textAlignment w:val="auto"/>
+        <w:rPr>
+          <w:rFonts w:hint="eastAsia" w:ascii="宋体" w:hAnsi="宋体" w:eastAsia="宋体" w:cs="宋体"/>
+          <w:sz w:val="24"/>
+          <w:szCs w:val="24"/>
+          <w:lang w:val="en-US" w:eastAsia="zh-CN"/>
+        </w:rPr>
+      </w:pPr>
+    </w:p>
+    <w:p>
+      <w:pPr>
+        <w:keepNext w:val="0"/>
+        <w:keepLines w:val="0"/>
+        <w:pageBreakBefore w:val="0"/>
+        <w:widowControl w:val="0"/>
+        <w:kinsoku/>
+        <w:wordWrap/>
+        <w:overflowPunct/>
+        <w:topLinePunct w:val="0"/>
+        <w:autoSpaceDE/>
+        <w:autoSpaceDN/>
+        <w:bidi w:val="0"/>
+        <w:adjustRightInd/>
+        <w:snapToGrid/>
+        <w:jc w:val="left"/>
+        <w:textAlignment w:val="auto"/>
+        <w:rPr>
+          <w:rFonts w:hint="eastAsia" w:ascii="宋体" w:hAnsi="宋体" w:eastAsia="宋体" w:cs="宋体"/>
+          <w:sz w:val="24"/>
+          <w:szCs w:val="24"/>
+          <w:lang w:val="en-US" w:eastAsia="zh-CN"/>
+        </w:rPr>
+      </w:pPr>
+    </w:p>
+    <w:p>
+      <w:pPr>
+        <w:keepNext w:val="0"/>
+        <w:keepLines w:val="0"/>
+        <w:pageBreakBefore w:val="0"/>
+        <w:widowControl w:val="0"/>
+        <w:kinsoku/>
+        <w:wordWrap/>
+        <w:overflowPunct/>
+        <w:topLinePunct w:val="0"/>
+        <w:autoSpaceDE/>
+        <w:autoSpaceDN/>
+        <w:bidi w:val="0"/>
+        <w:adjustRightInd/>
+        <w:snapToGrid/>
+        <w:jc w:val="left"/>
+        <w:textAlignment w:val="auto"/>
+        <w:rPr>
+          <w:rFonts w:hint="eastAsia" w:ascii="宋体" w:hAnsi="宋体" w:eastAsia="宋体" w:cs="宋体"/>
+          <w:sz w:val="24"/>
+          <w:szCs w:val="24"/>
+          <w:lang w:val="en-US" w:eastAsia="zh-CN"/>
+        </w:rPr>
+      </w:pPr>
+    </w:p>
+    <w:p>
+      <w:pPr>
+        <w:keepNext w:val="0"/>
+        <w:keepLines w:val="0"/>
+        <w:pageBreakBefore w:val="0"/>
+        <w:widowControl w:val="0"/>
+        <w:kinsoku/>
+        <w:wordWrap/>
+        <w:overflowPunct/>
+        <w:topLinePunct w:val="0"/>
+        <w:autoSpaceDE/>
+        <w:autoSpaceDN/>
+        <w:bidi w:val="0"/>
+        <w:adjustRightInd/>
+        <w:snapToGrid/>
+        <w:jc w:val="left"/>
+        <w:textAlignment w:val="auto"/>
+        <w:rPr>
+          <w:rFonts w:hint="default" w:ascii="宋体" w:hAnsi="宋体" w:eastAsia="宋体" w:cs="宋体"/>
           <w:sz w:val="24"/>
           <w:szCs w:val="24"/>
           <w:lang w:val="en-US" w:eastAsia="zh-CN"/>
@@ -1251,40 +2225,430 @@
     </w:p>
     <w:p>
       <w:pPr>
-        <w:pStyle w:val="5"/>
+        <w:pStyle w:val="3"/>
         <w:bidi w:val="0"/>
         <w:jc w:val="center"/>
         <w:rPr>
-          <w:rFonts w:hint="eastAsia" w:ascii="宋体" w:hAnsi="宋体" w:eastAsia="宋体" w:cs="宋体"/>
-          <w:sz w:val="28"/>
-          <w:szCs w:val="28"/>
-        </w:rPr>
-      </w:pPr>
-      <w:r>
-        <w:rPr>
-          <w:rFonts w:hint="eastAsia" w:ascii="宋体" w:hAnsi="宋体" w:eastAsia="宋体" w:cs="宋体"/>
-          <w:sz w:val="28"/>
-          <w:szCs w:val="28"/>
+          <w:rFonts w:hint="default"/>
+          <w:b/>
+          <w:lang w:val="en-US" w:eastAsia="zh-CN"/>
+        </w:rPr>
+      </w:pPr>
+      <w:r>
+        <w:rPr>
+          <w:rFonts w:hint="eastAsia"/>
+          <w:b/>
         </w:rPr>
         <w:t>2026.5.2</w:t>
       </w:r>
       <w:r>
         <w:rPr>
-          <w:rFonts w:hint="eastAsia" w:ascii="宋体" w:hAnsi="宋体" w:eastAsia="宋体" w:cs="宋体"/>
-          <w:sz w:val="28"/>
-          <w:szCs w:val="28"/>
+          <w:rFonts w:hint="eastAsia"/>
+          <w:b/>
           <w:lang w:val="en-US" w:eastAsia="zh-CN"/>
         </w:rPr>
         <w:t>7</w:t>
       </w:r>
       <w:r>
         <w:rPr>
-          <w:rFonts w:hint="eastAsia" w:ascii="宋体" w:hAnsi="宋体" w:eastAsia="宋体" w:cs="宋体"/>
-          <w:sz w:val="28"/>
-          <w:szCs w:val="28"/>
+          <w:rFonts w:hint="eastAsia"/>
+          <w:b/>
         </w:rPr>
         <w:t>工作记录</w:t>
       </w:r>
+      <w:r>
+        <w:rPr>
+          <w:rFonts w:hint="eastAsia"/>
+          <w:b/>
+          <w:lang w:eastAsia="zh-CN"/>
+        </w:rPr>
+        <w:t>（</w:t>
+      </w:r>
+      <w:r>
+        <w:rPr>
+          <w:rFonts w:hint="eastAsia"/>
+          <w:b/>
+          <w:lang w:val="en-US" w:eastAsia="zh-CN"/>
+        </w:rPr>
+        <w:t>周三</w:t>
+      </w:r>
+      <w:r>
+        <w:rPr>
+          <w:rFonts w:hint="eastAsia"/>
+          <w:b/>
+          <w:lang w:eastAsia="zh-CN"/>
+        </w:rPr>
+        <w:t>）</w:t>
+      </w:r>
+    </w:p>
+    <w:p>
+      <w:pPr>
+        <w:bidi w:val="0"/>
+        <w:rPr>
+          <w:rFonts w:hint="eastAsia" w:ascii="宋体" w:hAnsi="宋体" w:eastAsia="宋体" w:cs="宋体"/>
+          <w:sz w:val="24"/>
+          <w:szCs w:val="24"/>
+          <w:lang w:val="en-US" w:eastAsia="zh-CN"/>
+        </w:rPr>
+      </w:pPr>
+    </w:p>
+    <w:p>
+      <w:pPr>
+        <w:keepNext w:val="0"/>
+        <w:keepLines w:val="0"/>
+        <w:pageBreakBefore w:val="0"/>
+        <w:widowControl w:val="0"/>
+        <w:kinsoku/>
+        <w:wordWrap/>
+        <w:overflowPunct/>
+        <w:topLinePunct w:val="0"/>
+        <w:autoSpaceDE/>
+        <w:autoSpaceDN/>
+        <w:bidi w:val="0"/>
+        <w:adjustRightInd/>
+        <w:snapToGrid/>
+        <w:ind w:firstLine="480" w:firstLineChars="200"/>
+        <w:textAlignment w:val="auto"/>
+        <w:rPr>
+          <w:rFonts w:hint="eastAsia" w:ascii="宋体" w:hAnsi="宋体" w:eastAsia="宋体" w:cs="宋体"/>
+          <w:sz w:val="24"/>
+          <w:szCs w:val="24"/>
+          <w:lang w:val="en-US" w:eastAsia="zh-CN"/>
+        </w:rPr>
+      </w:pPr>
+      <w:r>
+        <w:rPr>
+          <w:rFonts w:hint="eastAsia" w:ascii="宋体" w:hAnsi="宋体" w:eastAsia="宋体" w:cs="宋体"/>
+          <w:sz w:val="24"/>
+          <w:szCs w:val="24"/>
+          <w:lang w:val="en-US" w:eastAsia="zh-CN"/>
+        </w:rPr>
+        <w:t>1、完成人员管理对话框界面，设置标题为 “人员管理”，完成窗体初始化。</w:t>
+      </w:r>
+    </w:p>
+    <w:p>
+      <w:pPr>
+        <w:keepNext w:val="0"/>
+        <w:keepLines w:val="0"/>
+        <w:pageBreakBefore w:val="0"/>
+        <w:widowControl w:val="0"/>
+        <w:kinsoku/>
+        <w:wordWrap/>
+        <w:overflowPunct/>
+        <w:topLinePunct w:val="0"/>
+        <w:autoSpaceDE/>
+        <w:autoSpaceDN/>
+        <w:bidi w:val="0"/>
+        <w:adjustRightInd/>
+        <w:snapToGrid/>
+        <w:ind w:firstLine="480" w:firstLineChars="200"/>
+        <w:textAlignment w:val="auto"/>
+        <w:rPr>
+          <w:rFonts w:hint="eastAsia" w:ascii="宋体" w:hAnsi="宋体" w:eastAsia="宋体" w:cs="宋体"/>
+          <w:sz w:val="24"/>
+          <w:szCs w:val="24"/>
+          <w:lang w:val="en-US" w:eastAsia="zh-CN"/>
+        </w:rPr>
+      </w:pPr>
+      <w:r>
+        <w:rPr>
+          <w:rFonts w:hint="eastAsia" w:ascii="宋体" w:hAnsi="宋体" w:eastAsia="宋体" w:cs="宋体"/>
+          <w:sz w:val="24"/>
+          <w:szCs w:val="24"/>
+          <w:lang w:val="en-US" w:eastAsia="zh-CN"/>
+        </w:rPr>
+        <w:t>2、对用户名、密码、人员编号输入框进行输入限制，关闭中文输入法并配置正则校验，仅允许输入英文字母与数字。</w:t>
+      </w:r>
+    </w:p>
+    <w:p>
+      <w:pPr>
+        <w:keepNext w:val="0"/>
+        <w:keepLines w:val="0"/>
+        <w:pageBreakBefore w:val="0"/>
+        <w:widowControl w:val="0"/>
+        <w:kinsoku/>
+        <w:wordWrap/>
+        <w:overflowPunct/>
+        <w:topLinePunct w:val="0"/>
+        <w:autoSpaceDE/>
+        <w:autoSpaceDN/>
+        <w:bidi w:val="0"/>
+        <w:adjustRightInd/>
+        <w:snapToGrid/>
+        <w:ind w:firstLine="480" w:firstLineChars="200"/>
+        <w:textAlignment w:val="auto"/>
+        <w:rPr>
+          <w:rFonts w:hint="eastAsia" w:ascii="宋体" w:hAnsi="宋体" w:eastAsia="宋体" w:cs="宋体"/>
+          <w:sz w:val="24"/>
+          <w:szCs w:val="24"/>
+          <w:lang w:val="en-US" w:eastAsia="zh-CN"/>
+        </w:rPr>
+      </w:pPr>
+      <w:r>
+        <w:rPr>
+          <w:rFonts w:hint="eastAsia" w:ascii="宋体" w:hAnsi="宋体" w:eastAsia="宋体" w:cs="宋体"/>
+          <w:sz w:val="24"/>
+          <w:szCs w:val="24"/>
+          <w:lang w:val="en-US" w:eastAsia="zh-CN"/>
+        </w:rPr>
+        <w:t>3、实现表格控件初始化，配置 7 列表头、列宽自适应、整行选中、单元格只读、交替行底色及网格线显示效果。</w:t>
+      </w:r>
+    </w:p>
+    <w:p>
+      <w:pPr>
+        <w:keepNext w:val="0"/>
+        <w:keepLines w:val="0"/>
+        <w:pageBreakBefore w:val="0"/>
+        <w:widowControl w:val="0"/>
+        <w:kinsoku/>
+        <w:wordWrap/>
+        <w:overflowPunct/>
+        <w:topLinePunct w:val="0"/>
+        <w:autoSpaceDE/>
+        <w:autoSpaceDN/>
+        <w:bidi w:val="0"/>
+        <w:adjustRightInd/>
+        <w:snapToGrid/>
+        <w:ind w:firstLine="480" w:firstLineChars="200"/>
+        <w:textAlignment w:val="auto"/>
+        <w:rPr>
+          <w:rFonts w:hint="eastAsia" w:ascii="宋体" w:hAnsi="宋体" w:eastAsia="宋体" w:cs="宋体"/>
+          <w:sz w:val="24"/>
+          <w:szCs w:val="24"/>
+          <w:lang w:val="en-US" w:eastAsia="zh-CN"/>
+        </w:rPr>
+      </w:pPr>
+      <w:r>
+        <w:rPr>
+          <w:rFonts w:hint="eastAsia" w:ascii="宋体" w:hAnsi="宋体" w:eastAsia="宋体" w:cs="宋体"/>
+          <w:sz w:val="24"/>
+          <w:szCs w:val="24"/>
+          <w:lang w:val="en-US" w:eastAsia="zh-CN"/>
+        </w:rPr>
+        <w:t>4、对接项目 Mysql 数据库，调用通用数据库连接方法完成数据表连接，获取数据库操作对象。</w:t>
+      </w:r>
+    </w:p>
+    <w:p>
+      <w:pPr>
+        <w:keepNext w:val="0"/>
+        <w:keepLines w:val="0"/>
+        <w:pageBreakBefore w:val="0"/>
+        <w:widowControl w:val="0"/>
+        <w:kinsoku/>
+        <w:wordWrap/>
+        <w:overflowPunct/>
+        <w:topLinePunct w:val="0"/>
+        <w:autoSpaceDE/>
+        <w:autoSpaceDN/>
+        <w:bidi w:val="0"/>
+        <w:adjustRightInd/>
+        <w:snapToGrid/>
+        <w:ind w:firstLine="480" w:firstLineChars="200"/>
+        <w:textAlignment w:val="auto"/>
+        <w:rPr>
+          <w:rFonts w:hint="eastAsia" w:ascii="宋体" w:hAnsi="宋体" w:eastAsia="宋体" w:cs="宋体"/>
+          <w:sz w:val="24"/>
+          <w:szCs w:val="24"/>
+          <w:lang w:val="en-US" w:eastAsia="zh-CN"/>
+        </w:rPr>
+      </w:pPr>
+      <w:r>
+        <w:rPr>
+          <w:rFonts w:hint="eastAsia" w:ascii="宋体" w:hAnsi="宋体" w:eastAsia="宋体" w:cs="宋体"/>
+          <w:sz w:val="24"/>
+          <w:szCs w:val="24"/>
+          <w:lang w:val="en-US" w:eastAsia="zh-CN"/>
+        </w:rPr>
+        <w:t>5、实现人员信息综合查询功能，支持姓名模糊查询、角色筛选，查询结果按照 ID 升序排列展示。</w:t>
+      </w:r>
+    </w:p>
+    <w:p>
+      <w:pPr>
+        <w:keepNext w:val="0"/>
+        <w:keepLines w:val="0"/>
+        <w:pageBreakBefore w:val="0"/>
+        <w:widowControl w:val="0"/>
+        <w:kinsoku/>
+        <w:wordWrap/>
+        <w:overflowPunct/>
+        <w:topLinePunct w:val="0"/>
+        <w:autoSpaceDE/>
+        <w:autoSpaceDN/>
+        <w:bidi w:val="0"/>
+        <w:adjustRightInd/>
+        <w:snapToGrid/>
+        <w:ind w:firstLine="480" w:firstLineChars="200"/>
+        <w:textAlignment w:val="auto"/>
+        <w:rPr>
+          <w:rFonts w:hint="eastAsia" w:ascii="宋体" w:hAnsi="宋体" w:eastAsia="宋体" w:cs="宋体"/>
+          <w:sz w:val="24"/>
+          <w:szCs w:val="24"/>
+          <w:lang w:val="en-US" w:eastAsia="zh-CN"/>
+        </w:rPr>
+      </w:pPr>
+    </w:p>
+    <w:p>
+      <w:pPr>
+        <w:keepNext w:val="0"/>
+        <w:keepLines w:val="0"/>
+        <w:pageBreakBefore w:val="0"/>
+        <w:widowControl w:val="0"/>
+        <w:kinsoku/>
+        <w:wordWrap/>
+        <w:overflowPunct/>
+        <w:topLinePunct w:val="0"/>
+        <w:autoSpaceDE/>
+        <w:autoSpaceDN/>
+        <w:bidi w:val="0"/>
+        <w:adjustRightInd/>
+        <w:snapToGrid/>
+        <w:ind w:firstLine="480" w:firstLineChars="200"/>
+        <w:textAlignment w:val="auto"/>
+        <w:rPr>
+          <w:rFonts w:hint="eastAsia" w:ascii="宋体" w:hAnsi="宋体" w:eastAsia="宋体" w:cs="宋体"/>
+          <w:sz w:val="24"/>
+          <w:szCs w:val="24"/>
+          <w:lang w:val="en-US" w:eastAsia="zh-CN"/>
+        </w:rPr>
+      </w:pPr>
+    </w:p>
+    <w:p>
+      <w:pPr>
+        <w:keepNext w:val="0"/>
+        <w:keepLines w:val="0"/>
+        <w:pageBreakBefore w:val="0"/>
+        <w:widowControl w:val="0"/>
+        <w:kinsoku/>
+        <w:wordWrap/>
+        <w:overflowPunct/>
+        <w:topLinePunct w:val="0"/>
+        <w:autoSpaceDE/>
+        <w:autoSpaceDN/>
+        <w:bidi w:val="0"/>
+        <w:adjustRightInd/>
+        <w:snapToGrid/>
+        <w:textAlignment w:val="auto"/>
+        <w:rPr>
+          <w:rFonts w:hint="eastAsia" w:ascii="宋体" w:hAnsi="宋体" w:eastAsia="宋体" w:cs="宋体"/>
+          <w:sz w:val="24"/>
+          <w:szCs w:val="24"/>
+          <w:lang w:val="en-US" w:eastAsia="zh-CN"/>
+        </w:rPr>
+      </w:pPr>
+    </w:p>
+    <w:p>
+      <w:pPr>
+        <w:keepNext w:val="0"/>
+        <w:keepLines w:val="0"/>
+        <w:pageBreakBefore w:val="0"/>
+        <w:widowControl w:val="0"/>
+        <w:kinsoku/>
+        <w:wordWrap/>
+        <w:overflowPunct/>
+        <w:topLinePunct w:val="0"/>
+        <w:autoSpaceDE/>
+        <w:autoSpaceDN/>
+        <w:bidi w:val="0"/>
+        <w:adjustRightInd/>
+        <w:snapToGrid/>
+        <w:textAlignment w:val="auto"/>
+        <w:rPr>
+          <w:rFonts w:hint="eastAsia" w:ascii="宋体" w:hAnsi="宋体" w:eastAsia="宋体" w:cs="宋体"/>
+          <w:sz w:val="24"/>
+          <w:szCs w:val="24"/>
+          <w:lang w:val="en-US" w:eastAsia="zh-CN"/>
+        </w:rPr>
+      </w:pPr>
+    </w:p>
+    <w:p>
+      <w:pPr>
+        <w:keepNext w:val="0"/>
+        <w:keepLines w:val="0"/>
+        <w:pageBreakBefore w:val="0"/>
+        <w:widowControl w:val="0"/>
+        <w:kinsoku/>
+        <w:wordWrap/>
+        <w:overflowPunct/>
+        <w:topLinePunct w:val="0"/>
+        <w:autoSpaceDE/>
+        <w:autoSpaceDN/>
+        <w:bidi w:val="0"/>
+        <w:adjustRightInd/>
+        <w:snapToGrid/>
+        <w:textAlignment w:val="auto"/>
+        <w:rPr>
+          <w:rFonts w:hint="eastAsia" w:ascii="宋体" w:hAnsi="宋体" w:eastAsia="宋体" w:cs="宋体"/>
+          <w:sz w:val="24"/>
+          <w:szCs w:val="24"/>
+          <w:lang w:val="en-US" w:eastAsia="zh-CN"/>
+        </w:rPr>
+      </w:pPr>
+    </w:p>
+    <w:p>
+      <w:pPr>
+        <w:bidi w:val="0"/>
+        <w:rPr>
+          <w:rFonts w:hint="eastAsia" w:ascii="宋体" w:hAnsi="宋体" w:eastAsia="宋体" w:cs="宋体"/>
+          <w:sz w:val="24"/>
+          <w:szCs w:val="24"/>
+          <w:lang w:val="en-US" w:eastAsia="zh-CN"/>
+        </w:rPr>
+      </w:pPr>
+    </w:p>
+    <w:p>
+      <w:pPr>
+        <w:bidi w:val="0"/>
+        <w:rPr>
+          <w:rFonts w:hint="eastAsia" w:ascii="宋体" w:hAnsi="宋体" w:eastAsia="宋体" w:cs="宋体"/>
+          <w:sz w:val="24"/>
+          <w:szCs w:val="24"/>
+          <w:lang w:val="en-US" w:eastAsia="zh-CN"/>
+        </w:rPr>
+      </w:pPr>
+    </w:p>
+    <w:p>
+      <w:pPr>
+        <w:bidi w:val="0"/>
+        <w:rPr>
+          <w:rFonts w:hint="eastAsia" w:ascii="宋体" w:hAnsi="宋体" w:eastAsia="宋体" w:cs="宋体"/>
+          <w:sz w:val="24"/>
+          <w:szCs w:val="24"/>
+          <w:lang w:val="en-US" w:eastAsia="zh-CN"/>
+        </w:rPr>
+      </w:pPr>
+    </w:p>
+    <w:p>
+      <w:pPr>
+        <w:bidi w:val="0"/>
+        <w:rPr>
+          <w:rFonts w:hint="eastAsia" w:ascii="宋体" w:hAnsi="宋体" w:eastAsia="宋体" w:cs="宋体"/>
+          <w:sz w:val="24"/>
+          <w:szCs w:val="24"/>
+          <w:lang w:val="en-US" w:eastAsia="zh-CN"/>
+        </w:rPr>
+      </w:pPr>
+    </w:p>
+    <w:p>
+      <w:pPr>
+        <w:bidi w:val="0"/>
+        <w:rPr>
+          <w:rFonts w:hint="eastAsia" w:ascii="宋体" w:hAnsi="宋体" w:eastAsia="宋体" w:cs="宋体"/>
+          <w:sz w:val="24"/>
+          <w:szCs w:val="24"/>
+          <w:lang w:val="en-US" w:eastAsia="zh-CN"/>
+        </w:rPr>
+      </w:pPr>
+    </w:p>
+    <w:p>
+      <w:pPr>
+        <w:bidi w:val="0"/>
+        <w:rPr>
+          <w:rFonts w:hint="eastAsia" w:ascii="宋体" w:hAnsi="宋体" w:eastAsia="宋体" w:cs="宋体"/>
+          <w:sz w:val="24"/>
+          <w:szCs w:val="24"/>
+          <w:lang w:val="en-US" w:eastAsia="zh-CN"/>
+        </w:rPr>
+      </w:pPr>
     </w:p>
     <w:p>
       <w:pPr>
@@ -1305,39 +2669,206 @@
     </w:p>
     <w:p>
       <w:pPr>
-        <w:pStyle w:val="5"/>
+        <w:pStyle w:val="3"/>
         <w:bidi w:val="0"/>
         <w:jc w:val="center"/>
         <w:rPr>
-          <w:rFonts w:hint="eastAsia" w:ascii="宋体" w:hAnsi="宋体" w:eastAsia="宋体" w:cs="宋体"/>
-          <w:sz w:val="28"/>
-          <w:szCs w:val="28"/>
-        </w:rPr>
-      </w:pPr>
-      <w:r>
-        <w:rPr>
-          <w:rFonts w:hint="eastAsia" w:ascii="宋体" w:hAnsi="宋体" w:eastAsia="宋体" w:cs="宋体"/>
-          <w:sz w:val="28"/>
-          <w:szCs w:val="28"/>
+          <w:rFonts w:hint="eastAsia"/>
+          <w:b/>
+        </w:rPr>
+      </w:pPr>
+      <w:r>
+        <w:rPr>
+          <w:rFonts w:hint="eastAsia"/>
+          <w:b/>
         </w:rPr>
         <w:t>2026.5.2</w:t>
       </w:r>
       <w:r>
         <w:rPr>
-          <w:rFonts w:hint="eastAsia" w:ascii="宋体" w:hAnsi="宋体" w:eastAsia="宋体" w:cs="宋体"/>
-          <w:sz w:val="28"/>
-          <w:szCs w:val="28"/>
+          <w:rFonts w:hint="eastAsia"/>
+          <w:b/>
           <w:lang w:val="en-US" w:eastAsia="zh-CN"/>
         </w:rPr>
         <w:t>8</w:t>
       </w:r>
       <w:r>
         <w:rPr>
-          <w:rFonts w:hint="eastAsia" w:ascii="宋体" w:hAnsi="宋体" w:eastAsia="宋体" w:cs="宋体"/>
-          <w:sz w:val="28"/>
-          <w:szCs w:val="28"/>
+          <w:rFonts w:hint="eastAsia"/>
+          <w:b/>
         </w:rPr>
         <w:t>工作记录</w:t>
+      </w:r>
+      <w:r>
+        <w:rPr>
+          <w:rFonts w:hint="eastAsia"/>
+          <w:b/>
+          <w:lang w:eastAsia="zh-CN"/>
+        </w:rPr>
+        <w:t>（</w:t>
+      </w:r>
+      <w:r>
+        <w:rPr>
+          <w:rFonts w:hint="eastAsia"/>
+          <w:b/>
+          <w:lang w:val="en-US" w:eastAsia="zh-CN"/>
+        </w:rPr>
+        <w:t>周四</w:t>
+      </w:r>
+      <w:r>
+        <w:rPr>
+          <w:rFonts w:hint="eastAsia"/>
+          <w:b/>
+          <w:lang w:eastAsia="zh-CN"/>
+        </w:rPr>
+        <w:t>）</w:t>
+      </w:r>
+    </w:p>
+    <w:p>
+      <w:pPr>
+        <w:bidi w:val="0"/>
+        <w:rPr>
+          <w:rFonts w:hint="eastAsia" w:ascii="宋体" w:hAnsi="宋体" w:eastAsia="宋体" w:cs="宋体"/>
+          <w:sz w:val="24"/>
+          <w:szCs w:val="24"/>
+          <w:lang w:val="en-US" w:eastAsia="zh-CN"/>
+        </w:rPr>
+      </w:pPr>
+    </w:p>
+    <w:p>
+      <w:pPr>
+        <w:keepNext w:val="0"/>
+        <w:keepLines w:val="0"/>
+        <w:pageBreakBefore w:val="0"/>
+        <w:widowControl w:val="0"/>
+        <w:kinsoku/>
+        <w:wordWrap/>
+        <w:overflowPunct/>
+        <w:topLinePunct w:val="0"/>
+        <w:autoSpaceDE/>
+        <w:autoSpaceDN/>
+        <w:bidi w:val="0"/>
+        <w:adjustRightInd/>
+        <w:snapToGrid/>
+        <w:ind w:firstLine="480" w:firstLineChars="200"/>
+        <w:textAlignment w:val="auto"/>
+        <w:rPr>
+          <w:rFonts w:hint="eastAsia" w:ascii="宋体" w:hAnsi="宋体" w:eastAsia="宋体" w:cs="宋体"/>
+          <w:sz w:val="24"/>
+          <w:szCs w:val="24"/>
+          <w:lang w:val="en-US" w:eastAsia="zh-CN"/>
+        </w:rPr>
+      </w:pPr>
+      <w:r>
+        <w:rPr>
+          <w:rFonts w:hint="eastAsia" w:ascii="宋体" w:hAnsi="宋体" w:eastAsia="宋体" w:cs="宋体"/>
+          <w:sz w:val="24"/>
+          <w:szCs w:val="24"/>
+          <w:lang w:val="en-US" w:eastAsia="zh-CN"/>
+        </w:rPr>
+        <w:t>1、完善查询异常处理，数据库连接失败、SQL 执行出错、无匹配数据时均弹出对应提示弹窗。</w:t>
+      </w:r>
+    </w:p>
+    <w:p>
+      <w:pPr>
+        <w:keepNext w:val="0"/>
+        <w:keepLines w:val="0"/>
+        <w:pageBreakBefore w:val="0"/>
+        <w:widowControl w:val="0"/>
+        <w:kinsoku/>
+        <w:wordWrap/>
+        <w:overflowPunct/>
+        <w:topLinePunct w:val="0"/>
+        <w:autoSpaceDE/>
+        <w:autoSpaceDN/>
+        <w:bidi w:val="0"/>
+        <w:adjustRightInd/>
+        <w:snapToGrid/>
+        <w:ind w:firstLine="480" w:firstLineChars="200"/>
+        <w:textAlignment w:val="auto"/>
+        <w:rPr>
+          <w:rFonts w:hint="eastAsia" w:ascii="宋体" w:hAnsi="宋体" w:eastAsia="宋体" w:cs="宋体"/>
+          <w:sz w:val="24"/>
+          <w:szCs w:val="24"/>
+          <w:lang w:val="en-US" w:eastAsia="zh-CN"/>
+        </w:rPr>
+      </w:pPr>
+      <w:r>
+        <w:rPr>
+          <w:rFonts w:hint="eastAsia" w:ascii="宋体" w:hAnsi="宋体" w:eastAsia="宋体" w:cs="宋体"/>
+          <w:sz w:val="24"/>
+          <w:szCs w:val="24"/>
+          <w:lang w:val="en-US" w:eastAsia="zh-CN"/>
+        </w:rPr>
+        <w:t>2、优化密码展示逻辑，表格密码列统一显示星号，真实密码通过自定义数据角色隐藏存储，保障信息安全。</w:t>
+      </w:r>
+    </w:p>
+    <w:p>
+      <w:pPr>
+        <w:keepNext w:val="0"/>
+        <w:keepLines w:val="0"/>
+        <w:pageBreakBefore w:val="0"/>
+        <w:widowControl w:val="0"/>
+        <w:kinsoku/>
+        <w:wordWrap/>
+        <w:overflowPunct/>
+        <w:topLinePunct w:val="0"/>
+        <w:autoSpaceDE/>
+        <w:autoSpaceDN/>
+        <w:bidi w:val="0"/>
+        <w:adjustRightInd/>
+        <w:snapToGrid/>
+        <w:ind w:firstLine="480" w:firstLineChars="200"/>
+        <w:textAlignment w:val="auto"/>
+        <w:rPr>
+          <w:rFonts w:hint="eastAsia" w:ascii="宋体" w:hAnsi="宋体" w:eastAsia="宋体" w:cs="宋体"/>
+          <w:sz w:val="24"/>
+          <w:szCs w:val="24"/>
+          <w:lang w:val="en-US" w:eastAsia="zh-CN"/>
+        </w:rPr>
+      </w:pPr>
+      <w:r>
+        <w:rPr>
+          <w:rFonts w:hint="eastAsia" w:ascii="宋体" w:hAnsi="宋体" w:eastAsia="宋体" w:cs="宋体"/>
+          <w:sz w:val="24"/>
+          <w:szCs w:val="24"/>
+          <w:lang w:val="en-US" w:eastAsia="zh-CN"/>
+        </w:rPr>
+        <w:t>3、实现人员新增功能，切换添加状态后可录入人员信息，完成数据非空、用户名及密码长度合法性校验。</w:t>
+      </w:r>
+    </w:p>
+    <w:p>
+      <w:pPr>
+        <w:keepNext w:val="0"/>
+        <w:keepLines w:val="0"/>
+        <w:pageBreakBefore w:val="0"/>
+        <w:widowControl w:val="0"/>
+        <w:kinsoku/>
+        <w:wordWrap/>
+        <w:overflowPunct/>
+        <w:topLinePunct w:val="0"/>
+        <w:autoSpaceDE/>
+        <w:autoSpaceDN/>
+        <w:bidi w:val="0"/>
+        <w:adjustRightInd/>
+        <w:snapToGrid/>
+        <w:ind w:firstLine="480" w:firstLineChars="200"/>
+        <w:textAlignment w:val="auto"/>
+        <w:rPr>
+          <w:rFonts w:hint="eastAsia" w:ascii="宋体" w:hAnsi="宋体" w:eastAsia="宋体" w:cs="宋体"/>
+          <w:sz w:val="24"/>
+          <w:szCs w:val="24"/>
+          <w:lang w:val="en-US" w:eastAsia="zh-CN"/>
+        </w:rPr>
+      </w:pPr>
+      <w:r>
+        <w:rPr>
+          <w:rFonts w:hint="eastAsia" w:ascii="宋体" w:hAnsi="宋体" w:eastAsia="宋体" w:cs="宋体"/>
+          <w:sz w:val="24"/>
+          <w:szCs w:val="24"/>
+          <w:lang w:val="en-US" w:eastAsia="zh-CN"/>
+        </w:rPr>
+        <w:t>4、新增数据重复校验逻辑，添加人员时检测数据库中用户名、人员编号是否已存在，避免数据重复。</w:t>
       </w:r>
     </w:p>
     <w:p>
@@ -1356,47 +2887,224 @@
           <w:docGrid w:type="lines" w:linePitch="312" w:charSpace="0"/>
         </w:sectPr>
       </w:pPr>
-    </w:p>
-    <w:p>
-      <w:pPr>
-        <w:pStyle w:val="5"/>
+      <w:r>
+        <w:rPr>
+          <w:rFonts w:hint="eastAsia" w:ascii="宋体" w:hAnsi="宋体" w:eastAsia="宋体" w:cs="宋体"/>
+          <w:sz w:val="24"/>
+          <w:szCs w:val="24"/>
+          <w:lang w:val="en-US" w:eastAsia="zh-CN"/>
+        </w:rPr>
+        <w:t>5、实现人员数据插入数据库功能，自动录入人员状态、权限、创建及更新时间等字段，添加完成后刷新界面。</w:t>
+      </w:r>
+    </w:p>
+    <w:p>
+      <w:pPr>
+        <w:pStyle w:val="3"/>
         <w:bidi w:val="0"/>
         <w:jc w:val="center"/>
         <w:rPr>
-          <w:rFonts w:hint="eastAsia" w:ascii="宋体" w:hAnsi="宋体" w:eastAsia="宋体" w:cs="宋体"/>
-          <w:sz w:val="28"/>
-          <w:szCs w:val="28"/>
-        </w:rPr>
-      </w:pPr>
-      <w:r>
-        <w:rPr>
-          <w:rFonts w:hint="eastAsia" w:ascii="宋体" w:hAnsi="宋体" w:eastAsia="宋体" w:cs="宋体"/>
-          <w:sz w:val="28"/>
-          <w:szCs w:val="28"/>
+          <w:rFonts w:hint="eastAsia"/>
+          <w:b/>
+        </w:rPr>
+      </w:pPr>
+      <w:r>
+        <w:rPr>
+          <w:rFonts w:hint="eastAsia"/>
+          <w:b/>
         </w:rPr>
         <w:t>2026.5.2</w:t>
       </w:r>
       <w:r>
         <w:rPr>
-          <w:rFonts w:hint="eastAsia" w:ascii="宋体" w:hAnsi="宋体" w:eastAsia="宋体" w:cs="宋体"/>
-          <w:sz w:val="28"/>
-          <w:szCs w:val="28"/>
+          <w:rFonts w:hint="eastAsia"/>
+          <w:b/>
           <w:lang w:val="en-US" w:eastAsia="zh-CN"/>
         </w:rPr>
         <w:t>9</w:t>
       </w:r>
       <w:r>
         <w:rPr>
-          <w:rFonts w:hint="eastAsia" w:ascii="宋体" w:hAnsi="宋体" w:eastAsia="宋体" w:cs="宋体"/>
-          <w:sz w:val="28"/>
-          <w:szCs w:val="28"/>
+          <w:rFonts w:hint="eastAsia"/>
+          <w:b/>
         </w:rPr>
         <w:t>工作记录</w:t>
       </w:r>
-    </w:p>
-    <w:p>
-      <w:pPr>
-        <w:bidi w:val="0"/>
+      <w:r>
+        <w:rPr>
+          <w:rFonts w:hint="eastAsia"/>
+          <w:b/>
+          <w:lang w:eastAsia="zh-CN"/>
+        </w:rPr>
+        <w:t>（</w:t>
+      </w:r>
+      <w:r>
+        <w:rPr>
+          <w:rFonts w:hint="eastAsia"/>
+          <w:b/>
+          <w:lang w:val="en-US" w:eastAsia="zh-CN"/>
+        </w:rPr>
+        <w:t>周五</w:t>
+      </w:r>
+      <w:r>
+        <w:rPr>
+          <w:rFonts w:hint="eastAsia"/>
+          <w:b/>
+          <w:lang w:eastAsia="zh-CN"/>
+        </w:rPr>
+        <w:t>）</w:t>
+      </w:r>
+    </w:p>
+    <w:p>
+      <w:pPr>
+        <w:bidi w:val="0"/>
+        <w:rPr>
+          <w:rFonts w:hint="eastAsia" w:ascii="宋体" w:hAnsi="宋体" w:eastAsia="宋体" w:cs="宋体"/>
+          <w:sz w:val="24"/>
+          <w:szCs w:val="24"/>
+          <w:lang w:val="en-US" w:eastAsia="zh-CN"/>
+        </w:rPr>
+      </w:pPr>
+    </w:p>
+    <w:p>
+      <w:pPr>
+        <w:keepNext w:val="0"/>
+        <w:keepLines w:val="0"/>
+        <w:pageBreakBefore w:val="0"/>
+        <w:widowControl w:val="0"/>
+        <w:kinsoku/>
+        <w:wordWrap/>
+        <w:overflowPunct/>
+        <w:topLinePunct w:val="0"/>
+        <w:autoSpaceDE/>
+        <w:autoSpaceDN/>
+        <w:bidi w:val="0"/>
+        <w:adjustRightInd/>
+        <w:snapToGrid/>
+        <w:ind w:firstLine="480" w:firstLineChars="200"/>
+        <w:textAlignment w:val="auto"/>
+        <w:rPr>
+          <w:rFonts w:hint="eastAsia" w:ascii="宋体" w:hAnsi="宋体" w:eastAsia="宋体" w:cs="宋体"/>
+          <w:sz w:val="24"/>
+          <w:szCs w:val="24"/>
+          <w:lang w:val="en-US" w:eastAsia="zh-CN"/>
+        </w:rPr>
+      </w:pPr>
+      <w:r>
+        <w:rPr>
+          <w:rFonts w:hint="eastAsia" w:ascii="宋体" w:hAnsi="宋体" w:eastAsia="宋体" w:cs="宋体"/>
+          <w:sz w:val="24"/>
+          <w:szCs w:val="24"/>
+          <w:lang w:val="en-US" w:eastAsia="zh-CN"/>
+        </w:rPr>
+        <w:t>1、实现表格双击选中功能，双击表格行自动将人员信息回显至编辑输入框，启用修改、删除操作按钮。</w:t>
+      </w:r>
+    </w:p>
+    <w:p>
+      <w:pPr>
+        <w:keepNext w:val="0"/>
+        <w:keepLines w:val="0"/>
+        <w:pageBreakBefore w:val="0"/>
+        <w:widowControl w:val="0"/>
+        <w:kinsoku/>
+        <w:wordWrap/>
+        <w:overflowPunct/>
+        <w:topLinePunct w:val="0"/>
+        <w:autoSpaceDE/>
+        <w:autoSpaceDN/>
+        <w:bidi w:val="0"/>
+        <w:adjustRightInd/>
+        <w:snapToGrid/>
+        <w:ind w:firstLine="480" w:firstLineChars="200"/>
+        <w:textAlignment w:val="auto"/>
+        <w:rPr>
+          <w:rFonts w:hint="eastAsia" w:ascii="宋体" w:hAnsi="宋体" w:eastAsia="宋体" w:cs="宋体"/>
+          <w:sz w:val="24"/>
+          <w:szCs w:val="24"/>
+          <w:lang w:val="en-US" w:eastAsia="zh-CN"/>
+        </w:rPr>
+      </w:pPr>
+      <w:r>
+        <w:rPr>
+          <w:rFonts w:hint="eastAsia" w:ascii="宋体" w:hAnsi="宋体" w:eastAsia="宋体" w:cs="宋体"/>
+          <w:sz w:val="24"/>
+          <w:szCs w:val="24"/>
+          <w:lang w:val="en-US" w:eastAsia="zh-CN"/>
+        </w:rPr>
+        <w:t>2、完成人员信息修改功能，修改状态下锁定用户名与人员编号不可编辑，校验数据合法性后更新数据库对应字段。</w:t>
+      </w:r>
+    </w:p>
+    <w:p>
+      <w:pPr>
+        <w:keepNext w:val="0"/>
+        <w:keepLines w:val="0"/>
+        <w:pageBreakBefore w:val="0"/>
+        <w:widowControl w:val="0"/>
+        <w:kinsoku/>
+        <w:wordWrap/>
+        <w:overflowPunct/>
+        <w:topLinePunct w:val="0"/>
+        <w:autoSpaceDE/>
+        <w:autoSpaceDN/>
+        <w:bidi w:val="0"/>
+        <w:adjustRightInd/>
+        <w:snapToGrid/>
+        <w:ind w:firstLine="480" w:firstLineChars="200"/>
+        <w:textAlignment w:val="auto"/>
+        <w:rPr>
+          <w:rFonts w:hint="eastAsia" w:ascii="宋体" w:hAnsi="宋体" w:eastAsia="宋体" w:cs="宋体"/>
+          <w:sz w:val="24"/>
+          <w:szCs w:val="24"/>
+          <w:lang w:val="en-US" w:eastAsia="zh-CN"/>
+        </w:rPr>
+      </w:pPr>
+      <w:r>
+        <w:rPr>
+          <w:rFonts w:hint="eastAsia" w:ascii="宋体" w:hAnsi="宋体" w:eastAsia="宋体" w:cs="宋体"/>
+          <w:sz w:val="24"/>
+          <w:szCs w:val="24"/>
+          <w:lang w:val="en-US" w:eastAsia="zh-CN"/>
+        </w:rPr>
+        <w:t>3、实现人员信息删除功能，删除前弹出二次确认框，确认后执行数据库删除操作并刷新界面数据。</w:t>
+      </w:r>
+    </w:p>
+    <w:p>
+      <w:pPr>
+        <w:keepNext w:val="0"/>
+        <w:keepLines w:val="0"/>
+        <w:pageBreakBefore w:val="0"/>
+        <w:widowControl w:val="0"/>
+        <w:kinsoku/>
+        <w:wordWrap/>
+        <w:overflowPunct/>
+        <w:topLinePunct w:val="0"/>
+        <w:autoSpaceDE/>
+        <w:autoSpaceDN/>
+        <w:bidi w:val="0"/>
+        <w:adjustRightInd/>
+        <w:snapToGrid/>
+        <w:ind w:firstLine="480" w:firstLineChars="200"/>
+        <w:textAlignment w:val="auto"/>
+        <w:rPr>
+          <w:rFonts w:hint="eastAsia" w:ascii="宋体" w:hAnsi="宋体" w:eastAsia="宋体" w:cs="宋体"/>
+          <w:sz w:val="24"/>
+          <w:szCs w:val="24"/>
+          <w:lang w:val="en-US" w:eastAsia="zh-CN"/>
+        </w:rPr>
+      </w:pPr>
+      <w:r>
+        <w:rPr>
+          <w:rFonts w:hint="eastAsia" w:ascii="宋体" w:hAnsi="宋体" w:eastAsia="宋体" w:cs="宋体"/>
+          <w:sz w:val="24"/>
+          <w:szCs w:val="24"/>
+          <w:lang w:val="en-US" w:eastAsia="zh-CN"/>
+        </w:rPr>
+        <w:t>4、统一管理 UI 控件状态，实现添加、修改、常规浏览三种模式的控件启用 / 禁用切换，搭配取消按钮重置界面。</w:t>
+      </w:r>
+    </w:p>
+    <w:p>
+      <w:pPr>
+        <w:bidi w:val="0"/>
+        <w:ind w:firstLine="420" w:firstLineChars="0"/>
         <w:rPr>
           <w:rFonts w:hint="eastAsia" w:ascii="宋体" w:hAnsi="宋体" w:eastAsia="宋体" w:cs="宋体"/>
           <w:sz w:val="24"/>
@@ -1410,56 +3118,94 @@
           <w:docGrid w:type="lines" w:linePitch="312" w:charSpace="0"/>
         </w:sectPr>
       </w:pPr>
-    </w:p>
-    <w:p>
-      <w:pPr>
-        <w:pStyle w:val="5"/>
+      <w:r>
+        <w:rPr>
+          <w:rFonts w:hint="eastAsia" w:ascii="宋体" w:hAnsi="宋体" w:eastAsia="宋体" w:cs="宋体"/>
+          <w:sz w:val="24"/>
+          <w:szCs w:val="24"/>
+          <w:lang w:val="en-US" w:eastAsia="zh-CN"/>
+        </w:rPr>
+        <w:t>5、编写界面重置与清空方法，支持一键清空输入框、恢复按钮默认状态、重置筛选条件并重新加载全部数据。</w:t>
+      </w:r>
+    </w:p>
+    <w:p>
+      <w:pPr>
+        <w:pStyle w:val="3"/>
         <w:bidi w:val="0"/>
         <w:jc w:val="center"/>
         <w:rPr>
-          <w:rFonts w:hint="eastAsia" w:ascii="宋体" w:hAnsi="宋体" w:eastAsia="宋体" w:cs="宋体"/>
-          <w:sz w:val="28"/>
-          <w:szCs w:val="28"/>
-        </w:rPr>
-      </w:pPr>
-      <w:r>
-        <w:rPr>
-          <w:rFonts w:hint="eastAsia" w:ascii="宋体" w:hAnsi="宋体" w:eastAsia="宋体" w:cs="宋体"/>
-          <w:sz w:val="28"/>
-          <w:szCs w:val="28"/>
+          <w:rFonts w:hint="eastAsia"/>
+          <w:b/>
+        </w:rPr>
+      </w:pPr>
+      <w:bookmarkStart w:id="0" w:name="_GoBack"/>
+      <w:r>
+        <w:rPr>
+          <w:rFonts w:hint="eastAsia"/>
+          <w:b/>
         </w:rPr>
         <w:t>2026.5.</w:t>
       </w:r>
       <w:r>
         <w:rPr>
-          <w:rFonts w:hint="eastAsia" w:ascii="宋体" w:hAnsi="宋体" w:eastAsia="宋体" w:cs="宋体"/>
-          <w:sz w:val="28"/>
-          <w:szCs w:val="28"/>
+          <w:rFonts w:hint="eastAsia"/>
+          <w:b/>
           <w:lang w:val="en-US" w:eastAsia="zh-CN"/>
         </w:rPr>
         <w:t>30</w:t>
       </w:r>
-      <w:bookmarkStart w:id="0" w:name="_GoBack"/>
-      <w:bookmarkEnd w:id="0"/>
-      <w:r>
-        <w:rPr>
-          <w:rFonts w:hint="eastAsia" w:ascii="宋体" w:hAnsi="宋体" w:eastAsia="宋体" w:cs="宋体"/>
-          <w:sz w:val="28"/>
-          <w:szCs w:val="28"/>
+      <w:r>
+        <w:rPr>
+          <w:rFonts w:hint="eastAsia"/>
+          <w:b/>
         </w:rPr>
         <w:t>工作记录</w:t>
       </w:r>
-    </w:p>
-    <w:p>
-      <w:pPr>
-        <w:bidi w:val="0"/>
-        <w:rPr>
-          <w:rFonts w:hint="eastAsia" w:ascii="宋体" w:hAnsi="宋体" w:eastAsia="宋体" w:cs="宋体"/>
-          <w:sz w:val="24"/>
-          <w:szCs w:val="24"/>
-          <w:lang w:val="en-US" w:eastAsia="zh-CN"/>
-        </w:rPr>
-      </w:pPr>
+      <w:r>
+        <w:rPr>
+          <w:rFonts w:hint="eastAsia"/>
+          <w:b/>
+          <w:lang w:eastAsia="zh-CN"/>
+        </w:rPr>
+        <w:t>（</w:t>
+      </w:r>
+      <w:r>
+        <w:rPr>
+          <w:rFonts w:hint="eastAsia"/>
+          <w:b/>
+          <w:lang w:val="en-US" w:eastAsia="zh-CN"/>
+        </w:rPr>
+        <w:t>周六</w:t>
+      </w:r>
+      <w:r>
+        <w:rPr>
+          <w:rFonts w:hint="eastAsia"/>
+          <w:b/>
+          <w:lang w:eastAsia="zh-CN"/>
+        </w:rPr>
+        <w:t>）</w:t>
+      </w:r>
+    </w:p>
+    <w:bookmarkEnd w:id="0"/>
+    <w:p>
+      <w:pPr>
+        <w:bidi w:val="0"/>
+        <w:rPr>
+          <w:rFonts w:hint="default" w:ascii="宋体" w:hAnsi="宋体" w:eastAsia="宋体" w:cs="宋体"/>
+          <w:sz w:val="24"/>
+          <w:szCs w:val="24"/>
+          <w:lang w:val="en-US" w:eastAsia="zh-CN"/>
+        </w:rPr>
+      </w:pPr>
+      <w:r>
+        <w:rPr>
+          <w:rFonts w:hint="eastAsia" w:ascii="宋体" w:hAnsi="宋体" w:eastAsia="宋体" w:cs="宋体"/>
+          <w:sz w:val="24"/>
+          <w:szCs w:val="24"/>
+          <w:lang w:val="en-US" w:eastAsia="zh-CN"/>
+        </w:rPr>
+        <w:t>1、完成登录用户数据传递和普通人员校验。</w:t>
+      </w:r>
     </w:p>
     <w:sectPr>
       <w:pgSz w:w="11906" w:h="16838"/>
@@ -1476,7 +3222,7 @@
   <w:docDefaults>
     <w:rPrDefault>
       <w:rPr>
-        <w:rFonts w:asciiTheme="minorHAnsi" w:hAnsiTheme="minorHAnsi" w:eastAsiaTheme="minorEastAsia" w:cstheme="minorBidi"/>
+        <w:rFonts w:ascii="Times New Roman" w:hAnsi="Times New Roman" w:eastAsia="宋体" w:cs="Times New Roman"/>
       </w:rPr>
     </w:rPrDefault>
     <w:pPrDefault/>
@@ -1485,7 +3231,7 @@
     <w:lsdException w:qFormat="1" w:unhideWhenUsed="0" w:uiPriority="0" w:semiHidden="0" w:name="Normal"/>
     <w:lsdException w:qFormat="1" w:unhideWhenUsed="0" w:uiPriority="0" w:semiHidden="0" w:name="heading 1"/>
     <w:lsdException w:qFormat="1" w:uiPriority="0" w:name="heading 2"/>
-    <w:lsdException w:qFormat="1" w:uiPriority="0" w:name="heading 3"/>
+    <w:lsdException w:qFormat="1" w:uiPriority="0" w:semiHidden="0" w:name="heading 3"/>
     <w:lsdException w:qFormat="1" w:uiPriority="0" w:semiHidden="0" w:name="heading 4"/>
     <w:lsdException w:qFormat="1" w:uiPriority="0" w:semiHidden="0" w:name="heading 5"/>
     <w:lsdException w:qFormat="1" w:uiPriority="0" w:semiHidden="0" w:name="heading 6"/>
@@ -1776,6 +3522,24 @@
     </w:rPr>
   </w:style>
   <w:style w:type="paragraph" w:styleId="3">
+    <w:name w:val="heading 3"/>
+    <w:basedOn w:val="1"/>
+    <w:next w:val="1"/>
+    <w:unhideWhenUsed/>
+    <w:qFormat/>
+    <w:uiPriority w:val="0"/>
+    <w:pPr>
+      <w:keepNext/>
+      <w:keepLines/>
+      <w:spacing w:before="260" w:beforeLines="0" w:beforeAutospacing="0" w:after="260" w:afterLines="0" w:afterAutospacing="0" w:line="413" w:lineRule="auto"/>
+      <w:outlineLvl w:val="2"/>
+    </w:pPr>
+    <w:rPr>
+      <w:b/>
+      <w:sz w:val="32"/>
+    </w:rPr>
+  </w:style>
+  <w:style w:type="paragraph" w:styleId="4">
     <w:name w:val="heading 4"/>
     <w:basedOn w:val="1"/>
     <w:next w:val="1"/>
@@ -1794,7 +3558,7 @@
       <w:sz w:val="28"/>
     </w:rPr>
   </w:style>
-  <w:style w:type="paragraph" w:styleId="4">
+  <w:style w:type="paragraph" w:styleId="5">
     <w:name w:val="heading 5"/>
     <w:basedOn w:val="1"/>
     <w:next w:val="1"/>
@@ -1812,7 +3576,7 @@
       <w:sz w:val="28"/>
     </w:rPr>
   </w:style>
-  <w:style w:type="paragraph" w:styleId="5">
+  <w:style w:type="paragraph" w:styleId="6">
     <w:name w:val="heading 6"/>
     <w:basedOn w:val="1"/>
     <w:next w:val="1"/>
@@ -1831,13 +3595,13 @@
       <w:sz w:val="28"/>
     </w:rPr>
   </w:style>
-  <w:style w:type="character" w:default="1" w:styleId="7">
+  <w:style w:type="character" w:default="1" w:styleId="8">
     <w:name w:val="Default Paragraph Font"/>
     <w:semiHidden/>
     <w:unhideWhenUsed/>
     <w:uiPriority w:val="1"/>
   </w:style>
-  <w:style w:type="table" w:default="1" w:styleId="6">
+  <w:style w:type="table" w:default="1" w:styleId="7">
     <w:name w:val="Normal Table"/>
     <w:semiHidden/>
     <w:unhideWhenUsed/>

--- a/Notes/每日记录.docx
+++ b/Notes/每日记录.docx
@@ -2673,8 +2673,9 @@
         <w:bidi w:val="0"/>
         <w:jc w:val="center"/>
         <w:rPr>
-          <w:rFonts w:hint="eastAsia"/>
-          <w:b/>
+          <w:rFonts w:hint="default"/>
+          <w:b/>
+          <w:lang w:val="en-US" w:eastAsia="zh-CN"/>
         </w:rPr>
       </w:pPr>
       <w:r>
@@ -2737,145 +2738,31 @@
     </w:p>
     <w:p>
       <w:pPr>
-        <w:keepNext w:val="0"/>
-        <w:keepLines w:val="0"/>
-        <w:pageBreakBefore w:val="0"/>
-        <w:widowControl w:val="0"/>
-        <w:kinsoku/>
-        <w:wordWrap/>
-        <w:overflowPunct/>
-        <w:topLinePunct w:val="0"/>
-        <w:autoSpaceDE/>
-        <w:autoSpaceDN/>
-        <w:bidi w:val="0"/>
-        <w:adjustRightInd/>
-        <w:snapToGrid/>
-        <w:ind w:firstLine="480" w:firstLineChars="200"/>
-        <w:textAlignment w:val="auto"/>
-        <w:rPr>
-          <w:rFonts w:hint="eastAsia" w:ascii="宋体" w:hAnsi="宋体" w:eastAsia="宋体" w:cs="宋体"/>
-          <w:sz w:val="24"/>
-          <w:szCs w:val="24"/>
-          <w:lang w:val="en-US" w:eastAsia="zh-CN"/>
-        </w:rPr>
-      </w:pPr>
-      <w:r>
-        <w:rPr>
-          <w:rFonts w:hint="eastAsia" w:ascii="宋体" w:hAnsi="宋体" w:eastAsia="宋体" w:cs="宋体"/>
-          <w:sz w:val="24"/>
-          <w:szCs w:val="24"/>
-          <w:lang w:val="en-US" w:eastAsia="zh-CN"/>
-        </w:rPr>
-        <w:t>1、完善查询异常处理，数据库连接失败、SQL 执行出错、无匹配数据时均弹出对应提示弹窗。</w:t>
-      </w:r>
-    </w:p>
-    <w:p>
-      <w:pPr>
-        <w:keepNext w:val="0"/>
-        <w:keepLines w:val="0"/>
-        <w:pageBreakBefore w:val="0"/>
-        <w:widowControl w:val="0"/>
-        <w:kinsoku/>
-        <w:wordWrap/>
-        <w:overflowPunct/>
-        <w:topLinePunct w:val="0"/>
-        <w:autoSpaceDE/>
-        <w:autoSpaceDN/>
-        <w:bidi w:val="0"/>
-        <w:adjustRightInd/>
-        <w:snapToGrid/>
-        <w:ind w:firstLine="480" w:firstLineChars="200"/>
-        <w:textAlignment w:val="auto"/>
-        <w:rPr>
-          <w:rFonts w:hint="eastAsia" w:ascii="宋体" w:hAnsi="宋体" w:eastAsia="宋体" w:cs="宋体"/>
-          <w:sz w:val="24"/>
-          <w:szCs w:val="24"/>
-          <w:lang w:val="en-US" w:eastAsia="zh-CN"/>
-        </w:rPr>
-      </w:pPr>
-      <w:r>
-        <w:rPr>
-          <w:rFonts w:hint="eastAsia" w:ascii="宋体" w:hAnsi="宋体" w:eastAsia="宋体" w:cs="宋体"/>
-          <w:sz w:val="24"/>
-          <w:szCs w:val="24"/>
-          <w:lang w:val="en-US" w:eastAsia="zh-CN"/>
-        </w:rPr>
-        <w:t>2、优化密码展示逻辑，表格密码列统一显示星号，真实密码通过自定义数据角色隐藏存储，保障信息安全。</w:t>
-      </w:r>
-    </w:p>
-    <w:p>
-      <w:pPr>
-        <w:keepNext w:val="0"/>
-        <w:keepLines w:val="0"/>
-        <w:pageBreakBefore w:val="0"/>
-        <w:widowControl w:val="0"/>
-        <w:kinsoku/>
-        <w:wordWrap/>
-        <w:overflowPunct/>
-        <w:topLinePunct w:val="0"/>
-        <w:autoSpaceDE/>
-        <w:autoSpaceDN/>
-        <w:bidi w:val="0"/>
-        <w:adjustRightInd/>
-        <w:snapToGrid/>
-        <w:ind w:firstLine="480" w:firstLineChars="200"/>
-        <w:textAlignment w:val="auto"/>
-        <w:rPr>
-          <w:rFonts w:hint="eastAsia" w:ascii="宋体" w:hAnsi="宋体" w:eastAsia="宋体" w:cs="宋体"/>
-          <w:sz w:val="24"/>
-          <w:szCs w:val="24"/>
-          <w:lang w:val="en-US" w:eastAsia="zh-CN"/>
-        </w:rPr>
-      </w:pPr>
-      <w:r>
-        <w:rPr>
-          <w:rFonts w:hint="eastAsia" w:ascii="宋体" w:hAnsi="宋体" w:eastAsia="宋体" w:cs="宋体"/>
-          <w:sz w:val="24"/>
-          <w:szCs w:val="24"/>
-          <w:lang w:val="en-US" w:eastAsia="zh-CN"/>
-        </w:rPr>
-        <w:t>3、实现人员新增功能，切换添加状态后可录入人员信息，完成数据非空、用户名及密码长度合法性校验。</w:t>
-      </w:r>
-    </w:p>
-    <w:p>
-      <w:pPr>
-        <w:keepNext w:val="0"/>
-        <w:keepLines w:val="0"/>
-        <w:pageBreakBefore w:val="0"/>
-        <w:widowControl w:val="0"/>
-        <w:kinsoku/>
-        <w:wordWrap/>
-        <w:overflowPunct/>
-        <w:topLinePunct w:val="0"/>
-        <w:autoSpaceDE/>
-        <w:autoSpaceDN/>
-        <w:bidi w:val="0"/>
-        <w:adjustRightInd/>
-        <w:snapToGrid/>
-        <w:ind w:firstLine="480" w:firstLineChars="200"/>
-        <w:textAlignment w:val="auto"/>
-        <w:rPr>
-          <w:rFonts w:hint="eastAsia" w:ascii="宋体" w:hAnsi="宋体" w:eastAsia="宋体" w:cs="宋体"/>
-          <w:sz w:val="24"/>
-          <w:szCs w:val="24"/>
-          <w:lang w:val="en-US" w:eastAsia="zh-CN"/>
-        </w:rPr>
-      </w:pPr>
-      <w:r>
-        <w:rPr>
-          <w:rFonts w:hint="eastAsia" w:ascii="宋体" w:hAnsi="宋体" w:eastAsia="宋体" w:cs="宋体"/>
-          <w:sz w:val="24"/>
-          <w:szCs w:val="24"/>
-          <w:lang w:val="en-US" w:eastAsia="zh-CN"/>
-        </w:rPr>
-        <w:t>4、新增数据重复校验逻辑，添加人员时检测数据库中用户名、人员编号是否已存在，避免数据重复。</w:t>
-      </w:r>
-    </w:p>
-    <w:p>
-      <w:pPr>
-        <w:bidi w:val="0"/>
-        <w:rPr>
-          <w:rFonts w:hint="eastAsia" w:ascii="宋体" w:hAnsi="宋体" w:eastAsia="宋体" w:cs="宋体"/>
+        <w:bidi w:val="0"/>
+        <w:ind w:firstLine="420" w:firstLineChars="0"/>
+        <w:rPr>
+          <w:rFonts w:hint="eastAsia" w:ascii="宋体" w:hAnsi="宋体" w:eastAsia="宋体" w:cs="宋体"/>
+          <w:sz w:val="24"/>
+          <w:szCs w:val="24"/>
+          <w:lang w:val="en-US" w:eastAsia="zh-CN"/>
+        </w:rPr>
+      </w:pPr>
+      <w:r>
+        <w:rPr>
+          <w:rFonts w:hint="eastAsia" w:ascii="宋体" w:hAnsi="宋体" w:eastAsia="宋体" w:cs="宋体"/>
+          <w:sz w:val="24"/>
+          <w:szCs w:val="24"/>
+          <w:lang w:val="en-US" w:eastAsia="zh-CN"/>
+        </w:rPr>
+        <w:t>1、与设备调试后没有通讯</w:t>
+      </w:r>
+    </w:p>
+    <w:p>
+      <w:pPr>
+        <w:bidi w:val="0"/>
+        <w:ind w:firstLine="420" w:firstLineChars="0"/>
+        <w:rPr>
+          <w:rFonts w:hint="default" w:ascii="宋体" w:hAnsi="宋体" w:eastAsia="宋体" w:cs="宋体"/>
           <w:sz w:val="24"/>
           <w:szCs w:val="24"/>
           <w:lang w:val="en-US" w:eastAsia="zh-CN"/>
@@ -2894,7 +2781,7 @@
           <w:szCs w:val="24"/>
           <w:lang w:val="en-US" w:eastAsia="zh-CN"/>
         </w:rPr>
-        <w:t>5、实现人员数据插入数据库功能，自动录入人员状态、权限、创建及更新时间等字段，添加完成后刷新界面。</w:t>
+        <w:t>2、查找问题，并修改代码</w:t>
       </w:r>
     </w:p>
     <w:p>
@@ -2903,8 +2790,9 @@
         <w:bidi w:val="0"/>
         <w:jc w:val="center"/>
         <w:rPr>
-          <w:rFonts w:hint="eastAsia"/>
-          <w:b/>
+          <w:rFonts w:hint="default"/>
+          <w:b/>
+          <w:lang w:val="en-US" w:eastAsia="zh-CN"/>
         </w:rPr>
       </w:pPr>
       <w:r>
@@ -2920,7 +2808,7 @@
           <w:b/>
           <w:lang w:val="en-US" w:eastAsia="zh-CN"/>
         </w:rPr>
-        <w:t>9</w:t>
+        <w:t>7</w:t>
       </w:r>
       <w:r>
         <w:rPr>
@@ -2967,146 +2855,40 @@
     </w:p>
     <w:p>
       <w:pPr>
-        <w:keepNext w:val="0"/>
-        <w:keepLines w:val="0"/>
-        <w:pageBreakBefore w:val="0"/>
-        <w:widowControl w:val="0"/>
-        <w:kinsoku/>
-        <w:wordWrap/>
-        <w:overflowPunct/>
-        <w:topLinePunct w:val="0"/>
-        <w:autoSpaceDE/>
-        <w:autoSpaceDN/>
-        <w:bidi w:val="0"/>
-        <w:adjustRightInd/>
-        <w:snapToGrid/>
-        <w:ind w:firstLine="480" w:firstLineChars="200"/>
-        <w:textAlignment w:val="auto"/>
-        <w:rPr>
-          <w:rFonts w:hint="eastAsia" w:ascii="宋体" w:hAnsi="宋体" w:eastAsia="宋体" w:cs="宋体"/>
-          <w:sz w:val="24"/>
-          <w:szCs w:val="24"/>
-          <w:lang w:val="en-US" w:eastAsia="zh-CN"/>
-        </w:rPr>
-      </w:pPr>
-      <w:r>
-        <w:rPr>
-          <w:rFonts w:hint="eastAsia" w:ascii="宋体" w:hAnsi="宋体" w:eastAsia="宋体" w:cs="宋体"/>
-          <w:sz w:val="24"/>
-          <w:szCs w:val="24"/>
-          <w:lang w:val="en-US" w:eastAsia="zh-CN"/>
-        </w:rPr>
-        <w:t>1、实现表格双击选中功能，双击表格行自动将人员信息回显至编辑输入框，启用修改、删除操作按钮。</w:t>
-      </w:r>
-    </w:p>
-    <w:p>
-      <w:pPr>
-        <w:keepNext w:val="0"/>
-        <w:keepLines w:val="0"/>
-        <w:pageBreakBefore w:val="0"/>
-        <w:widowControl w:val="0"/>
-        <w:kinsoku/>
-        <w:wordWrap/>
-        <w:overflowPunct/>
-        <w:topLinePunct w:val="0"/>
-        <w:autoSpaceDE/>
-        <w:autoSpaceDN/>
-        <w:bidi w:val="0"/>
-        <w:adjustRightInd/>
-        <w:snapToGrid/>
-        <w:ind w:firstLine="480" w:firstLineChars="200"/>
-        <w:textAlignment w:val="auto"/>
-        <w:rPr>
-          <w:rFonts w:hint="eastAsia" w:ascii="宋体" w:hAnsi="宋体" w:eastAsia="宋体" w:cs="宋体"/>
-          <w:sz w:val="24"/>
-          <w:szCs w:val="24"/>
-          <w:lang w:val="en-US" w:eastAsia="zh-CN"/>
-        </w:rPr>
-      </w:pPr>
-      <w:r>
-        <w:rPr>
-          <w:rFonts w:hint="eastAsia" w:ascii="宋体" w:hAnsi="宋体" w:eastAsia="宋体" w:cs="宋体"/>
-          <w:sz w:val="24"/>
-          <w:szCs w:val="24"/>
-          <w:lang w:val="en-US" w:eastAsia="zh-CN"/>
-        </w:rPr>
-        <w:t>2、完成人员信息修改功能，修改状态下锁定用户名与人员编号不可编辑，校验数据合法性后更新数据库对应字段。</w:t>
-      </w:r>
-    </w:p>
-    <w:p>
-      <w:pPr>
-        <w:keepNext w:val="0"/>
-        <w:keepLines w:val="0"/>
-        <w:pageBreakBefore w:val="0"/>
-        <w:widowControl w:val="0"/>
-        <w:kinsoku/>
-        <w:wordWrap/>
-        <w:overflowPunct/>
-        <w:topLinePunct w:val="0"/>
-        <w:autoSpaceDE/>
-        <w:autoSpaceDN/>
-        <w:bidi w:val="0"/>
-        <w:adjustRightInd/>
-        <w:snapToGrid/>
-        <w:ind w:firstLine="480" w:firstLineChars="200"/>
-        <w:textAlignment w:val="auto"/>
-        <w:rPr>
-          <w:rFonts w:hint="eastAsia" w:ascii="宋体" w:hAnsi="宋体" w:eastAsia="宋体" w:cs="宋体"/>
-          <w:sz w:val="24"/>
-          <w:szCs w:val="24"/>
-          <w:lang w:val="en-US" w:eastAsia="zh-CN"/>
-        </w:rPr>
-      </w:pPr>
-      <w:r>
-        <w:rPr>
-          <w:rFonts w:hint="eastAsia" w:ascii="宋体" w:hAnsi="宋体" w:eastAsia="宋体" w:cs="宋体"/>
-          <w:sz w:val="24"/>
-          <w:szCs w:val="24"/>
-          <w:lang w:val="en-US" w:eastAsia="zh-CN"/>
-        </w:rPr>
-        <w:t>3、实现人员信息删除功能，删除前弹出二次确认框，确认后执行数据库删除操作并刷新界面数据。</w:t>
-      </w:r>
-    </w:p>
-    <w:p>
-      <w:pPr>
-        <w:keepNext w:val="0"/>
-        <w:keepLines w:val="0"/>
-        <w:pageBreakBefore w:val="0"/>
-        <w:widowControl w:val="0"/>
-        <w:kinsoku/>
-        <w:wordWrap/>
-        <w:overflowPunct/>
-        <w:topLinePunct w:val="0"/>
-        <w:autoSpaceDE/>
-        <w:autoSpaceDN/>
-        <w:bidi w:val="0"/>
-        <w:adjustRightInd/>
-        <w:snapToGrid/>
-        <w:ind w:firstLine="480" w:firstLineChars="200"/>
-        <w:textAlignment w:val="auto"/>
-        <w:rPr>
-          <w:rFonts w:hint="eastAsia" w:ascii="宋体" w:hAnsi="宋体" w:eastAsia="宋体" w:cs="宋体"/>
-          <w:sz w:val="24"/>
-          <w:szCs w:val="24"/>
-          <w:lang w:val="en-US" w:eastAsia="zh-CN"/>
-        </w:rPr>
-      </w:pPr>
-      <w:r>
-        <w:rPr>
-          <w:rFonts w:hint="eastAsia" w:ascii="宋体" w:hAnsi="宋体" w:eastAsia="宋体" w:cs="宋体"/>
-          <w:sz w:val="24"/>
-          <w:szCs w:val="24"/>
-          <w:lang w:val="en-US" w:eastAsia="zh-CN"/>
-        </w:rPr>
-        <w:t>4、统一管理 UI 控件状态，实现添加、修改、常规浏览三种模式的控件启用 / 禁用切换，搭配取消按钮重置界面。</w:t>
-      </w:r>
-    </w:p>
-    <w:p>
-      <w:pPr>
-        <w:bidi w:val="0"/>
-        <w:ind w:firstLine="420" w:firstLineChars="0"/>
-        <w:rPr>
-          <w:rFonts w:hint="eastAsia" w:ascii="宋体" w:hAnsi="宋体" w:eastAsia="宋体" w:cs="宋体"/>
+        <w:bidi w:val="0"/>
+        <w:rPr>
+          <w:rFonts w:hint="default" w:ascii="宋体" w:hAnsi="宋体" w:eastAsia="宋体" w:cs="宋体"/>
+          <w:sz w:val="24"/>
+          <w:szCs w:val="24"/>
+          <w:lang w:val="en-US" w:eastAsia="zh-CN"/>
+        </w:rPr>
+      </w:pPr>
+      <w:r>
+        <w:rPr>
+          <w:rFonts w:hint="eastAsia" w:ascii="宋体" w:hAnsi="宋体" w:eastAsia="宋体" w:cs="宋体"/>
+          <w:sz w:val="24"/>
+          <w:szCs w:val="24"/>
+          <w:lang w:val="en-US" w:eastAsia="zh-CN"/>
+        </w:rPr>
+        <w:t>1、与设备调试后使用通道0可以发送数据，但是通道0无法接收数据，通道1可以接收数据，代码逻辑性没有问题。</w:t>
+      </w:r>
+    </w:p>
+    <w:p>
+      <w:pPr>
+        <w:bidi w:val="0"/>
+        <w:rPr>
+          <w:rFonts w:hint="eastAsia" w:ascii="宋体" w:hAnsi="宋体" w:eastAsia="宋体" w:cs="宋体"/>
+          <w:sz w:val="24"/>
+          <w:szCs w:val="24"/>
+          <w:lang w:val="en-US" w:eastAsia="zh-CN"/>
+        </w:rPr>
+      </w:pPr>
+    </w:p>
+    <w:p>
+      <w:pPr>
+        <w:bidi w:val="0"/>
+        <w:rPr>
+          <w:rFonts w:hint="default" w:ascii="宋体" w:hAnsi="宋体" w:eastAsia="宋体" w:cs="宋体"/>
           <w:sz w:val="24"/>
           <w:szCs w:val="24"/>
           <w:lang w:val="en-US" w:eastAsia="zh-CN"/>
@@ -3125,6 +2907,842 @@
           <w:szCs w:val="24"/>
           <w:lang w:val="en-US" w:eastAsia="zh-CN"/>
         </w:rPr>
+        <w:t>2、修改部分UI的展示，修改表格显示构造</w:t>
+      </w:r>
+    </w:p>
+    <w:p>
+      <w:pPr>
+        <w:pStyle w:val="3"/>
+        <w:bidi w:val="0"/>
+        <w:jc w:val="center"/>
+        <w:rPr>
+          <w:rFonts w:hint="default"/>
+          <w:b/>
+          <w:lang w:val="en-US" w:eastAsia="zh-CN"/>
+        </w:rPr>
+      </w:pPr>
+      <w:r>
+        <w:rPr>
+          <w:rFonts w:hint="eastAsia"/>
+          <w:b/>
+        </w:rPr>
+        <w:t>2026.5.2</w:t>
+      </w:r>
+      <w:r>
+        <w:rPr>
+          <w:rFonts w:hint="eastAsia"/>
+          <w:b/>
+          <w:lang w:val="en-US" w:eastAsia="zh-CN"/>
+        </w:rPr>
+        <w:t>7</w:t>
+      </w:r>
+      <w:r>
+        <w:rPr>
+          <w:rFonts w:hint="eastAsia"/>
+          <w:b/>
+        </w:rPr>
+        <w:t>工作记录</w:t>
+      </w:r>
+      <w:r>
+        <w:rPr>
+          <w:rFonts w:hint="eastAsia"/>
+          <w:b/>
+          <w:lang w:eastAsia="zh-CN"/>
+        </w:rPr>
+        <w:t>（</w:t>
+      </w:r>
+      <w:r>
+        <w:rPr>
+          <w:rFonts w:hint="eastAsia"/>
+          <w:b/>
+          <w:lang w:val="en-US" w:eastAsia="zh-CN"/>
+        </w:rPr>
+        <w:t>周六</w:t>
+      </w:r>
+      <w:r>
+        <w:rPr>
+          <w:rFonts w:hint="eastAsia"/>
+          <w:b/>
+          <w:lang w:eastAsia="zh-CN"/>
+        </w:rPr>
+        <w:t>）</w:t>
+      </w:r>
+    </w:p>
+    <w:p>
+      <w:pPr>
+        <w:bidi w:val="0"/>
+        <w:rPr>
+          <w:rFonts w:hint="eastAsia" w:ascii="宋体" w:hAnsi="宋体" w:eastAsia="宋体" w:cs="宋体"/>
+          <w:sz w:val="24"/>
+          <w:szCs w:val="24"/>
+          <w:lang w:val="en-US" w:eastAsia="zh-CN"/>
+        </w:rPr>
+      </w:pPr>
+    </w:p>
+    <w:p>
+      <w:pPr>
+        <w:bidi w:val="0"/>
+        <w:rPr>
+          <w:rFonts w:hint="eastAsia" w:ascii="宋体" w:hAnsi="宋体" w:eastAsia="宋体" w:cs="宋体"/>
+          <w:sz w:val="24"/>
+          <w:szCs w:val="24"/>
+          <w:lang w:val="en-US" w:eastAsia="zh-CN"/>
+        </w:rPr>
+      </w:pPr>
+      <w:r>
+        <w:rPr>
+          <w:rFonts w:hint="eastAsia" w:ascii="宋体" w:hAnsi="宋体" w:eastAsia="宋体" w:cs="宋体"/>
+          <w:sz w:val="24"/>
+          <w:szCs w:val="24"/>
+          <w:lang w:val="en-US" w:eastAsia="zh-CN"/>
+        </w:rPr>
+        <w:t>1、C++ lambda 捕获 for 循环变量的经典问题。</w:t>
+      </w:r>
+    </w:p>
+    <w:p>
+      <w:pPr>
+        <w:bidi w:val="0"/>
+        <w:rPr>
+          <w:rFonts w:hint="eastAsia" w:ascii="宋体" w:hAnsi="宋体" w:eastAsia="宋体" w:cs="宋体"/>
+          <w:sz w:val="24"/>
+          <w:szCs w:val="24"/>
+          <w:lang w:val="en-US" w:eastAsia="zh-CN"/>
+        </w:rPr>
+      </w:pPr>
+    </w:p>
+    <w:p>
+      <w:pPr>
+        <w:bidi w:val="0"/>
+        <w:ind w:firstLine="420" w:firstLineChars="0"/>
+        <w:rPr>
+          <w:rFonts w:hint="default" w:ascii="宋体" w:hAnsi="宋体" w:eastAsia="宋体" w:cs="宋体"/>
+          <w:sz w:val="24"/>
+          <w:szCs w:val="24"/>
+          <w:lang w:val="en-US" w:eastAsia="zh-CN"/>
+        </w:rPr>
+      </w:pPr>
+      <w:r>
+        <w:rPr>
+          <w:rFonts w:hint="default" w:ascii="宋体" w:hAnsi="宋体" w:eastAsia="宋体" w:cs="宋体"/>
+          <w:sz w:val="24"/>
+          <w:szCs w:val="24"/>
+          <w:lang w:val="en-US" w:eastAsia="zh-CN"/>
+        </w:rPr>
+        <w:t>问题本质：</w:t>
+      </w:r>
+    </w:p>
+    <w:p>
+      <w:pPr>
+        <w:bidi w:val="0"/>
+        <w:ind w:firstLine="420" w:firstLineChars="0"/>
+        <w:rPr>
+          <w:rFonts w:hint="default" w:ascii="宋体" w:hAnsi="宋体" w:eastAsia="宋体" w:cs="宋体"/>
+          <w:sz w:val="24"/>
+          <w:szCs w:val="24"/>
+          <w:lang w:val="en-US" w:eastAsia="zh-CN"/>
+        </w:rPr>
+      </w:pPr>
+      <w:r>
+        <w:rPr>
+          <w:rFonts w:hint="default" w:ascii="宋体" w:hAnsi="宋体" w:eastAsia="宋体" w:cs="宋体"/>
+          <w:sz w:val="24"/>
+          <w:szCs w:val="24"/>
+          <w:lang w:val="en-US" w:eastAsia="zh-CN"/>
+        </w:rPr>
+        <w:t>在 C++11/14 标准中，for 循环的变量i作用域是整个循环，而非每次迭代。当 lambda 用[=]捕获时，实际捕获的是i的引用。当线程真正启动时，for 循环早已结束，i的值已经变成了2，导致两个线程都在访问channelKey[2]这个无效句柄。</w:t>
+      </w:r>
+    </w:p>
+    <w:p>
+      <w:pPr>
+        <w:bidi w:val="0"/>
+        <w:ind w:firstLine="420" w:firstLineChars="0"/>
+        <w:rPr>
+          <w:rFonts w:hint="default" w:ascii="宋体" w:hAnsi="宋体" w:eastAsia="宋体" w:cs="宋体"/>
+          <w:sz w:val="24"/>
+          <w:szCs w:val="24"/>
+          <w:lang w:val="en-US" w:eastAsia="zh-CN"/>
+        </w:rPr>
+      </w:pPr>
+    </w:p>
+    <w:p>
+      <w:pPr>
+        <w:bidi w:val="0"/>
+        <w:ind w:firstLine="420" w:firstLineChars="0"/>
+        <w:rPr>
+          <w:rFonts w:hint="default" w:ascii="宋体" w:hAnsi="宋体" w:eastAsia="宋体" w:cs="宋体"/>
+          <w:sz w:val="24"/>
+          <w:szCs w:val="24"/>
+          <w:lang w:val="en-US" w:eastAsia="zh-CN"/>
+        </w:rPr>
+      </w:pPr>
+      <w:r>
+        <w:rPr>
+          <w:rFonts w:hint="default" w:ascii="宋体" w:hAnsi="宋体" w:eastAsia="宋体" w:cs="宋体"/>
+          <w:sz w:val="24"/>
+          <w:szCs w:val="24"/>
+          <w:lang w:val="en-US" w:eastAsia="zh-CN"/>
+        </w:rPr>
+        <w:t>为什么 CAN1 有时能正常？：</w:t>
+      </w:r>
+    </w:p>
+    <w:p>
+      <w:pPr>
+        <w:bidi w:val="0"/>
+        <w:ind w:firstLine="420" w:firstLineChars="0"/>
+        <w:rPr>
+          <w:rFonts w:hint="default" w:ascii="宋体" w:hAnsi="宋体" w:eastAsia="宋体" w:cs="宋体"/>
+          <w:sz w:val="24"/>
+          <w:szCs w:val="24"/>
+          <w:lang w:val="en-US" w:eastAsia="zh-CN"/>
+        </w:rPr>
+      </w:pPr>
+      <w:r>
+        <w:rPr>
+          <w:rFonts w:hint="default" w:ascii="宋体" w:hAnsi="宋体" w:eastAsia="宋体" w:cs="宋体"/>
+          <w:sz w:val="24"/>
+          <w:szCs w:val="24"/>
+          <w:lang w:val="en-US" w:eastAsia="zh-CN"/>
+        </w:rPr>
+        <w:t>这是典型的竞态条件。如果第二个线程在i自增到2之前就启动了，它会幸运地拿到channelKey[1]；而第一个线程几乎总是在i变成1或2之后才启动，所以永远拿不到正确的channelKey[0]。</w:t>
+      </w:r>
+    </w:p>
+    <w:p>
+      <w:pPr>
+        <w:bidi w:val="0"/>
+        <w:ind w:firstLine="420" w:firstLineChars="0"/>
+        <w:jc w:val="center"/>
+        <w:rPr>
+          <w:rFonts w:hint="default" w:ascii="宋体" w:hAnsi="宋体" w:eastAsia="宋体" w:cs="宋体"/>
+          <w:sz w:val="24"/>
+          <w:szCs w:val="24"/>
+          <w:lang w:val="en-US" w:eastAsia="zh-CN"/>
+        </w:rPr>
+      </w:pPr>
+      <w:r>
+        <w:drawing>
+          <wp:inline distT="0" distB="0" distL="114300" distR="114300">
+            <wp:extent cx="5039995" cy="875665"/>
+            <wp:effectExtent l="0" t="0" r="0" b="0"/>
+            <wp:docPr id="2" name="图片 1"/>
+            <wp:cNvGraphicFramePr>
+              <a:graphicFrameLocks xmlns:a="http://schemas.openxmlformats.org/drawingml/2006/main" noChangeAspect="1"/>
+            </wp:cNvGraphicFramePr>
+            <a:graphic xmlns:a="http://schemas.openxmlformats.org/drawingml/2006/main">
+              <a:graphicData uri="http://schemas.openxmlformats.org/drawingml/2006/picture">
+                <pic:pic xmlns:pic="http://schemas.openxmlformats.org/drawingml/2006/picture">
+                  <pic:nvPicPr>
+                    <pic:cNvPr id="2" name="图片 1"/>
+                    <pic:cNvPicPr>
+                      <a:picLocks noChangeAspect="1"/>
+                    </pic:cNvPicPr>
+                  </pic:nvPicPr>
+                  <pic:blipFill>
+                    <a:blip r:embed="rId5"/>
+                    <a:srcRect l="4362" t="12389"/>
+                    <a:stretch>
+                      <a:fillRect/>
+                    </a:stretch>
+                  </pic:blipFill>
+                  <pic:spPr>
+                    <a:xfrm>
+                      <a:off x="0" y="0"/>
+                      <a:ext cx="5039995" cy="875665"/>
+                    </a:xfrm>
+                    <a:prstGeom prst="rect">
+                      <a:avLst/>
+                    </a:prstGeom>
+                    <a:noFill/>
+                    <a:ln>
+                      <a:noFill/>
+                    </a:ln>
+                  </pic:spPr>
+                </pic:pic>
+              </a:graphicData>
+            </a:graphic>
+          </wp:inline>
+        </w:drawing>
+      </w:r>
+    </w:p>
+    <w:p>
+      <w:pPr>
+        <w:bidi w:val="0"/>
+        <w:ind w:firstLine="420" w:firstLineChars="0"/>
+        <w:rPr>
+          <w:rFonts w:hint="default" w:ascii="宋体" w:hAnsi="宋体" w:eastAsia="宋体" w:cs="宋体"/>
+          <w:sz w:val="24"/>
+          <w:szCs w:val="24"/>
+          <w:lang w:val="en-US" w:eastAsia="zh-CN"/>
+        </w:rPr>
+      </w:pPr>
+    </w:p>
+    <w:p>
+      <w:pPr>
+        <w:bidi w:val="0"/>
+        <w:rPr>
+          <w:rFonts w:hint="default" w:ascii="宋体" w:hAnsi="宋体" w:eastAsia="宋体" w:cs="宋体"/>
+          <w:sz w:val="24"/>
+          <w:szCs w:val="24"/>
+          <w:lang w:val="en-US" w:eastAsia="zh-CN"/>
+        </w:rPr>
+      </w:pPr>
+      <w:r>
+        <w:rPr>
+          <w:rFonts w:hint="eastAsia" w:ascii="宋体" w:hAnsi="宋体" w:eastAsia="宋体" w:cs="宋体"/>
+          <w:sz w:val="24"/>
+          <w:szCs w:val="24"/>
+          <w:lang w:val="en-US" w:eastAsia="zh-CN"/>
+        </w:rPr>
+        <w:t>2、与功率表设备成功通讯，且显示正常数值。但设置转数为100，电机无反应。</w:t>
+      </w:r>
+    </w:p>
+    <w:p>
+      <w:pPr>
+        <w:bidi w:val="0"/>
+        <w:rPr>
+          <w:rFonts w:hint="eastAsia" w:ascii="宋体" w:hAnsi="宋体" w:eastAsia="宋体" w:cs="宋体"/>
+          <w:sz w:val="24"/>
+          <w:szCs w:val="24"/>
+          <w:lang w:val="en-US" w:eastAsia="zh-CN"/>
+        </w:rPr>
+      </w:pPr>
+    </w:p>
+    <w:p>
+      <w:pPr>
+        <w:bidi w:val="0"/>
+        <w:rPr>
+          <w:rFonts w:hint="eastAsia" w:ascii="宋体" w:hAnsi="宋体" w:eastAsia="宋体" w:cs="宋体"/>
+          <w:sz w:val="24"/>
+          <w:szCs w:val="24"/>
+          <w:lang w:val="en-US" w:eastAsia="zh-CN"/>
+        </w:rPr>
+      </w:pPr>
+    </w:p>
+    <w:p>
+      <w:pPr>
+        <w:bidi w:val="0"/>
+        <w:rPr>
+          <w:rFonts w:hint="default" w:ascii="宋体" w:hAnsi="宋体" w:eastAsia="宋体" w:cs="宋体"/>
+          <w:sz w:val="24"/>
+          <w:szCs w:val="24"/>
+          <w:lang w:val="en-US" w:eastAsia="zh-CN"/>
+        </w:rPr>
+        <w:sectPr>
+          <w:pgSz w:w="11906" w:h="16838"/>
+          <w:pgMar w:top="1440" w:right="1800" w:bottom="1440" w:left="1800" w:header="851" w:footer="992" w:gutter="0"/>
+          <w:cols w:space="425" w:num="1"/>
+          <w:docGrid w:type="lines" w:linePitch="312" w:charSpace="0"/>
+        </w:sectPr>
+      </w:pPr>
+    </w:p>
+    <w:p>
+      <w:pPr>
+        <w:pStyle w:val="3"/>
+        <w:bidi w:val="0"/>
+        <w:jc w:val="center"/>
+        <w:rPr>
+          <w:rFonts w:hint="eastAsia"/>
+          <w:b/>
+        </w:rPr>
+      </w:pPr>
+      <w:r>
+        <w:rPr>
+          <w:rFonts w:hint="eastAsia"/>
+          <w:b/>
+        </w:rPr>
+        <w:t>2026.</w:t>
+      </w:r>
+      <w:r>
+        <w:rPr>
+          <w:rFonts w:hint="eastAsia"/>
+          <w:b/>
+          <w:lang w:val="en-US" w:eastAsia="zh-CN"/>
+        </w:rPr>
+        <w:t>6</w:t>
+      </w:r>
+      <w:r>
+        <w:rPr>
+          <w:rFonts w:hint="eastAsia"/>
+          <w:b/>
+        </w:rPr>
+        <w:t>.</w:t>
+      </w:r>
+      <w:r>
+        <w:rPr>
+          <w:rFonts w:hint="eastAsia"/>
+          <w:b/>
+          <w:lang w:val="en-US" w:eastAsia="zh-CN"/>
+        </w:rPr>
+        <w:t>1</w:t>
+      </w:r>
+      <w:r>
+        <w:rPr>
+          <w:rFonts w:hint="eastAsia"/>
+          <w:b/>
+        </w:rPr>
+        <w:t>工作记录</w:t>
+      </w:r>
+      <w:r>
+        <w:rPr>
+          <w:rFonts w:hint="eastAsia"/>
+          <w:b/>
+          <w:lang w:eastAsia="zh-CN"/>
+        </w:rPr>
+        <w:t>（</w:t>
+      </w:r>
+      <w:r>
+        <w:rPr>
+          <w:rFonts w:hint="eastAsia"/>
+          <w:b/>
+          <w:lang w:val="en-US" w:eastAsia="zh-CN"/>
+        </w:rPr>
+        <w:t>周一</w:t>
+      </w:r>
+      <w:r>
+        <w:rPr>
+          <w:rFonts w:hint="eastAsia"/>
+          <w:b/>
+          <w:lang w:eastAsia="zh-CN"/>
+        </w:rPr>
+        <w:t>）</w:t>
+      </w:r>
+    </w:p>
+    <w:p>
+      <w:pPr>
+        <w:bidi w:val="0"/>
+        <w:rPr>
+          <w:rFonts w:hint="eastAsia" w:ascii="宋体" w:hAnsi="宋体" w:eastAsia="宋体" w:cs="宋体"/>
+          <w:sz w:val="24"/>
+          <w:szCs w:val="24"/>
+          <w:lang w:val="en-US" w:eastAsia="zh-CN"/>
+        </w:rPr>
+      </w:pPr>
+    </w:p>
+    <w:p>
+      <w:pPr>
+        <w:keepNext w:val="0"/>
+        <w:keepLines w:val="0"/>
+        <w:pageBreakBefore w:val="0"/>
+        <w:widowControl w:val="0"/>
+        <w:kinsoku/>
+        <w:wordWrap/>
+        <w:overflowPunct/>
+        <w:topLinePunct w:val="0"/>
+        <w:autoSpaceDE/>
+        <w:autoSpaceDN/>
+        <w:bidi w:val="0"/>
+        <w:adjustRightInd/>
+        <w:snapToGrid/>
+        <w:ind w:firstLine="480" w:firstLineChars="200"/>
+        <w:textAlignment w:val="auto"/>
+        <w:rPr>
+          <w:rFonts w:hint="eastAsia" w:ascii="宋体" w:hAnsi="宋体" w:eastAsia="宋体" w:cs="宋体"/>
+          <w:sz w:val="24"/>
+          <w:szCs w:val="24"/>
+          <w:lang w:val="en-US" w:eastAsia="zh-CN"/>
+        </w:rPr>
+      </w:pPr>
+      <w:r>
+        <w:rPr>
+          <w:rFonts w:hint="eastAsia" w:ascii="宋体" w:hAnsi="宋体" w:eastAsia="宋体" w:cs="宋体"/>
+          <w:sz w:val="24"/>
+          <w:szCs w:val="24"/>
+          <w:lang w:val="en-US" w:eastAsia="zh-CN"/>
+        </w:rPr>
+        <w:t>1、完善查询异常处理，数据库连接失败、SQL 执行出错、无匹配数据时均弹出对应提示弹窗。</w:t>
+      </w:r>
+    </w:p>
+    <w:p>
+      <w:pPr>
+        <w:keepNext w:val="0"/>
+        <w:keepLines w:val="0"/>
+        <w:pageBreakBefore w:val="0"/>
+        <w:widowControl w:val="0"/>
+        <w:kinsoku/>
+        <w:wordWrap/>
+        <w:overflowPunct/>
+        <w:topLinePunct w:val="0"/>
+        <w:autoSpaceDE/>
+        <w:autoSpaceDN/>
+        <w:bidi w:val="0"/>
+        <w:adjustRightInd/>
+        <w:snapToGrid/>
+        <w:ind w:firstLine="480" w:firstLineChars="200"/>
+        <w:textAlignment w:val="auto"/>
+        <w:rPr>
+          <w:rFonts w:hint="eastAsia" w:ascii="宋体" w:hAnsi="宋体" w:eastAsia="宋体" w:cs="宋体"/>
+          <w:sz w:val="24"/>
+          <w:szCs w:val="24"/>
+          <w:lang w:val="en-US" w:eastAsia="zh-CN"/>
+        </w:rPr>
+      </w:pPr>
+      <w:r>
+        <w:rPr>
+          <w:rFonts w:hint="eastAsia" w:ascii="宋体" w:hAnsi="宋体" w:eastAsia="宋体" w:cs="宋体"/>
+          <w:sz w:val="24"/>
+          <w:szCs w:val="24"/>
+          <w:lang w:val="en-US" w:eastAsia="zh-CN"/>
+        </w:rPr>
+        <w:t>2、优化密码展示逻辑，表格密码列统一显示星号，真实密码通过自定义数据角色隐藏存储，保障信息安全。</w:t>
+      </w:r>
+    </w:p>
+    <w:p>
+      <w:pPr>
+        <w:keepNext w:val="0"/>
+        <w:keepLines w:val="0"/>
+        <w:pageBreakBefore w:val="0"/>
+        <w:widowControl w:val="0"/>
+        <w:kinsoku/>
+        <w:wordWrap/>
+        <w:overflowPunct/>
+        <w:topLinePunct w:val="0"/>
+        <w:autoSpaceDE/>
+        <w:autoSpaceDN/>
+        <w:bidi w:val="0"/>
+        <w:adjustRightInd/>
+        <w:snapToGrid/>
+        <w:ind w:firstLine="480" w:firstLineChars="200"/>
+        <w:textAlignment w:val="auto"/>
+        <w:rPr>
+          <w:rFonts w:hint="eastAsia" w:ascii="宋体" w:hAnsi="宋体" w:eastAsia="宋体" w:cs="宋体"/>
+          <w:sz w:val="24"/>
+          <w:szCs w:val="24"/>
+          <w:lang w:val="en-US" w:eastAsia="zh-CN"/>
+        </w:rPr>
+      </w:pPr>
+      <w:r>
+        <w:rPr>
+          <w:rFonts w:hint="eastAsia" w:ascii="宋体" w:hAnsi="宋体" w:eastAsia="宋体" w:cs="宋体"/>
+          <w:sz w:val="24"/>
+          <w:szCs w:val="24"/>
+          <w:lang w:val="en-US" w:eastAsia="zh-CN"/>
+        </w:rPr>
+        <w:t>3、实现人员新增功能，切换添加状态后可录入人员信息，完成数据非空、用户名及密码长度合法性校验。</w:t>
+      </w:r>
+    </w:p>
+    <w:p>
+      <w:pPr>
+        <w:keepNext w:val="0"/>
+        <w:keepLines w:val="0"/>
+        <w:pageBreakBefore w:val="0"/>
+        <w:widowControl w:val="0"/>
+        <w:kinsoku/>
+        <w:wordWrap/>
+        <w:overflowPunct/>
+        <w:topLinePunct w:val="0"/>
+        <w:autoSpaceDE/>
+        <w:autoSpaceDN/>
+        <w:bidi w:val="0"/>
+        <w:adjustRightInd/>
+        <w:snapToGrid/>
+        <w:ind w:firstLine="480" w:firstLineChars="200"/>
+        <w:textAlignment w:val="auto"/>
+        <w:rPr>
+          <w:rFonts w:hint="eastAsia" w:ascii="宋体" w:hAnsi="宋体" w:eastAsia="宋体" w:cs="宋体"/>
+          <w:sz w:val="24"/>
+          <w:szCs w:val="24"/>
+          <w:lang w:val="en-US" w:eastAsia="zh-CN"/>
+        </w:rPr>
+      </w:pPr>
+      <w:r>
+        <w:rPr>
+          <w:rFonts w:hint="eastAsia" w:ascii="宋体" w:hAnsi="宋体" w:eastAsia="宋体" w:cs="宋体"/>
+          <w:sz w:val="24"/>
+          <w:szCs w:val="24"/>
+          <w:lang w:val="en-US" w:eastAsia="zh-CN"/>
+        </w:rPr>
+        <w:t>4、新增数据重复校验逻辑，添加人员时检测数据库中用户名、人员编号是否已存在，避免数据重复。</w:t>
+      </w:r>
+    </w:p>
+    <w:p>
+      <w:pPr>
+        <w:bidi w:val="0"/>
+        <w:ind w:firstLine="420" w:firstLineChars="0"/>
+        <w:rPr>
+          <w:rFonts w:hint="eastAsia" w:ascii="宋体" w:hAnsi="宋体" w:eastAsia="宋体" w:cs="宋体"/>
+          <w:sz w:val="24"/>
+          <w:szCs w:val="24"/>
+          <w:lang w:val="en-US" w:eastAsia="zh-CN"/>
+        </w:rPr>
+        <w:sectPr>
+          <w:pgSz w:w="11906" w:h="16838"/>
+          <w:pgMar w:top="1440" w:right="1800" w:bottom="1440" w:left="1800" w:header="851" w:footer="992" w:gutter="0"/>
+          <w:cols w:space="425" w:num="1"/>
+          <w:docGrid w:type="lines" w:linePitch="312" w:charSpace="0"/>
+        </w:sectPr>
+      </w:pPr>
+      <w:r>
+        <w:rPr>
+          <w:rFonts w:hint="eastAsia" w:ascii="宋体" w:hAnsi="宋体" w:eastAsia="宋体" w:cs="宋体"/>
+          <w:sz w:val="24"/>
+          <w:szCs w:val="24"/>
+          <w:lang w:val="en-US" w:eastAsia="zh-CN"/>
+        </w:rPr>
+        <w:t>5、实现人员数据插入数据库功能，自动录入人员状态、权限、创建及更新时间等字段，添加完成后刷新界面。</w:t>
+      </w:r>
+    </w:p>
+    <w:p>
+      <w:pPr>
+        <w:pStyle w:val="3"/>
+        <w:bidi w:val="0"/>
+        <w:jc w:val="center"/>
+        <w:rPr>
+          <w:rFonts w:hint="eastAsia"/>
+          <w:b/>
+        </w:rPr>
+      </w:pPr>
+      <w:r>
+        <w:rPr>
+          <w:rFonts w:hint="eastAsia"/>
+          <w:b/>
+        </w:rPr>
+        <w:t>2026.</w:t>
+      </w:r>
+      <w:r>
+        <w:rPr>
+          <w:rFonts w:hint="eastAsia"/>
+          <w:b/>
+          <w:lang w:val="en-US" w:eastAsia="zh-CN"/>
+        </w:rPr>
+        <w:t>6</w:t>
+      </w:r>
+      <w:r>
+        <w:rPr>
+          <w:rFonts w:hint="eastAsia"/>
+          <w:b/>
+        </w:rPr>
+        <w:t>.</w:t>
+      </w:r>
+      <w:r>
+        <w:rPr>
+          <w:rFonts w:hint="eastAsia"/>
+          <w:b/>
+          <w:lang w:val="en-US" w:eastAsia="zh-CN"/>
+        </w:rPr>
+        <w:t>2</w:t>
+      </w:r>
+      <w:r>
+        <w:rPr>
+          <w:rFonts w:hint="eastAsia"/>
+          <w:b/>
+        </w:rPr>
+        <w:t>工作记录</w:t>
+      </w:r>
+      <w:r>
+        <w:rPr>
+          <w:rFonts w:hint="eastAsia"/>
+          <w:b/>
+          <w:lang w:eastAsia="zh-CN"/>
+        </w:rPr>
+        <w:t>（</w:t>
+      </w:r>
+      <w:r>
+        <w:rPr>
+          <w:rFonts w:hint="eastAsia"/>
+          <w:b/>
+          <w:lang w:val="en-US" w:eastAsia="zh-CN"/>
+        </w:rPr>
+        <w:t>周二</w:t>
+      </w:r>
+      <w:r>
+        <w:rPr>
+          <w:rFonts w:hint="eastAsia"/>
+          <w:b/>
+          <w:lang w:eastAsia="zh-CN"/>
+        </w:rPr>
+        <w:t>）</w:t>
+      </w:r>
+    </w:p>
+    <w:p>
+      <w:pPr>
+        <w:bidi w:val="0"/>
+        <w:rPr>
+          <w:rFonts w:hint="eastAsia" w:ascii="宋体" w:hAnsi="宋体" w:eastAsia="宋体" w:cs="宋体"/>
+          <w:sz w:val="24"/>
+          <w:szCs w:val="24"/>
+          <w:lang w:val="en-US" w:eastAsia="zh-CN"/>
+        </w:rPr>
+      </w:pPr>
+    </w:p>
+    <w:p>
+      <w:pPr>
+        <w:keepNext w:val="0"/>
+        <w:keepLines w:val="0"/>
+        <w:pageBreakBefore w:val="0"/>
+        <w:widowControl w:val="0"/>
+        <w:kinsoku/>
+        <w:wordWrap/>
+        <w:overflowPunct/>
+        <w:topLinePunct w:val="0"/>
+        <w:autoSpaceDE/>
+        <w:autoSpaceDN/>
+        <w:bidi w:val="0"/>
+        <w:adjustRightInd/>
+        <w:snapToGrid/>
+        <w:ind w:firstLine="480" w:firstLineChars="200"/>
+        <w:textAlignment w:val="auto"/>
+        <w:rPr>
+          <w:rFonts w:hint="eastAsia" w:ascii="宋体" w:hAnsi="宋体" w:eastAsia="宋体" w:cs="宋体"/>
+          <w:sz w:val="24"/>
+          <w:szCs w:val="24"/>
+          <w:lang w:val="en-US" w:eastAsia="zh-CN"/>
+        </w:rPr>
+      </w:pPr>
+      <w:r>
+        <w:rPr>
+          <w:rFonts w:hint="eastAsia" w:ascii="宋体" w:hAnsi="宋体" w:eastAsia="宋体" w:cs="宋体"/>
+          <w:sz w:val="24"/>
+          <w:szCs w:val="24"/>
+          <w:lang w:val="en-US" w:eastAsia="zh-CN"/>
+        </w:rPr>
+        <w:t>1、实现表格</w:t>
+      </w:r>
+      <w:bookmarkStart w:id="0" w:name="_GoBack"/>
+      <w:r>
+        <w:rPr>
+          <w:rFonts w:hint="eastAsia" w:ascii="宋体" w:hAnsi="宋体" w:eastAsia="宋体" w:cs="宋体"/>
+          <w:sz w:val="24"/>
+          <w:szCs w:val="24"/>
+          <w:lang w:val="en-US" w:eastAsia="zh-CN"/>
+        </w:rPr>
+        <w:t>双</w:t>
+      </w:r>
+      <w:bookmarkEnd w:id="0"/>
+      <w:r>
+        <w:rPr>
+          <w:rFonts w:hint="eastAsia" w:ascii="宋体" w:hAnsi="宋体" w:eastAsia="宋体" w:cs="宋体"/>
+          <w:sz w:val="24"/>
+          <w:szCs w:val="24"/>
+          <w:lang w:val="en-US" w:eastAsia="zh-CN"/>
+        </w:rPr>
+        <w:t>击选中功能，双击表格行自动将人员信息回显至编辑输入框，启用修改、删除操作按钮。</w:t>
+      </w:r>
+    </w:p>
+    <w:p>
+      <w:pPr>
+        <w:keepNext w:val="0"/>
+        <w:keepLines w:val="0"/>
+        <w:pageBreakBefore w:val="0"/>
+        <w:widowControl w:val="0"/>
+        <w:kinsoku/>
+        <w:wordWrap/>
+        <w:overflowPunct/>
+        <w:topLinePunct w:val="0"/>
+        <w:autoSpaceDE/>
+        <w:autoSpaceDN/>
+        <w:bidi w:val="0"/>
+        <w:adjustRightInd/>
+        <w:snapToGrid/>
+        <w:ind w:firstLine="480" w:firstLineChars="200"/>
+        <w:textAlignment w:val="auto"/>
+        <w:rPr>
+          <w:rFonts w:hint="eastAsia" w:ascii="宋体" w:hAnsi="宋体" w:eastAsia="宋体" w:cs="宋体"/>
+          <w:sz w:val="24"/>
+          <w:szCs w:val="24"/>
+          <w:lang w:val="en-US" w:eastAsia="zh-CN"/>
+        </w:rPr>
+      </w:pPr>
+      <w:r>
+        <w:rPr>
+          <w:rFonts w:hint="eastAsia" w:ascii="宋体" w:hAnsi="宋体" w:eastAsia="宋体" w:cs="宋体"/>
+          <w:sz w:val="24"/>
+          <w:szCs w:val="24"/>
+          <w:lang w:val="en-US" w:eastAsia="zh-CN"/>
+        </w:rPr>
+        <w:t>2、完成人员信息修改功能，修改状态下锁定用户名与人员编号不可编辑，校验数据合法性后更新数据库对应字段。</w:t>
+      </w:r>
+    </w:p>
+    <w:p>
+      <w:pPr>
+        <w:keepNext w:val="0"/>
+        <w:keepLines w:val="0"/>
+        <w:pageBreakBefore w:val="0"/>
+        <w:widowControl w:val="0"/>
+        <w:kinsoku/>
+        <w:wordWrap/>
+        <w:overflowPunct/>
+        <w:topLinePunct w:val="0"/>
+        <w:autoSpaceDE/>
+        <w:autoSpaceDN/>
+        <w:bidi w:val="0"/>
+        <w:adjustRightInd/>
+        <w:snapToGrid/>
+        <w:ind w:firstLine="480" w:firstLineChars="200"/>
+        <w:textAlignment w:val="auto"/>
+        <w:rPr>
+          <w:rFonts w:hint="eastAsia" w:ascii="宋体" w:hAnsi="宋体" w:eastAsia="宋体" w:cs="宋体"/>
+          <w:sz w:val="24"/>
+          <w:szCs w:val="24"/>
+          <w:lang w:val="en-US" w:eastAsia="zh-CN"/>
+        </w:rPr>
+      </w:pPr>
+      <w:r>
+        <w:rPr>
+          <w:rFonts w:hint="eastAsia" w:ascii="宋体" w:hAnsi="宋体" w:eastAsia="宋体" w:cs="宋体"/>
+          <w:sz w:val="24"/>
+          <w:szCs w:val="24"/>
+          <w:lang w:val="en-US" w:eastAsia="zh-CN"/>
+        </w:rPr>
+        <w:t>3、实现人员信息删除功能，删除前弹出二次确认框，确认后执行数据库删除操作并刷新界面数据。</w:t>
+      </w:r>
+    </w:p>
+    <w:p>
+      <w:pPr>
+        <w:keepNext w:val="0"/>
+        <w:keepLines w:val="0"/>
+        <w:pageBreakBefore w:val="0"/>
+        <w:widowControl w:val="0"/>
+        <w:kinsoku/>
+        <w:wordWrap/>
+        <w:overflowPunct/>
+        <w:topLinePunct w:val="0"/>
+        <w:autoSpaceDE/>
+        <w:autoSpaceDN/>
+        <w:bidi w:val="0"/>
+        <w:adjustRightInd/>
+        <w:snapToGrid/>
+        <w:ind w:firstLine="480" w:firstLineChars="200"/>
+        <w:textAlignment w:val="auto"/>
+        <w:rPr>
+          <w:rFonts w:hint="eastAsia" w:ascii="宋体" w:hAnsi="宋体" w:eastAsia="宋体" w:cs="宋体"/>
+          <w:sz w:val="24"/>
+          <w:szCs w:val="24"/>
+          <w:lang w:val="en-US" w:eastAsia="zh-CN"/>
+        </w:rPr>
+      </w:pPr>
+      <w:r>
+        <w:rPr>
+          <w:rFonts w:hint="eastAsia" w:ascii="宋体" w:hAnsi="宋体" w:eastAsia="宋体" w:cs="宋体"/>
+          <w:sz w:val="24"/>
+          <w:szCs w:val="24"/>
+          <w:lang w:val="en-US" w:eastAsia="zh-CN"/>
+        </w:rPr>
+        <w:t>4、统一管理 UI 控件状态，实现添加、修改、常规浏览三种模式的控件启用 / 禁用切换，搭配取消按钮重置界面。</w:t>
+      </w:r>
+    </w:p>
+    <w:p>
+      <w:pPr>
+        <w:bidi w:val="0"/>
+        <w:ind w:firstLine="420" w:firstLineChars="0"/>
+        <w:rPr>
+          <w:rFonts w:hint="eastAsia" w:ascii="宋体" w:hAnsi="宋体" w:eastAsia="宋体" w:cs="宋体"/>
+          <w:sz w:val="24"/>
+          <w:szCs w:val="24"/>
+          <w:lang w:val="en-US" w:eastAsia="zh-CN"/>
+        </w:rPr>
+        <w:sectPr>
+          <w:pgSz w:w="11906" w:h="16838"/>
+          <w:pgMar w:top="1440" w:right="1800" w:bottom="1440" w:left="1800" w:header="851" w:footer="992" w:gutter="0"/>
+          <w:cols w:space="425" w:num="1"/>
+          <w:docGrid w:type="lines" w:linePitch="312" w:charSpace="0"/>
+        </w:sectPr>
+      </w:pPr>
+      <w:r>
+        <w:rPr>
+          <w:rFonts w:hint="eastAsia" w:ascii="宋体" w:hAnsi="宋体" w:eastAsia="宋体" w:cs="宋体"/>
+          <w:sz w:val="24"/>
+          <w:szCs w:val="24"/>
+          <w:lang w:val="en-US" w:eastAsia="zh-CN"/>
+        </w:rPr>
         <w:t>5、编写界面重置与清空方法，支持一键清空输入框、恢复按钮默认状态、重置筛选条件并重新加载全部数据。</w:t>
       </w:r>
     </w:p>
@@ -3138,21 +3756,35 @@
           <w:b/>
         </w:rPr>
       </w:pPr>
-      <w:bookmarkStart w:id="0" w:name="_GoBack"/>
-      <w:r>
-        <w:rPr>
-          <w:rFonts w:hint="eastAsia"/>
-          <w:b/>
-        </w:rPr>
-        <w:t>2026.5.</w:t>
-      </w:r>
-      <w:r>
-        <w:rPr>
-          <w:rFonts w:hint="eastAsia"/>
-          <w:b/>
-          <w:lang w:val="en-US" w:eastAsia="zh-CN"/>
-        </w:rPr>
-        <w:t>30</w:t>
+      <w:r>
+        <w:rPr>
+          <w:rFonts w:hint="eastAsia"/>
+          <w:b/>
+        </w:rPr>
+        <w:t>2026.</w:t>
+      </w:r>
+      <w:r>
+        <w:rPr>
+          <w:rFonts w:hint="eastAsia"/>
+          <w:b/>
+          <w:lang w:val="en-US" w:eastAsia="zh-CN"/>
+        </w:rPr>
+        <w:t>6</w:t>
+      </w:r>
+      <w:r>
+        <w:rPr>
+          <w:rFonts w:hint="eastAsia"/>
+          <w:b/>
+        </w:rPr>
+        <w:t>.</w:t>
+      </w:r>
+      <w:r>
+        <w:rPr>
+          <w:rFonts w:hint="eastAsia"/>
+          <w:b/>
+          <w:lang w:val="en-US" w:eastAsia="zh-CN"/>
+        </w:rPr>
+        <w:t>3</w:t>
       </w:r>
       <w:r>
         <w:rPr>
@@ -3175,7 +3807,7 @@
           <w:b/>
           <w:lang w:val="en-US" w:eastAsia="zh-CN"/>
         </w:rPr>
-        <w:t>周六</w:t>
+        <w:t>周三</w:t>
       </w:r>
       <w:r>
         <w:rPr>
@@ -3186,7 +3818,6 @@
         <w:t>）</w:t>
       </w:r>
     </w:p>
-    <w:bookmarkEnd w:id="0"/>
     <w:p>
       <w:pPr>
         <w:bidi w:val="0"/>
@@ -3293,7 +3924,7 @@
     <w:lsdException w:qFormat="1" w:unhideWhenUsed="0" w:uiPriority="0" w:semiHidden="0" w:name="Title"/>
     <w:lsdException w:unhideWhenUsed="0" w:uiPriority="0" w:semiHidden="0" w:name="Closing"/>
     <w:lsdException w:unhideWhenUsed="0" w:uiPriority="0" w:semiHidden="0" w:name="Signature"/>
-    <w:lsdException w:uiPriority="1" w:name="Default Paragraph Font"/>
+    <w:lsdException w:qFormat="1" w:uiPriority="1" w:name="Default Paragraph Font"/>
     <w:lsdException w:unhideWhenUsed="0" w:uiPriority="0" w:semiHidden="0" w:name="Body Text"/>
     <w:lsdException w:unhideWhenUsed="0" w:uiPriority="0" w:semiHidden="0" w:name="Body Text Indent"/>
     <w:lsdException w:unhideWhenUsed="0" w:uiPriority="0" w:semiHidden="0" w:name="List Continue"/>
@@ -3599,6 +4230,7 @@
     <w:name w:val="Default Paragraph Font"/>
     <w:semiHidden/>
     <w:unhideWhenUsed/>
+    <w:qFormat/>
     <w:uiPriority w:val="1"/>
   </w:style>
   <w:style w:type="table" w:default="1" w:styleId="7">
@@ -3615,6 +4247,24 @@
         <w:right w:w="108" w:type="dxa"/>
       </w:tblCellMar>
     </w:tblPr>
+  </w:style>
+  <w:style w:type="character" w:styleId="9">
+    <w:name w:val="Strong"/>
+    <w:basedOn w:val="8"/>
+    <w:qFormat/>
+    <w:uiPriority w:val="0"/>
+    <w:rPr>
+      <w:b/>
+    </w:rPr>
+  </w:style>
+  <w:style w:type="character" w:styleId="10">
+    <w:name w:val="HTML Code"/>
+    <w:basedOn w:val="8"/>
+    <w:uiPriority w:val="0"/>
+    <w:rPr>
+      <w:rFonts w:ascii="Courier New" w:hAnsi="Courier New"/>
+      <w:sz w:val="20"/>
+    </w:rPr>
   </w:style>
 </w:styles>
 </file>
